--- a/src/pymovie/PyMovie-info.docx
+++ b/src/pymovie/PyMovie-info.docx
@@ -167,6 +167,72 @@
           <w:sz w:val="24"/>
           <w:szCs w:val="24"/>
         </w:rPr>
+        <w:t>Version 4.1.5       4 January 2025</w:t>
+      </w:r>
+    </w:p>
+    <w:p>
+      <w:pPr>
+        <w:pStyle w:val="PreformattedText"/>
+        <w:numPr>
+          <w:ilvl w:val="0"/>
+          <w:numId w:val="314"/>
+        </w:numPr>
+        <w:rPr>
+          <w:rFonts w:ascii="Arial" w:hAnsi="Arial"/>
+          <w:sz w:val="24"/>
+          <w:szCs w:val="24"/>
+        </w:rPr>
+      </w:pPr>
+      <w:r>
+        <w:rPr>
+          <w:rFonts w:ascii="Arial" w:hAnsi="Arial"/>
+          <w:sz w:val="24"/>
+          <w:szCs w:val="24"/>
+        </w:rPr>
+        <w:t xml:space="preserve">When an analysis was started from a finder frame, the file type in use was erroneously recorded as .fit  This was not a problem in the past, but now defeats the automatic filling of the </w:t>
+      </w:r>
+      <w:proofErr w:type="spellStart"/>
+      <w:r>
+        <w:rPr>
+          <w:rFonts w:ascii="Arial" w:hAnsi="Arial"/>
+          <w:sz w:val="24"/>
+          <w:szCs w:val="24"/>
+        </w:rPr>
+        <w:t>VizieR</w:t>
+      </w:r>
+      <w:proofErr w:type="spellEnd"/>
+      <w:r>
+        <w:rPr>
+          <w:rFonts w:ascii="Arial" w:hAnsi="Arial"/>
+          <w:sz w:val="24"/>
+          <w:szCs w:val="24"/>
+        </w:rPr>
+        <w:t xml:space="preserve"> tab introduced in PyOTE 5.7.2 for users of the ADV or RAVF file types.</w:t>
+      </w:r>
+      <w:r>
+        <w:rPr>
+          <w:rFonts w:ascii="Arial" w:hAnsi="Arial"/>
+          <w:sz w:val="24"/>
+          <w:szCs w:val="24"/>
+        </w:rPr>
+        <w:br/>
+      </w:r>
+    </w:p>
+    <w:p>
+      <w:pPr>
+        <w:pStyle w:val="PreformattedText"/>
+        <w:rPr>
+          <w:rFonts w:ascii="Arial" w:hAnsi="Arial"/>
+          <w:sz w:val="24"/>
+          <w:szCs w:val="24"/>
+        </w:rPr>
+      </w:pPr>
+      <w:r>
+        <w:rPr>
+          <w:rFonts w:ascii="Arial" w:hAnsi="Arial"/>
+          <w:sz w:val="24"/>
+          <w:szCs w:val="24"/>
+        </w:rPr>
         <w:t>Version 4.1.4       2 January 2025</w:t>
       </w:r>
     </w:p>
@@ -529,6 +595,7 @@
           <w:sz w:val="24"/>
           <w:szCs w:val="24"/>
         </w:rPr>
+        <w:lastRenderedPageBreak/>
         <w:t>Version 4.0.7       25 September 2024</w:t>
       </w:r>
     </w:p>
@@ -609,70 +676,7 @@
           <w:sz w:val="24"/>
           <w:szCs w:val="24"/>
         </w:rPr>
-        <w:t xml:space="preserve">Changes aperture list edit box the change True/False entries by left clicking on them. Previously, one had to </w:t>
-      </w:r>
-      <w:proofErr w:type="gramStart"/>
-      <w:r>
-        <w:rPr>
-          <w:rFonts w:ascii="Arial" w:hAnsi="Arial"/>
-          <w:sz w:val="24"/>
-          <w:szCs w:val="24"/>
-        </w:rPr>
-        <w:t>right click</w:t>
-      </w:r>
-      <w:proofErr w:type="gramEnd"/>
-      <w:r>
-        <w:rPr>
-          <w:rFonts w:ascii="Arial" w:hAnsi="Arial"/>
-          <w:sz w:val="24"/>
-          <w:szCs w:val="24"/>
-        </w:rPr>
-        <w:t xml:space="preserve"> and choose True or False from a context menu. </w:t>
-      </w:r>
-      <w:proofErr w:type="gramStart"/>
-      <w:r>
-        <w:rPr>
-          <w:rFonts w:ascii="Arial" w:hAnsi="Arial"/>
-          <w:sz w:val="24"/>
-          <w:szCs w:val="24"/>
-        </w:rPr>
-        <w:t xml:space="preserve">This </w:t>
-      </w:r>
-      <w:r>
-        <w:rPr>
-          <w:rFonts w:ascii="Arial" w:hAnsi="Arial"/>
-          <w:sz w:val="24"/>
-          <w:szCs w:val="24"/>
-        </w:rPr>
-        <w:lastRenderedPageBreak/>
-        <w:t>changes</w:t>
-      </w:r>
-      <w:proofErr w:type="gramEnd"/>
-      <w:r>
-        <w:rPr>
-          <w:rFonts w:ascii="Arial" w:hAnsi="Arial"/>
-          <w:sz w:val="24"/>
-          <w:szCs w:val="24"/>
-        </w:rPr>
-        <w:t xml:space="preserve"> </w:t>
-      </w:r>
-      <w:proofErr w:type="gramStart"/>
-      <w:r>
-        <w:rPr>
-          <w:rFonts w:ascii="Arial" w:hAnsi="Arial"/>
-          <w:sz w:val="24"/>
-          <w:szCs w:val="24"/>
-        </w:rPr>
-        <w:t>reduces</w:t>
-      </w:r>
-      <w:proofErr w:type="gramEnd"/>
-      <w:r>
-        <w:rPr>
-          <w:rFonts w:ascii="Arial" w:hAnsi="Arial"/>
-          <w:sz w:val="24"/>
-          <w:szCs w:val="24"/>
-        </w:rPr>
-        <w:t xml:space="preserve"> clicks, particularly useful for touchpad users.</w:t>
+        <w:t>Changes aperture list edit box the change True/False entries by left clicking on them. Previously, one had to right click and choose True or False from a context menu. This changes reduces clicks, particularly useful for touchpad users.</w:t>
       </w:r>
       <w:r>
         <w:rPr>
@@ -1228,7 +1232,16 @@
           <w:sz w:val="24"/>
           <w:szCs w:val="24"/>
         </w:rPr>
-        <w:t xml:space="preserve">This version defaults to the automatic creation of a work-folder for a newly opened video file. The work-folder will be named after the video file, which is how everybody (to my knowledge) does it anyway. This eliminates that extra step (often forgotten) of needing to click on the </w:t>
+        <w:t xml:space="preserve">This version defaults to the automatic creation of a work-folder for a newly opened video file. The work-folder will be named after the video file, which is how everybody (to my knowledge) does it anyway. This eliminates that extra step (often forgotten) of </w:t>
+      </w:r>
+      <w:r>
+        <w:rPr>
+          <w:rFonts w:ascii="Arial" w:hAnsi="Arial"/>
+          <w:sz w:val="24"/>
+          <w:szCs w:val="24"/>
+        </w:rPr>
+        <w:lastRenderedPageBreak/>
+        <w:t xml:space="preserve">needing to click on the </w:t>
       </w:r>
       <w:r>
         <w:rPr>
@@ -1308,14 +1321,6 @@
           <w:szCs w:val="24"/>
         </w:rPr>
         <w:br/>
-      </w:r>
-      <w:r>
-        <w:rPr>
-          <w:rFonts w:ascii="Arial" w:hAnsi="Arial"/>
-          <w:sz w:val="24"/>
-          <w:szCs w:val="24"/>
-        </w:rPr>
-        <w:lastRenderedPageBreak/>
         <w:t xml:space="preserve">If there is a special need to use a different naming convention for the work-folder, there is a checkbox on the </w:t>
       </w:r>
       <w:r>
@@ -1688,25 +1693,7 @@
           <w:sz w:val="24"/>
           <w:szCs w:val="24"/>
         </w:rPr>
-        <w:t xml:space="preserve">Fixed bug that caused error if there were no archived </w:t>
-      </w:r>
-      <w:proofErr w:type="gramStart"/>
-      <w:r>
-        <w:rPr>
-          <w:rFonts w:ascii="Arial" w:hAnsi="Arial"/>
-          <w:sz w:val="24"/>
-          <w:szCs w:val="24"/>
-        </w:rPr>
-        <w:t>apertures</w:t>
-      </w:r>
-      <w:proofErr w:type="gramEnd"/>
-      <w:r>
-        <w:rPr>
-          <w:rFonts w:ascii="Arial" w:hAnsi="Arial"/>
-          <w:sz w:val="24"/>
-          <w:szCs w:val="24"/>
-        </w:rPr>
-        <w:t xml:space="preserve"> but the program asked anyway for an archive name during the write csv procedure. If the user gave one, a file-not-found exception occurred. With this fix, if there are no archived apertures, there is no prompt for an archive name.</w:t>
+        <w:t>Fixed bug that caused error if there were no archived apertures but the program asked anyway for an archive name during the write csv procedure. If the user gave one, a file-not-found exception occurred. With this fix, if there are no archived apertures, there is no prompt for an archive name.</w:t>
       </w:r>
       <w:r>
         <w:rPr>
@@ -1992,6 +1979,14 @@
           <w:szCs w:val="24"/>
         </w:rPr>
         <w:br/>
+      </w:r>
+      <w:r>
+        <w:rPr>
+          <w:rFonts w:ascii="Arial" w:hAnsi="Arial"/>
+          <w:sz w:val="24"/>
+          <w:szCs w:val="24"/>
+        </w:rPr>
+        <w:lastRenderedPageBreak/>
         <w:t>Typically one would archive the target aperture, the tracking aperture, and a nearby reference aperture at a minimum.</w:t>
       </w:r>
       <w:r>
@@ -2067,7 +2062,6 @@
           <w:sz w:val="24"/>
           <w:szCs w:val="24"/>
         </w:rPr>
-        <w:lastRenderedPageBreak/>
         <w:t>Fixed 2 bugs connected to ‘use yellow mask as default’</w:t>
       </w:r>
       <w:r>
@@ -2116,25 +2110,7 @@
           <w:sz w:val="24"/>
           <w:szCs w:val="24"/>
         </w:rPr>
-        <w:t xml:space="preserve">Fixes bug when lunar background is used (error message </w:t>
-      </w:r>
-      <w:proofErr w:type="gramStart"/>
-      <w:r>
-        <w:rPr>
-          <w:rFonts w:ascii="Arial" w:hAnsi="Arial"/>
-          <w:sz w:val="24"/>
-          <w:szCs w:val="24"/>
-        </w:rPr>
-        <w:t>was:</w:t>
-      </w:r>
-      <w:proofErr w:type="gramEnd"/>
-      <w:r>
-        <w:rPr>
-          <w:rFonts w:ascii="Arial" w:hAnsi="Arial"/>
-          <w:sz w:val="24"/>
-          <w:szCs w:val="24"/>
-        </w:rPr>
-        <w:t xml:space="preserve"> expected 9 got 8)</w:t>
+        <w:t>Fixes bug when lunar background is used (error message was: expected 9 got 8)</w:t>
       </w:r>
     </w:p>
     <w:p>
@@ -2346,32 +2322,14 @@
           <w:kern w:val="0"/>
           <w:lang w:eastAsia="en-US" w:bidi="ar-SA"/>
         </w:rPr>
-        <w:t xml:space="preserve"> tab has been added. If a 10 second (or longer) dark video is recorded prior to or following an observation (with </w:t>
-      </w:r>
-      <w:proofErr w:type="gramStart"/>
+        <w:t xml:space="preserve"> tab has been added. If a 10 second (or longer) dark video is recorded prior to or following an observation (with camera setting unchanged), that video can be analyzed for defective (hot) pixels in this tab. PyMovie will use this information to flag any light curve points whose sampling mask overlapped any defect pixel during light curve extraction. This information is made available to PyOTE in the csv file and those points are shown enclosed by a red doughnut by PyOTE. This is an important quality control tool.</w:t>
+      </w:r>
       <w:r>
         <w:rPr>
           <w:rFonts w:eastAsia="Times New Roman" w:cs="Arial"/>
           <w:kern w:val="0"/>
           <w:lang w:eastAsia="en-US" w:bidi="ar-SA"/>
         </w:rPr>
-        <w:t>camera setting unchanged</w:t>
-      </w:r>
-      <w:proofErr w:type="gramEnd"/>
-      <w:r>
-        <w:rPr>
-          <w:rFonts w:eastAsia="Times New Roman" w:cs="Arial"/>
-          <w:kern w:val="0"/>
-          <w:lang w:eastAsia="en-US" w:bidi="ar-SA"/>
-        </w:rPr>
-        <w:t>), that video can be analyzed for defective (hot) pixels in this tab. PyMovie will use this information to flag any light curve points whose sampling mask overlapped any defect pixel during light curve extraction. This information is made available to PyOTE in the csv file and those points are shown enclosed by a red doughnut by PyOTE. This is an important quality control tool.</w:t>
-      </w:r>
-      <w:r>
-        <w:rPr>
-          <w:rFonts w:eastAsia="Times New Roman" w:cs="Arial"/>
-          <w:kern w:val="0"/>
-          <w:lang w:eastAsia="en-US" w:bidi="ar-SA"/>
-        </w:rPr>
         <w:br/>
       </w:r>
     </w:p>
@@ -2393,29 +2351,7 @@
           <w:szCs w:val="24"/>
           <w:lang w:eastAsia="en-US" w:bidi="ar-SA"/>
         </w:rPr>
-        <w:t xml:space="preserve">If a contemporaneous recording of a flat is available (intensity level about 75% of max linear range is desirable), that information can be combined with the dark video to produce correction information that can normalize the response of all the pixels. This can reduce noise and the effects of amplifier glow and vignetting. Such correction is optional - there is a check box to enable this </w:t>
-      </w:r>
-      <w:proofErr w:type="gramStart"/>
-      <w:r>
-        <w:rPr>
-          <w:rFonts w:ascii="Arial" w:eastAsia="Times New Roman" w:hAnsi="Arial" w:cs="Arial"/>
-          <w:kern w:val="0"/>
-          <w:sz w:val="24"/>
-          <w:szCs w:val="24"/>
-          <w:lang w:eastAsia="en-US" w:bidi="ar-SA"/>
-        </w:rPr>
-        <w:t>located</w:t>
-      </w:r>
-      <w:proofErr w:type="gramEnd"/>
-      <w:r>
-        <w:rPr>
-          <w:rFonts w:ascii="Arial" w:eastAsia="Times New Roman" w:hAnsi="Arial" w:cs="Arial"/>
-          <w:kern w:val="0"/>
-          <w:sz w:val="24"/>
-          <w:szCs w:val="24"/>
-          <w:lang w:eastAsia="en-US" w:bidi="ar-SA"/>
-        </w:rPr>
-        <w:t xml:space="preserve"> to the left of the transport controls under the main image</w:t>
+        <w:t>If a contemporaneous recording of a flat is available (intensity level about 75% of max linear range is desirable), that information can be combined with the dark video to produce correction information that can normalize the response of all the pixels. This can reduce noise and the effects of amplifier glow and vignetting. Such correction is optional - there is a check box to enable this located to the left of the transport controls under the main image</w:t>
       </w:r>
       <w:r>
         <w:rPr>
@@ -2560,25 +2496,7 @@
           <w:sz w:val="24"/>
           <w:szCs w:val="24"/>
         </w:rPr>
-        <w:t xml:space="preserve">Added a new (and superior) method of generating ‘finder’ frames. This method uses a Fourier transform based image to image correlation calculation to determine frame alignments to </w:t>
-      </w:r>
-      <w:proofErr w:type="gramStart"/>
-      <w:r>
-        <w:rPr>
-          <w:rFonts w:ascii="Arial" w:hAnsi="Arial"/>
-          <w:sz w:val="24"/>
-          <w:szCs w:val="24"/>
-        </w:rPr>
-        <w:t>0.1 pixel</w:t>
-      </w:r>
-      <w:proofErr w:type="gramEnd"/>
-      <w:r>
-        <w:rPr>
-          <w:rFonts w:ascii="Arial" w:hAnsi="Arial"/>
-          <w:sz w:val="24"/>
-          <w:szCs w:val="24"/>
-        </w:rPr>
-        <w:t xml:space="preserve"> resolution. This does not require a ‘stacking star’ to be designated and so is easier and quicker to use. This method should be used wherever possible to generate ‘finder’ frames as they are better formed and more accurately identify star positions. This is the preferred ‘finder’ to be used for the new (described below) Tight Mask Extraction (TME) light-curve generator.</w:t>
+        <w:t>Added a new (and superior) method of generating ‘finder’ frames. This method uses a Fourier transform based image to image correlation calculation to determine frame alignments to 0.1 pixel resolution. This does not require a ‘stacking star’ to be designated and so is easier and quicker to use. This method should be used wherever possible to generate ‘finder’ frames as they are better formed and more accurately identify star positions. This is the preferred ‘finder’ to be used for the new (described below) Tight Mask Extraction (TME) light-curve generator.</w:t>
       </w:r>
       <w:r>
         <w:rPr>
@@ -2637,25 +2555,16 @@
           <w:sz w:val="24"/>
           <w:szCs w:val="24"/>
         </w:rPr>
-        <w:t xml:space="preserve"> rather than the star field and cause the ‘finder’ process to fail. In this case, reverting to a ‘stacking star’ or a </w:t>
-      </w:r>
-      <w:proofErr w:type="gramStart"/>
-      <w:r>
-        <w:rPr>
-          <w:rFonts w:ascii="Arial" w:hAnsi="Arial"/>
-          <w:sz w:val="24"/>
-          <w:szCs w:val="24"/>
-        </w:rPr>
-        <w:t>2 point</w:t>
-      </w:r>
-      <w:proofErr w:type="gramEnd"/>
-      <w:r>
-        <w:rPr>
-          <w:rFonts w:ascii="Arial" w:hAnsi="Arial"/>
-          <w:sz w:val="24"/>
-          <w:szCs w:val="24"/>
-        </w:rPr>
-        <w:t xml:space="preserve"> track will be necessary.</w:t>
+        <w:t xml:space="preserve"> rather than the star field and cause the ‘finder’ process to fail. In this </w:t>
+      </w:r>
+      <w:r>
+        <w:rPr>
+          <w:rFonts w:ascii="Arial" w:hAnsi="Arial"/>
+          <w:sz w:val="24"/>
+          <w:szCs w:val="24"/>
+        </w:rPr>
+        <w:lastRenderedPageBreak/>
+        <w:t>case, reverting to a ‘stacking star’ or a 2 point track will be necessary.</w:t>
       </w:r>
       <w:r>
         <w:rPr>
@@ -2728,14 +2637,6 @@
           <w:szCs w:val="24"/>
         </w:rPr>
         <w:br/>
-      </w:r>
-      <w:r>
-        <w:rPr>
-          <w:rFonts w:ascii="Arial" w:hAnsi="Arial"/>
-          <w:sz w:val="24"/>
-          <w:szCs w:val="24"/>
-        </w:rPr>
-        <w:lastRenderedPageBreak/>
         <w:t>When a TME aperture is placed on a star while a ‘finder’ image</w:t>
       </w:r>
       <w:r>
@@ -3337,7 +3238,16 @@
           <w:sz w:val="24"/>
           <w:szCs w:val="24"/>
         </w:rPr>
-        <w:t xml:space="preserve">-star, the NRE analysis would not run UNLESS the user manually cleared the already gathered data. This version detects that case and starts the </w:t>
+        <w:t xml:space="preserve">-star, the NRE analysis would not run UNLESS the user manually cleared the already gathered data. </w:t>
+      </w:r>
+      <w:r>
+        <w:rPr>
+          <w:rFonts w:ascii="Arial" w:hAnsi="Arial"/>
+          <w:sz w:val="24"/>
+          <w:szCs w:val="24"/>
+        </w:rPr>
+        <w:lastRenderedPageBreak/>
+        <w:t xml:space="preserve">This version detects that case and starts the </w:t>
       </w:r>
       <w:proofErr w:type="spellStart"/>
       <w:r>
@@ -3414,7 +3324,6 @@
           <w:sz w:val="24"/>
           <w:szCs w:val="24"/>
         </w:rPr>
-        <w:lastRenderedPageBreak/>
         <w:t>Version 3.7.9       13 July 2023</w:t>
       </w:r>
     </w:p>
@@ -3716,23 +3625,7 @@
           <w:rFonts w:ascii="Arial" w:hAnsi="Arial" w:cs="Arial"/>
           <w:color w:val="000000"/>
         </w:rPr>
-        <w:t xml:space="preserve">, the paper describes how to calculate a weighted mask that lowers the noise in a star intensity measurement by giving a larger weight to </w:t>
-      </w:r>
-      <w:proofErr w:type="gramStart"/>
-      <w:r>
-        <w:rPr>
-          <w:rFonts w:ascii="Arial" w:hAnsi="Arial" w:cs="Arial"/>
-          <w:color w:val="000000"/>
-        </w:rPr>
-        <w:t>those pixel</w:t>
-      </w:r>
-      <w:proofErr w:type="gramEnd"/>
-      <w:r>
-        <w:rPr>
-          <w:rFonts w:ascii="Arial" w:hAnsi="Arial" w:cs="Arial"/>
-          <w:color w:val="000000"/>
-        </w:rPr>
-        <w:t xml:space="preserve"> that have a higher SNR and a lower weight to dimmer, noisier pixels - this is the core idea in all optimal extraction schemes.</w:t>
+        <w:t>, the paper describes how to calculate a weighted mask that lowers the noise in a star intensity measurement by giving a larger weight to those pixel that have a higher SNR and a lower weight to dimmer, noisier pixels - this is the core idea in all optimal extraction schemes.</w:t>
       </w:r>
     </w:p>
     <w:p>
@@ -3791,10 +3684,10 @@
         <w:rPr>
           <w:rFonts w:ascii="Arial" w:hAnsi="Arial" w:cs="Arial"/>
         </w:rPr>
+        <w:lastRenderedPageBreak/>
         <w:t xml:space="preserve">PyOTE 5.2.6 introduced a set of tools to make processing multiple </w:t>
       </w:r>
       <w:proofErr w:type="spellStart"/>
-      <w:proofErr w:type="gramStart"/>
       <w:r>
         <w:rPr>
           <w:rFonts w:ascii="Arial" w:hAnsi="Arial" w:cs="Arial"/>
@@ -3802,7 +3695,6 @@
         <w:t>lightcurves</w:t>
       </w:r>
       <w:proofErr w:type="spellEnd"/>
-      <w:proofErr w:type="gramEnd"/>
       <w:r>
         <w:rPr>
           <w:rFonts w:ascii="Arial" w:hAnsi="Arial" w:cs="Arial"/>
@@ -3844,63 +3736,40 @@
         <w:rPr>
           <w:rFonts w:ascii="Arial" w:hAnsi="Arial" w:cs="Arial"/>
         </w:rPr>
-        <w:t xml:space="preserve"> dynamic mask apertures of increasing threshold levels with the smallest threshold and threshold step settable in a simple dialog. This is </w:t>
-      </w:r>
-      <w:proofErr w:type="gramStart"/>
+        <w:t xml:space="preserve"> dynamic mask apertures of increasing threshold levels with the smallest threshold and threshold step settable in a simple dialog. This is a good practice, </w:t>
+      </w:r>
       <w:r>
         <w:rPr>
           <w:rFonts w:ascii="Arial" w:hAnsi="Arial" w:cs="Arial"/>
         </w:rPr>
-        <w:t>a good</w:t>
-      </w:r>
-      <w:proofErr w:type="gramEnd"/>
+        <w:t>like</w:t>
+      </w:r>
       <w:r>
         <w:rPr>
           <w:rFonts w:ascii="Arial" w:hAnsi="Arial" w:cs="Arial"/>
         </w:rPr>
-        <w:t xml:space="preserve"> practice, </w:t>
+        <w:t xml:space="preserve"> that mentioned in the bullet item above.</w:t>
       </w:r>
       <w:r>
         <w:rPr>
           <w:rFonts w:ascii="Arial" w:hAnsi="Arial" w:cs="Arial"/>
         </w:rPr>
-        <w:t>like</w:t>
+        <w:t xml:space="preserve"> </w:t>
       </w:r>
       <w:r>
         <w:rPr>
           <w:rFonts w:ascii="Arial" w:hAnsi="Arial" w:cs="Arial"/>
         </w:rPr>
-        <w:t xml:space="preserve"> that mentioned in the bullet item </w:t>
-      </w:r>
+        <w:t xml:space="preserve">PyOTE 5.2.6 introduced a set of tools to make processing multiple </w:t>
+      </w:r>
+      <w:proofErr w:type="spellStart"/>
       <w:r>
         <w:rPr>
           <w:rFonts w:ascii="Arial" w:hAnsi="Arial" w:cs="Arial"/>
         </w:rPr>
-        <w:lastRenderedPageBreak/>
-        <w:t>above.</w:t>
-      </w:r>
-      <w:r>
-        <w:rPr>
-          <w:rFonts w:ascii="Arial" w:hAnsi="Arial" w:cs="Arial"/>
-        </w:rPr>
-        <w:t xml:space="preserve"> </w:t>
-      </w:r>
-      <w:r>
-        <w:rPr>
-          <w:rFonts w:ascii="Arial" w:hAnsi="Arial" w:cs="Arial"/>
-        </w:rPr>
-        <w:t xml:space="preserve">PyOTE 5.2.6 introduced a set of tools to make processing multiple </w:t>
-      </w:r>
-      <w:proofErr w:type="spellStart"/>
-      <w:proofErr w:type="gramStart"/>
-      <w:r>
-        <w:rPr>
-          <w:rFonts w:ascii="Arial" w:hAnsi="Arial" w:cs="Arial"/>
-        </w:rPr>
         <w:t>lightcurves</w:t>
       </w:r>
       <w:proofErr w:type="spellEnd"/>
-      <w:proofErr w:type="gramEnd"/>
       <w:r>
         <w:rPr>
           <w:rFonts w:ascii="Arial" w:hAnsi="Arial" w:cs="Arial"/>
@@ -3946,25 +3815,7 @@
           <w:sz w:val="24"/>
           <w:szCs w:val="24"/>
         </w:rPr>
-        <w:t xml:space="preserve">fixes an insidious bug that affects all </w:t>
-      </w:r>
-      <w:proofErr w:type="gramStart"/>
-      <w:r>
-        <w:rPr>
-          <w:rFonts w:ascii="Arial" w:hAnsi="Arial"/>
-          <w:sz w:val="24"/>
-          <w:szCs w:val="24"/>
-        </w:rPr>
-        <w:t>lightcurve</w:t>
-      </w:r>
-      <w:proofErr w:type="gramEnd"/>
-      <w:r>
-        <w:rPr>
-          <w:rFonts w:ascii="Arial" w:hAnsi="Arial"/>
-          <w:sz w:val="24"/>
-          <w:szCs w:val="24"/>
-        </w:rPr>
-        <w:t xml:space="preserve"> extractions performed in </w:t>
+        <w:t xml:space="preserve">fixes an insidious bug that affects all lightcurve extractions performed in </w:t>
       </w:r>
       <w:r>
         <w:rPr>
@@ -4280,23 +4131,14 @@
         <w:br/>
         <w:t xml:space="preserve">It is now possible to more effectively lower the noise in an extracted target star </w:t>
       </w:r>
-      <w:proofErr w:type="gramStart"/>
-      <w:r>
-        <w:rPr>
-          <w:rFonts w:ascii="Arial" w:hAnsi="Arial"/>
-          <w:sz w:val="24"/>
-          <w:szCs w:val="24"/>
-        </w:rPr>
-        <w:t>lightcurve</w:t>
-      </w:r>
-      <w:proofErr w:type="gramEnd"/>
-      <w:r>
-        <w:rPr>
-          <w:rFonts w:ascii="Arial" w:hAnsi="Arial"/>
-          <w:sz w:val="24"/>
-          <w:szCs w:val="24"/>
-        </w:rPr>
-        <w:t xml:space="preserve"> by using smaller and smaller circular masks to find the one that improves the noise best. This was possible in the past, but because positional jitter was not adjusted for static masks, the size of the smallest useful radius was often rather large. Now quite small radius values remain effective.</w:t>
+      <w:r>
+        <w:rPr>
+          <w:rFonts w:ascii="Arial" w:hAnsi="Arial"/>
+          <w:sz w:val="24"/>
+          <w:szCs w:val="24"/>
+        </w:rPr>
+        <w:lastRenderedPageBreak/>
+        <w:t>lightcurve by using smaller and smaller circular masks to find the one that improves the noise best. This was possible in the past, but because positional jitter was not adjusted for static masks, the size of the smallest useful radius was often rather large. Now quite small radius values remain effective.</w:t>
       </w:r>
       <w:r>
         <w:rPr>
@@ -4323,16 +4165,7 @@
           <w:sz w:val="24"/>
           <w:szCs w:val="24"/>
         </w:rPr>
-        <w:t xml:space="preserve">This is a reliable form of ‘optimal extraction’ because it is robust during an occultation where the target star image diminishes and shrinks (maybe disappearing) during the </w:t>
-      </w:r>
-      <w:r>
-        <w:rPr>
-          <w:rFonts w:ascii="Arial" w:hAnsi="Arial"/>
-          <w:sz w:val="24"/>
-          <w:szCs w:val="24"/>
-        </w:rPr>
-        <w:lastRenderedPageBreak/>
-        <w:t>event. Other forms of ‘optimal extraction’ depend on a star image that is relatively bright with a well-defined and positionally stable point-spread-function. When those conditions are not met, as they often are not during the D and R transitions of an occultation, the lightcurve is at risk of being distorted by the extraction process, right at moments where we want it to be most reliable.</w:t>
+        <w:t>This is a reliable form of ‘optimal extraction’ because it is robust during an occultation where the target star image diminishes and shrinks (maybe disappearing) during the event. Other forms of ‘optimal extraction’ depend on a star image that is relatively bright with a well-defined and positionally stable point-spread-function. When those conditions are not met, as they often are not during the D and R transitions of an occultation, the lightcurve is at risk of being distorted by the extraction process, right at moments where we want it to be most reliable.</w:t>
       </w:r>
       <w:r>
         <w:rPr>
@@ -4422,23 +4255,13 @@
           <w:szCs w:val="24"/>
         </w:rPr>
       </w:pPr>
-      <w:proofErr w:type="gramStart"/>
-      <w:r>
-        <w:rPr>
-          <w:rFonts w:ascii="Arial" w:hAnsi="Arial"/>
-          <w:sz w:val="24"/>
-          <w:szCs w:val="24"/>
-        </w:rPr>
-        <w:t>Fixed</w:t>
-      </w:r>
-      <w:proofErr w:type="gramEnd"/>
-      <w:r>
-        <w:rPr>
-          <w:rFonts w:ascii="Arial" w:hAnsi="Arial"/>
-          <w:sz w:val="24"/>
-          <w:szCs w:val="24"/>
-        </w:rPr>
-        <w:t xml:space="preserve"> issue where last aperture placed was permanently assigned as the default Thumbnail source.</w:t>
+      <w:r>
+        <w:rPr>
+          <w:rFonts w:ascii="Arial" w:hAnsi="Arial"/>
+          <w:sz w:val="24"/>
+          <w:szCs w:val="24"/>
+        </w:rPr>
+        <w:t>Fixed issue where last aperture placed was permanently assigned as the default Thumbnail source.</w:t>
       </w:r>
       <w:r>
         <w:rPr>
@@ -4505,25 +4328,7 @@
           <w:sz w:val="24"/>
           <w:szCs w:val="24"/>
         </w:rPr>
-        <w:t xml:space="preserve"> installations (we have killed that project before it is </w:t>
-      </w:r>
-      <w:proofErr w:type="gramStart"/>
-      <w:r>
-        <w:rPr>
-          <w:rFonts w:ascii="Arial" w:hAnsi="Arial"/>
-          <w:sz w:val="24"/>
-          <w:szCs w:val="24"/>
-        </w:rPr>
-        <w:t>actually born</w:t>
-      </w:r>
-      <w:proofErr w:type="gramEnd"/>
-      <w:r>
-        <w:rPr>
-          <w:rFonts w:ascii="Arial" w:hAnsi="Arial"/>
-          <w:sz w:val="24"/>
-          <w:szCs w:val="24"/>
-        </w:rPr>
-        <w:t>)</w:t>
+        <w:t xml:space="preserve"> installations (we have killed that project before it is actually born)</w:t>
       </w:r>
       <w:r>
         <w:rPr>
@@ -4879,25 +4684,7 @@
           <w:sz w:val="24"/>
           <w:szCs w:val="24"/>
         </w:rPr>
-        <w:t xml:space="preserve"> JSON API is no longer useful for getting the latest version of a package due to an announced breaking change </w:t>
-      </w:r>
-      <w:proofErr w:type="gramStart"/>
-      <w:r>
-        <w:rPr>
-          <w:rFonts w:ascii="Arial" w:hAnsi="Arial"/>
-          <w:sz w:val="24"/>
-          <w:szCs w:val="24"/>
-        </w:rPr>
-        <w:t>on</w:t>
-      </w:r>
-      <w:proofErr w:type="gramEnd"/>
-      <w:r>
-        <w:rPr>
-          <w:rFonts w:ascii="Arial" w:hAnsi="Arial"/>
-          <w:sz w:val="24"/>
-          <w:szCs w:val="24"/>
-        </w:rPr>
-        <w:t xml:space="preserve"> the part of the </w:t>
+        <w:t xml:space="preserve"> JSON API is no longer useful for getting the latest version of a package due to an announced breaking change on the part of the </w:t>
       </w:r>
       <w:proofErr w:type="spellStart"/>
       <w:r>
@@ -4915,16 +4702,7 @@
           <w:sz w:val="24"/>
           <w:szCs w:val="24"/>
         </w:rPr>
-        <w:t xml:space="preserve"> support team. </w:t>
-      </w:r>
-      <w:r>
-        <w:rPr>
-          <w:rFonts w:ascii="Arial" w:hAnsi="Arial"/>
-          <w:sz w:val="24"/>
-          <w:szCs w:val="24"/>
-        </w:rPr>
-        <w:lastRenderedPageBreak/>
-        <w:t>This version utilizes a work-around so that we can continue to be alerted to the availability of a newer version than the one that is currently installed.</w:t>
+        <w:t xml:space="preserve"> support team. This version utilizes a work-around so that we can continue to be alerted to the availability of a newer version than the one that is currently installed.</w:t>
       </w:r>
       <w:r>
         <w:rPr>
@@ -5038,25 +4816,7 @@
           <w:sz w:val="24"/>
           <w:szCs w:val="24"/>
         </w:rPr>
-        <w:t xml:space="preserve">added instructions in test output window when a new version is found to be available. It tells the user how to get the new version in a </w:t>
-      </w:r>
-      <w:proofErr w:type="gramStart"/>
-      <w:r>
-        <w:rPr>
-          <w:rFonts w:ascii="Arial" w:hAnsi="Arial"/>
-          <w:sz w:val="24"/>
-          <w:szCs w:val="24"/>
-        </w:rPr>
-        <w:t>pip based</w:t>
-      </w:r>
-      <w:proofErr w:type="gramEnd"/>
-      <w:r>
-        <w:rPr>
-          <w:rFonts w:ascii="Arial" w:hAnsi="Arial"/>
-          <w:sz w:val="24"/>
-          <w:szCs w:val="24"/>
-        </w:rPr>
-        <w:t xml:space="preserve"> installation and a </w:t>
+        <w:t xml:space="preserve">added instructions in test output window when a new version is found to be available. It tells the user how to get the new version in a pip based installation and a </w:t>
       </w:r>
       <w:proofErr w:type="spellStart"/>
       <w:r>
@@ -5257,25 +5017,7 @@
           <w:sz w:val="24"/>
           <w:szCs w:val="24"/>
         </w:rPr>
-        <w:t xml:space="preserve">remains available for the user to install any new version at a time of her choosing for the current installation procedure. For the new installation procedure, a batch file is </w:t>
-      </w:r>
-      <w:proofErr w:type="gramStart"/>
-      <w:r>
-        <w:rPr>
-          <w:rFonts w:ascii="Arial" w:hAnsi="Arial"/>
-          <w:sz w:val="24"/>
-          <w:szCs w:val="24"/>
-        </w:rPr>
-        <w:t>provided that</w:t>
-      </w:r>
-      <w:proofErr w:type="gramEnd"/>
-      <w:r>
-        <w:rPr>
-          <w:rFonts w:ascii="Arial" w:hAnsi="Arial"/>
-          <w:sz w:val="24"/>
-          <w:szCs w:val="24"/>
-        </w:rPr>
-        <w:t xml:space="preserve"> prompts for the new version number – one no longer </w:t>
+        <w:t xml:space="preserve">remains available for the user to install any new version at a time of her choosing for the current installation procedure. For the new installation procedure, a batch file is provided that prompts for the new version number – one no longer </w:t>
       </w:r>
       <w:proofErr w:type="spellStart"/>
       <w:r>
@@ -5474,43 +5216,7 @@
           <w:sz w:val="24"/>
           <w:szCs w:val="24"/>
         </w:rPr>
-        <w:t xml:space="preserve">For some reason, I thought that </w:t>
-      </w:r>
-      <w:proofErr w:type="gramStart"/>
-      <w:r>
-        <w:rPr>
-          <w:rFonts w:ascii="Arial" w:hAnsi="Arial"/>
-          <w:sz w:val="24"/>
-          <w:szCs w:val="24"/>
-        </w:rPr>
-        <w:t>16 bit</w:t>
-      </w:r>
-      <w:proofErr w:type="gramEnd"/>
-      <w:r>
-        <w:rPr>
-          <w:rFonts w:ascii="Arial" w:hAnsi="Arial"/>
-          <w:sz w:val="24"/>
-          <w:szCs w:val="24"/>
-        </w:rPr>
-        <w:t xml:space="preserve"> FITS file images should be scaled (divided by) by 16 because all current A/D are 12 bits. I now think that this is a bad idea and have returned to displaying </w:t>
-      </w:r>
-      <w:proofErr w:type="gramStart"/>
-      <w:r>
-        <w:rPr>
-          <w:rFonts w:ascii="Arial" w:hAnsi="Arial"/>
-          <w:sz w:val="24"/>
-          <w:szCs w:val="24"/>
-        </w:rPr>
-        <w:t>16 bit</w:t>
-      </w:r>
-      <w:proofErr w:type="gramEnd"/>
-      <w:r>
-        <w:rPr>
-          <w:rFonts w:ascii="Arial" w:hAnsi="Arial"/>
-          <w:sz w:val="24"/>
-          <w:szCs w:val="24"/>
-        </w:rPr>
-        <w:t xml:space="preserve"> FITS image as 0 to 65535 pixel values.</w:t>
+        <w:t>For some reason, I thought that 16 bit FITS file images should be scaled (divided by) by 16 because all current A/D are 12 bits. I now think that this is a bad idea and have returned to displaying 16 bit FITS image as 0 to 65535 pixel values.</w:t>
       </w:r>
       <w:r>
         <w:rPr>
@@ -5607,6 +5313,7 @@
           <w:sz w:val="24"/>
           <w:szCs w:val="24"/>
         </w:rPr>
+        <w:lastRenderedPageBreak/>
         <w:t>Version 3.3.7</w:t>
       </w:r>
     </w:p>
@@ -6237,6 +5944,14 @@
           <w:szCs w:val="24"/>
         </w:rPr>
         <w:br/>
+      </w:r>
+      <w:r>
+        <w:rPr>
+          <w:rFonts w:ascii="Arial" w:hAnsi="Arial"/>
+          <w:sz w:val="24"/>
+          <w:szCs w:val="24"/>
+        </w:rPr>
+        <w:lastRenderedPageBreak/>
         <w:t>Presages the CMOS hot pixel tab functions to be added soon.</w:t>
       </w:r>
       <w:r>
@@ -6285,25 +6000,7 @@
           <w:sz w:val="24"/>
           <w:szCs w:val="24"/>
         </w:rPr>
-        <w:t xml:space="preserve">at the suggestion of a user, the version adds the name of the fits file that contains the currently displayed image to the file-in-use text box at the upper left. </w:t>
-      </w:r>
-      <w:proofErr w:type="gramStart"/>
-      <w:r>
-        <w:rPr>
-          <w:rFonts w:ascii="Arial" w:hAnsi="Arial"/>
-          <w:sz w:val="24"/>
-          <w:szCs w:val="24"/>
-        </w:rPr>
-        <w:t>Of course</w:t>
-      </w:r>
-      <w:proofErr w:type="gramEnd"/>
-      <w:r>
-        <w:rPr>
-          <w:rFonts w:ascii="Arial" w:hAnsi="Arial"/>
-          <w:sz w:val="24"/>
-          <w:szCs w:val="24"/>
-        </w:rPr>
-        <w:t xml:space="preserve"> this only happens when a FITS folder has been selected.</w:t>
+        <w:t>at the suggestion of a user, the version adds the name of the fits file that contains the currently displayed image to the file-in-use text box at the upper left. Of course this only happens when a FITS folder has been selected.</w:t>
       </w:r>
       <w:r>
         <w:rPr>
@@ -6333,7 +6030,6 @@
           <w:sz w:val="24"/>
           <w:szCs w:val="24"/>
         </w:rPr>
-        <w:lastRenderedPageBreak/>
         <w:t xml:space="preserve">Also changed is the treatment of fits image data in float32 or float64 format that may contain negative values. Negative values do not come from a camera but rather from some post-processing code. The new code clips the values so that they have a min value of 1 and a max value of 65535 so that the image data can be safely converted to the standard uint16 form. The lower value of 1 is chosen so that the color scheme used in </w:t>
       </w:r>
       <w:proofErr w:type="spellStart"/>
@@ -6400,25 +6096,7 @@
           <w:sz w:val="24"/>
           <w:szCs w:val="24"/>
         </w:rPr>
-        <w:t xml:space="preserve">removed a code line that had been added </w:t>
-      </w:r>
-      <w:proofErr w:type="gramStart"/>
-      <w:r>
-        <w:rPr>
-          <w:rFonts w:ascii="Arial" w:hAnsi="Arial"/>
-          <w:sz w:val="24"/>
-          <w:szCs w:val="24"/>
-        </w:rPr>
-        <w:t>in an attempt to</w:t>
-      </w:r>
-      <w:proofErr w:type="gramEnd"/>
-      <w:r>
-        <w:rPr>
-          <w:rFonts w:ascii="Arial" w:hAnsi="Arial"/>
-          <w:sz w:val="24"/>
-          <w:szCs w:val="24"/>
-        </w:rPr>
-        <w:t xml:space="preserve"> get windows to follow the 'rules'. That did nothing to cure the Windows issue, but we found that the attempted 'fix' caused the text box to be updated at inopportune times and so it was jumping around uncomfortably.</w:t>
+        <w:t>removed a code line that had been added in an attempt to get windows to follow the 'rules'. That did nothing to cure the Windows issue, but we found that the attempted 'fix' caused the text box to be updated at inopportune times and so it was jumping around uncomfortably.</w:t>
       </w:r>
       <w:r>
         <w:rPr>
@@ -6592,25 +6270,7 @@
           <w:sz w:val="24"/>
           <w:szCs w:val="24"/>
         </w:rPr>
-        <w:t xml:space="preserve">added an ugly hack to the Windows version </w:t>
-      </w:r>
-      <w:proofErr w:type="gramStart"/>
-      <w:r>
-        <w:rPr>
-          <w:rFonts w:ascii="Arial" w:hAnsi="Arial"/>
-          <w:sz w:val="24"/>
-          <w:szCs w:val="24"/>
-        </w:rPr>
-        <w:t>in order to</w:t>
-      </w:r>
-      <w:proofErr w:type="gramEnd"/>
-      <w:r>
-        <w:rPr>
-          <w:rFonts w:ascii="Arial" w:hAnsi="Arial"/>
-          <w:sz w:val="24"/>
-          <w:szCs w:val="24"/>
-        </w:rPr>
-        <w:t xml:space="preserve"> make what worked so easily in version 3.2.0 on Mac hardware also work on Windows machine – it took me two full days to find this 'hack' and still I hate that it's necessary.</w:t>
+        <w:t>added an ugly hack to the Windows version in order to make what worked so easily in version 3.2.0 on Mac hardware also work on Windows machine – it took me two full days to find this 'hack' and still I hate that it's necessary.</w:t>
       </w:r>
       <w:r>
         <w:rPr>
@@ -6756,70 +6416,35 @@
           <w:sz w:val="24"/>
           <w:szCs w:val="24"/>
         </w:rPr>
-        <w:t xml:space="preserve">added code for converting FITS files that are in </w:t>
-      </w:r>
-      <w:proofErr w:type="gramStart"/>
-      <w:r>
-        <w:rPr>
-          <w:rFonts w:ascii="Arial" w:hAnsi="Arial"/>
-          <w:sz w:val="24"/>
-          <w:szCs w:val="24"/>
-        </w:rPr>
-        <w:t>64 bit</w:t>
-      </w:r>
-      <w:proofErr w:type="gramEnd"/>
-      <w:r>
-        <w:rPr>
-          <w:rFonts w:ascii="Arial" w:hAnsi="Arial"/>
-          <w:sz w:val="24"/>
-          <w:szCs w:val="24"/>
-        </w:rPr>
-        <w:t xml:space="preserve"> float format to uint16. If the image pixels contained negative values (because they didn't </w:t>
-      </w:r>
-      <w:proofErr w:type="gramStart"/>
-      <w:r>
-        <w:rPr>
-          <w:rFonts w:ascii="Arial" w:hAnsi="Arial"/>
-          <w:sz w:val="24"/>
-          <w:szCs w:val="24"/>
-        </w:rPr>
-        <w:t>actually come</w:t>
-      </w:r>
-      <w:proofErr w:type="gramEnd"/>
-      <w:r>
-        <w:rPr>
-          <w:rFonts w:ascii="Arial" w:hAnsi="Arial"/>
-          <w:sz w:val="24"/>
-          <w:szCs w:val="24"/>
-        </w:rPr>
-        <w:t xml:space="preserve"> from a camera but some post-processing procedure), then frame by frame the image will have an amount added to it so that the smallest pixel value will become 1.0</w:t>
-      </w:r>
-    </w:p>
-    <w:p>
-      <w:pPr>
-        <w:pStyle w:val="PreformattedText"/>
-        <w:rPr>
-          <w:rFonts w:ascii="Arial" w:hAnsi="Arial"/>
-          <w:sz w:val="24"/>
-          <w:szCs w:val="24"/>
-        </w:rPr>
-      </w:pPr>
-    </w:p>
-    <w:p>
-      <w:pPr>
-        <w:pStyle w:val="PreformattedText"/>
-        <w:rPr>
-          <w:rFonts w:ascii="Arial" w:hAnsi="Arial"/>
-          <w:sz w:val="24"/>
-          <w:szCs w:val="24"/>
-        </w:rPr>
-      </w:pPr>
-      <w:r>
-        <w:rPr>
-          <w:rFonts w:ascii="Arial" w:hAnsi="Arial"/>
-          <w:sz w:val="24"/>
-          <w:szCs w:val="24"/>
-        </w:rPr>
+        <w:t>added code for converting FITS files that are in 64 bit float format to uint16. If the image pixels contained negative values (because they didn't actually come from a camera but some post-processing procedure), then frame by frame the image will have an amount added to it so that the smallest pixel value will become 1.0</w:t>
+      </w:r>
+    </w:p>
+    <w:p>
+      <w:pPr>
+        <w:pStyle w:val="PreformattedText"/>
+        <w:rPr>
+          <w:rFonts w:ascii="Arial" w:hAnsi="Arial"/>
+          <w:sz w:val="24"/>
+          <w:szCs w:val="24"/>
+        </w:rPr>
+      </w:pPr>
+    </w:p>
+    <w:p>
+      <w:pPr>
+        <w:pStyle w:val="PreformattedText"/>
+        <w:rPr>
+          <w:rFonts w:ascii="Arial" w:hAnsi="Arial"/>
+          <w:sz w:val="24"/>
+          <w:szCs w:val="24"/>
+        </w:rPr>
+      </w:pPr>
+      <w:r>
+        <w:rPr>
+          <w:rFonts w:ascii="Arial" w:hAnsi="Arial"/>
+          <w:sz w:val="24"/>
+          <w:szCs w:val="24"/>
+        </w:rPr>
+        <w:lastRenderedPageBreak/>
         <w:t>Version 3.1.4</w:t>
       </w:r>
     </w:p>
@@ -6916,7 +6541,6 @@
           <w:sz w:val="24"/>
           <w:szCs w:val="24"/>
         </w:rPr>
-        <w:lastRenderedPageBreak/>
         <w:t>Version 3.1.2</w:t>
       </w:r>
     </w:p>
@@ -7184,43 +6808,7 @@
           <w:sz w:val="24"/>
           <w:szCs w:val="24"/>
         </w:rPr>
-        <w:t xml:space="preserve">adds options for the user when she starts an analysis and there is already data present: she can ignore the warning and continue because her settings will not produce duplicate frames; she </w:t>
-      </w:r>
-      <w:proofErr w:type="gramStart"/>
-      <w:r>
-        <w:rPr>
-          <w:rFonts w:ascii="Arial" w:hAnsi="Arial"/>
-          <w:sz w:val="24"/>
-          <w:szCs w:val="24"/>
-        </w:rPr>
-        <w:t>clear</w:t>
-      </w:r>
-      <w:proofErr w:type="gramEnd"/>
-      <w:r>
-        <w:rPr>
-          <w:rFonts w:ascii="Arial" w:hAnsi="Arial"/>
-          <w:sz w:val="24"/>
-          <w:szCs w:val="24"/>
-        </w:rPr>
-        <w:t xml:space="preserve"> the data and </w:t>
-      </w:r>
-      <w:proofErr w:type="gramStart"/>
-      <w:r>
-        <w:rPr>
-          <w:rFonts w:ascii="Arial" w:hAnsi="Arial"/>
-          <w:sz w:val="24"/>
-          <w:szCs w:val="24"/>
-        </w:rPr>
-        <w:t>proceed</w:t>
-      </w:r>
-      <w:proofErr w:type="gramEnd"/>
-      <w:r>
-        <w:rPr>
-          <w:rFonts w:ascii="Arial" w:hAnsi="Arial"/>
-          <w:sz w:val="24"/>
-          <w:szCs w:val="24"/>
-        </w:rPr>
-        <w:t xml:space="preserve"> into the analysis; she can stop the analysis.</w:t>
+        <w:t>adds options for the user when she starts an analysis and there is already data present: she can ignore the warning and continue because her settings will not produce duplicate frames; she clear the data and proceed into the analysis; she can stop the analysis.</w:t>
       </w:r>
       <w:r>
         <w:rPr>
@@ -7316,43 +6904,7 @@
           <w:sz w:val="24"/>
           <w:szCs w:val="24"/>
         </w:rPr>
-        <w:t xml:space="preserve">adds a median filter to reduce/eliminate 'line pattern noise' that some cameras exhibit. Such 'patterning' appears as </w:t>
-      </w:r>
-      <w:proofErr w:type="gramStart"/>
-      <w:r>
-        <w:rPr>
-          <w:rFonts w:ascii="Arial" w:hAnsi="Arial"/>
-          <w:sz w:val="24"/>
-          <w:szCs w:val="24"/>
-        </w:rPr>
-        <w:t>row to row</w:t>
-      </w:r>
-      <w:proofErr w:type="gramEnd"/>
-      <w:r>
-        <w:rPr>
-          <w:rFonts w:ascii="Arial" w:hAnsi="Arial"/>
-          <w:sz w:val="24"/>
-          <w:szCs w:val="24"/>
-        </w:rPr>
-        <w:t xml:space="preserve"> differences in brightness – streaks – that are consistently there. The median filter </w:t>
-      </w:r>
-      <w:proofErr w:type="gramStart"/>
-      <w:r>
-        <w:rPr>
-          <w:rFonts w:ascii="Arial" w:hAnsi="Arial"/>
-          <w:sz w:val="24"/>
-          <w:szCs w:val="24"/>
-        </w:rPr>
-        <w:t>adjust</w:t>
-      </w:r>
-      <w:proofErr w:type="gramEnd"/>
-      <w:r>
-        <w:rPr>
-          <w:rFonts w:ascii="Arial" w:hAnsi="Arial"/>
-          <w:sz w:val="24"/>
-          <w:szCs w:val="24"/>
-        </w:rPr>
-        <w:t xml:space="preserve"> each row </w:t>
+        <w:t xml:space="preserve">adds a median filter to reduce/eliminate 'line pattern noise' that some cameras exhibit. Such 'patterning' appears as row to row differences in brightness – streaks – that are consistently there. The median filter adjust each row </w:t>
       </w:r>
       <w:proofErr w:type="spellStart"/>
       <w:r>
@@ -7453,25 +7005,16 @@
           <w:sz w:val="24"/>
           <w:szCs w:val="24"/>
         </w:rPr>
-        <w:t xml:space="preserve">Adds a warning message if a user starts an analysis when there is already data present from a previous analysis run. This is an allowed condition (it allows running an analysis backwards or some part forward and the rest backwards to deal with a difficult tracking situation) but may cause some frames to be processed more than once. If that happens, </w:t>
-      </w:r>
-      <w:proofErr w:type="gramStart"/>
-      <w:r>
-        <w:rPr>
-          <w:rFonts w:ascii="Arial" w:hAnsi="Arial"/>
-          <w:sz w:val="24"/>
-          <w:szCs w:val="24"/>
-        </w:rPr>
-        <w:t>attempts</w:t>
-      </w:r>
-      <w:proofErr w:type="gramEnd"/>
-      <w:r>
-        <w:rPr>
-          <w:rFonts w:ascii="Arial" w:hAnsi="Arial"/>
-          <w:sz w:val="24"/>
-          <w:szCs w:val="24"/>
-        </w:rPr>
-        <w:t xml:space="preserve"> to write a csv file </w:t>
+        <w:t xml:space="preserve">Adds a warning message if a user starts an analysis when there is already data present from a previous analysis run. This is an allowed condition (it allows running an </w:t>
+      </w:r>
+      <w:r>
+        <w:rPr>
+          <w:rFonts w:ascii="Arial" w:hAnsi="Arial"/>
+          <w:sz w:val="24"/>
+          <w:szCs w:val="24"/>
+        </w:rPr>
+        <w:lastRenderedPageBreak/>
+        <w:t xml:space="preserve">analysis backwards or some part forward and the rest backwards to deal with a difficult tracking situation) but may cause some frames to be processed more than once. If that happens, attempts to write a csv file </w:t>
       </w:r>
       <w:proofErr w:type="spellStart"/>
       <w:r>
@@ -7771,25 +7314,7 @@
           <w:sz w:val="24"/>
           <w:szCs w:val="24"/>
         </w:rPr>
-        <w:t xml:space="preserve">Solves a 'type' problem that occurs when input data (FITS) is </w:t>
-      </w:r>
-      <w:proofErr w:type="gramStart"/>
-      <w:r>
-        <w:rPr>
-          <w:rFonts w:ascii="Arial" w:hAnsi="Arial"/>
-          <w:sz w:val="24"/>
-          <w:szCs w:val="24"/>
-        </w:rPr>
-        <w:t>64 bit</w:t>
-      </w:r>
-      <w:proofErr w:type="gramEnd"/>
-      <w:r>
-        <w:rPr>
-          <w:rFonts w:ascii="Arial" w:hAnsi="Arial"/>
-          <w:sz w:val="24"/>
-          <w:szCs w:val="24"/>
-        </w:rPr>
-        <w:t xml:space="preserve"> float.</w:t>
+        <w:t>Solves a 'type' problem that occurs when input data (FITS) is 64 bit float.</w:t>
       </w:r>
     </w:p>
     <w:p>
@@ -7923,25 +7448,7 @@
           <w:sz w:val="24"/>
           <w:szCs w:val="24"/>
         </w:rPr>
-        <w:t xml:space="preserve"> query and is the officially supported way to get version info.  My version was based on a 'hack' that depended on a special feature of pip (the loader that </w:t>
-      </w:r>
-      <w:proofErr w:type="gramStart"/>
-      <w:r>
-        <w:rPr>
-          <w:rFonts w:ascii="Arial" w:hAnsi="Arial"/>
-          <w:sz w:val="24"/>
-          <w:szCs w:val="24"/>
-        </w:rPr>
-        <w:t>get</w:t>
-      </w:r>
-      <w:proofErr w:type="gramEnd"/>
-      <w:r>
-        <w:rPr>
-          <w:rFonts w:ascii="Arial" w:hAnsi="Arial"/>
-          <w:sz w:val="24"/>
-          <w:szCs w:val="24"/>
-        </w:rPr>
-        <w:t xml:space="preserve"> programs from the </w:t>
+        <w:t xml:space="preserve"> query and is the officially supported way to get version info.  My version was based on a 'hack' that depended on a special feature of pip (the loader that get programs from the </w:t>
       </w:r>
       <w:proofErr w:type="spellStart"/>
       <w:r>
@@ -8105,7 +7612,16 @@
           <w:sz w:val="24"/>
           <w:szCs w:val="24"/>
         </w:rPr>
-        <w:t xml:space="preserve"> coloring issue when the default mask is set to Yellow Mask (FYI: the selection box for this option is in the Misc tab)</w:t>
+        <w:t xml:space="preserve"> coloring issue when the default mask is set to Yellow Mask </w:t>
+      </w:r>
+      <w:r>
+        <w:rPr>
+          <w:rFonts w:ascii="Arial" w:hAnsi="Arial"/>
+          <w:sz w:val="24"/>
+          <w:szCs w:val="24"/>
+        </w:rPr>
+        <w:lastRenderedPageBreak/>
+        <w:t>(FYI: the selection box for this option is in the Misc tab)</w:t>
       </w:r>
     </w:p>
     <w:p>
@@ -8191,16 +7707,7 @@
           <w:sz w:val="24"/>
           <w:szCs w:val="24"/>
         </w:rPr>
-        <w:t xml:space="preserve">) which incorrectly frame fields such that fields that belong together appear in two frames. In this version, the background mean calculations are done separately for each field and used for that </w:t>
-      </w:r>
-      <w:r>
-        <w:rPr>
-          <w:rFonts w:ascii="Arial" w:hAnsi="Arial"/>
-          <w:sz w:val="24"/>
-          <w:szCs w:val="24"/>
-        </w:rPr>
-        <w:lastRenderedPageBreak/>
-        <w:t xml:space="preserve">fields background subtraction – prior to this, the background mean was computed once using the pixels from the whole frame (i.e., both fields) and that single mean was used to perform the background subtraction for both fields. Without this correction, processing a raw </w:t>
+        <w:t xml:space="preserve">) which incorrectly frame fields such that fields that belong together appear in two frames. In this version, the background mean calculations are done separately for each field and used for that fields background subtraction – prior to this, the background mean was computed once using the pixels from the whole frame (i.e., both fields) and that single mean was used to perform the background subtraction for both fields. Without this correction, processing a raw </w:t>
       </w:r>
       <w:proofErr w:type="spellStart"/>
       <w:r>
@@ -8706,6 +8213,7 @@
           <w:sz w:val="24"/>
           <w:szCs w:val="24"/>
         </w:rPr>
+        <w:lastRenderedPageBreak/>
         <w:br/>
         <w:t xml:space="preserve">There is a new meaning to the values of </w:t>
       </w:r>
@@ -8760,16 +8268,7 @@
           <w:szCs w:val="24"/>
         </w:rPr>
         <w:br/>
-        <w:t xml:space="preserve">The Thumbnail Two display now lets the actual pixels selected by the mask to be seen </w:t>
-      </w:r>
-      <w:r>
-        <w:rPr>
-          <w:rFonts w:ascii="Arial" w:hAnsi="Arial"/>
-          <w:sz w:val="24"/>
-          <w:szCs w:val="24"/>
-        </w:rPr>
-        <w:lastRenderedPageBreak/>
-        <w:t>(the mask is transparent) and the surround of the mask is shown in yellow so that it is easy to visualize the mask selection.</w:t>
+        <w:t>The Thumbnail Two display now lets the actual pixels selected by the mask to be seen (the mask is transparent) and the surround of the mask is shown in yellow so that it is easy to visualize the mask selection.</w:t>
       </w:r>
       <w:r>
         <w:rPr>
@@ -9145,25 +8644,7 @@
           <w:sz w:val="24"/>
           <w:szCs w:val="24"/>
         </w:rPr>
-        <w:t xml:space="preserve"> button in the Timestamp tabbed panel. While help was available by </w:t>
-      </w:r>
-      <w:proofErr w:type="gramStart"/>
-      <w:r>
-        <w:rPr>
-          <w:rFonts w:ascii="Arial" w:hAnsi="Arial"/>
-          <w:sz w:val="24"/>
-          <w:szCs w:val="24"/>
-        </w:rPr>
-        <w:t>right-clicking</w:t>
-      </w:r>
-      <w:proofErr w:type="gramEnd"/>
-      <w:r>
-        <w:rPr>
-          <w:rFonts w:ascii="Arial" w:hAnsi="Arial"/>
-          <w:sz w:val="24"/>
-          <w:szCs w:val="24"/>
-        </w:rPr>
-        <w:t xml:space="preserve"> the </w:t>
+        <w:t xml:space="preserve"> button in the Timestamp tabbed panel. While help was available by right-clicking the </w:t>
       </w:r>
       <w:r>
         <w:rPr>
@@ -9228,7 +8709,16 @@
           <w:sz w:val="24"/>
           <w:szCs w:val="24"/>
         </w:rPr>
-        <w:t>adds a color change to OCR selection boxes based on their ability to be jogged. A red selection box (which can't be jogged by the arrow keys) turns yellow whenever it is enabled for arrow key jogging. I added some clarification to the Kiwi instructions regarding selection box placement.</w:t>
+        <w:t xml:space="preserve">adds a color change to OCR selection boxes based on their ability to be jogged. A red selection box (which can't be jogged by the arrow keys) turns yellow whenever it is enabled for arrow key jogging. I added some clarification to the Kiwi instructions </w:t>
+      </w:r>
+      <w:r>
+        <w:rPr>
+          <w:rFonts w:ascii="Arial" w:hAnsi="Arial"/>
+          <w:sz w:val="24"/>
+          <w:szCs w:val="24"/>
+        </w:rPr>
+        <w:lastRenderedPageBreak/>
+        <w:t>regarding selection box placement.</w:t>
       </w:r>
       <w:r>
         <w:rPr>
@@ -9245,25 +8735,7 @@
           <w:szCs w:val="24"/>
         </w:rPr>
         <w:br/>
-        <w:t xml:space="preserve">A major aid in adjusting the selection boxes to center on the timestamp characters has been added: position your mouse cursor on a selection box and press </w:t>
-      </w:r>
-      <w:proofErr w:type="gramStart"/>
-      <w:r>
-        <w:rPr>
-          <w:rFonts w:ascii="Arial" w:hAnsi="Arial"/>
-          <w:sz w:val="24"/>
-          <w:szCs w:val="24"/>
-        </w:rPr>
-        <w:t>the j key on the</w:t>
-      </w:r>
-      <w:proofErr w:type="gramEnd"/>
-      <w:r>
-        <w:rPr>
-          <w:rFonts w:ascii="Arial" w:hAnsi="Arial"/>
-          <w:sz w:val="24"/>
-          <w:szCs w:val="24"/>
-        </w:rPr>
-        <w:t xml:space="preserve"> keyboard to make that box </w:t>
+        <w:t xml:space="preserve">A major aid in adjusting the selection boxes to center on the timestamp characters has been added: position your mouse cursor on a selection box and press the j key on the keyboard to make that box </w:t>
       </w:r>
       <w:proofErr w:type="spellStart"/>
       <w:r>
@@ -9281,34 +8753,7 @@
           <w:sz w:val="24"/>
           <w:szCs w:val="24"/>
         </w:rPr>
-        <w:t xml:space="preserve">. Next, move to the arrow keys and use them to center the character, watching the thumbnail (which is now a live display --- no need to mouse out and back in as it had been). Once the character is well centered, press </w:t>
-      </w:r>
-      <w:proofErr w:type="gramStart"/>
-      <w:r>
-        <w:rPr>
-          <w:rFonts w:ascii="Arial" w:hAnsi="Arial"/>
-          <w:sz w:val="24"/>
-          <w:szCs w:val="24"/>
-        </w:rPr>
-        <w:t>the j</w:t>
-      </w:r>
-      <w:proofErr w:type="gramEnd"/>
-      <w:r>
-        <w:rPr>
-          <w:rFonts w:ascii="Arial" w:hAnsi="Arial"/>
-          <w:sz w:val="24"/>
-          <w:szCs w:val="24"/>
-        </w:rPr>
-        <w:t xml:space="preserve"> </w:t>
-      </w:r>
-      <w:r>
-        <w:rPr>
-          <w:rFonts w:ascii="Arial" w:hAnsi="Arial"/>
-          <w:sz w:val="24"/>
-          <w:szCs w:val="24"/>
-        </w:rPr>
-        <w:lastRenderedPageBreak/>
-        <w:t>key again once again to make the box non-</w:t>
+        <w:t>. Next, move to the arrow keys and use them to center the character, watching the thumbnail (which is now a live display --- no need to mouse out and back in as it had been). Once the character is well centered, press the j key again once again to make the box non-</w:t>
       </w:r>
       <w:proofErr w:type="spellStart"/>
       <w:r>
@@ -9554,25 +8999,7 @@
           <w:sz w:val="24"/>
           <w:szCs w:val="24"/>
         </w:rPr>
-        <w:t xml:space="preserve">changes the way the WCS procedure submits a request to nova.astrometry.net. Where previously, the submission to nova deliberately restricted the search to a </w:t>
-      </w:r>
-      <w:proofErr w:type="gramStart"/>
-      <w:r>
-        <w:rPr>
-          <w:rFonts w:ascii="Arial" w:hAnsi="Arial"/>
-          <w:sz w:val="24"/>
-          <w:szCs w:val="24"/>
-        </w:rPr>
-        <w:t>1 degree</w:t>
-      </w:r>
-      <w:proofErr w:type="gramEnd"/>
-      <w:r>
-        <w:rPr>
-          <w:rFonts w:ascii="Arial" w:hAnsi="Arial"/>
-          <w:sz w:val="24"/>
-          <w:szCs w:val="24"/>
-        </w:rPr>
-        <w:t xml:space="preserve"> radius around the target star location, I now allow a full blind-search.</w:t>
+        <w:t>changes the way the WCS procedure submits a request to nova.astrometry.net. Where previously, the submission to nova deliberately restricted the search to a 1 degree radius around the target star location, I now allow a full blind-search.</w:t>
       </w:r>
       <w:r>
         <w:rPr>
@@ -9671,25 +9098,7 @@
           <w:sz w:val="24"/>
           <w:szCs w:val="24"/>
         </w:rPr>
-        <w:t xml:space="preserve">Added a test for duplicated frames during the writing of a csv file and now abort the csv write </w:t>
-      </w:r>
-      <w:proofErr w:type="gramStart"/>
-      <w:r>
-        <w:rPr>
-          <w:rFonts w:ascii="Arial" w:hAnsi="Arial"/>
-          <w:sz w:val="24"/>
-          <w:szCs w:val="24"/>
-        </w:rPr>
-        <w:t>should there</w:t>
-      </w:r>
-      <w:proofErr w:type="gramEnd"/>
-      <w:r>
-        <w:rPr>
-          <w:rFonts w:ascii="Arial" w:hAnsi="Arial"/>
-          <w:sz w:val="24"/>
-          <w:szCs w:val="24"/>
-        </w:rPr>
-        <w:t xml:space="preserve"> be a duplicated frame found (caused by the user doing multiple overlapping analysis runs by accident).</w:t>
+        <w:t>Added a test for duplicated frames during the writing of a csv file and now abort the csv write should there be a duplicated frame found (caused by the user doing multiple overlapping analysis runs by accident).</w:t>
       </w:r>
       <w:r>
         <w:rPr>
@@ -9737,7 +9146,16 @@
           <w:sz w:val="24"/>
           <w:szCs w:val="24"/>
         </w:rPr>
-        <w:t>Added an automatic 'Clear Data' at conclusion of 'finder image' generation do get rid of the aperture data that is collected during that operation.</w:t>
+        <w:t xml:space="preserve">Added an automatic 'Clear Data' at conclusion of 'finder image' generation do get rid of </w:t>
+      </w:r>
+      <w:r>
+        <w:rPr>
+          <w:rFonts w:ascii="Arial" w:hAnsi="Arial"/>
+          <w:sz w:val="24"/>
+          <w:szCs w:val="24"/>
+        </w:rPr>
+        <w:lastRenderedPageBreak/>
+        <w:t>the aperture data that is collected during that operation.</w:t>
       </w:r>
       <w:r>
         <w:rPr>
@@ -9813,7 +9231,6 @@
           <w:sz w:val="24"/>
           <w:szCs w:val="24"/>
         </w:rPr>
-        <w:lastRenderedPageBreak/>
         <w:t>Version 2.7.5</w:t>
       </w:r>
     </w:p>
@@ -9954,25 +9371,7 @@
           <w:sz w:val="24"/>
           <w:szCs w:val="24"/>
         </w:rPr>
-        <w:t xml:space="preserve">Added selection of 1, 10, or 100 as step size for threshold spinner to better accommodate </w:t>
-      </w:r>
-      <w:proofErr w:type="gramStart"/>
-      <w:r>
-        <w:rPr>
-          <w:rFonts w:ascii="Arial" w:hAnsi="Arial"/>
-          <w:sz w:val="24"/>
-          <w:szCs w:val="24"/>
-        </w:rPr>
-        <w:t>12 and 16 bit</w:t>
-      </w:r>
-      <w:proofErr w:type="gramEnd"/>
-      <w:r>
-        <w:rPr>
-          <w:rFonts w:ascii="Arial" w:hAnsi="Arial"/>
-          <w:sz w:val="24"/>
-          <w:szCs w:val="24"/>
-        </w:rPr>
-        <w:t xml:space="preserve"> videos --- reduce 'clicking'</w:t>
+        <w:t>Added selection of 1, 10, or 100 as step size for threshold spinner to better accommodate 12 and 16 bit videos --- reduce 'clicking'</w:t>
       </w:r>
     </w:p>
     <w:p>
@@ -10052,25 +9451,7 @@
           <w:sz w:val="24"/>
           <w:szCs w:val="24"/>
         </w:rPr>
-        <w:t xml:space="preserve">Changed the default threshold for static aperture from 9999 to 99999 to better accommodate </w:t>
-      </w:r>
-      <w:proofErr w:type="gramStart"/>
-      <w:r>
-        <w:rPr>
-          <w:rFonts w:ascii="Arial" w:hAnsi="Arial"/>
-          <w:sz w:val="24"/>
-          <w:szCs w:val="24"/>
-        </w:rPr>
-        <w:t>12 and 16 bit</w:t>
-      </w:r>
-      <w:proofErr w:type="gramEnd"/>
-      <w:r>
-        <w:rPr>
-          <w:rFonts w:ascii="Arial" w:hAnsi="Arial"/>
-          <w:sz w:val="24"/>
-          <w:szCs w:val="24"/>
-        </w:rPr>
-        <w:t xml:space="preserve"> videos.</w:t>
+        <w:t>Changed the default threshold for static aperture from 9999 to 99999 to better accommodate 12 and 16 bit videos.</w:t>
       </w:r>
       <w:r>
         <w:rPr>
@@ -10216,43 +9597,7 @@
           <w:sz w:val="24"/>
           <w:szCs w:val="24"/>
         </w:rPr>
-        <w:t xml:space="preserve">Changed the algorithm for calculating the average value of background pixels.  This new algorithm replaced one that was excellent when background noise had a gaussian </w:t>
-      </w:r>
-      <w:proofErr w:type="gramStart"/>
-      <w:r>
-        <w:rPr>
-          <w:rFonts w:ascii="Arial" w:hAnsi="Arial"/>
-          <w:sz w:val="24"/>
-          <w:szCs w:val="24"/>
-        </w:rPr>
-        <w:t>distribution, but</w:t>
-      </w:r>
-      <w:proofErr w:type="gramEnd"/>
-      <w:r>
-        <w:rPr>
-          <w:rFonts w:ascii="Arial" w:hAnsi="Arial"/>
-          <w:sz w:val="24"/>
-          <w:szCs w:val="24"/>
-        </w:rPr>
-        <w:t xml:space="preserve"> had about a 1% error (too small by 1%) when the noise distribution was skewed.  The histogram of a skewed distribution has a longer tail on one side than the other.  It is common to find recordings that have background noise that is skewed, usually with a longer tail on the right (toward higher values).  Sometime, perhaps due to a camera setting, background levels are 'clipped' and so appear skewed, sometimes without a left tail at all.  One other effect is frequently seen in </w:t>
-      </w:r>
-      <w:proofErr w:type="gramStart"/>
-      <w:r>
-        <w:rPr>
-          <w:rFonts w:ascii="Arial" w:hAnsi="Arial"/>
-          <w:sz w:val="24"/>
-          <w:szCs w:val="24"/>
-        </w:rPr>
-        <w:t>8 bit</w:t>
-      </w:r>
-      <w:proofErr w:type="gramEnd"/>
-      <w:r>
-        <w:rPr>
-          <w:rFonts w:ascii="Arial" w:hAnsi="Arial"/>
-          <w:sz w:val="24"/>
-          <w:szCs w:val="24"/>
-        </w:rPr>
-        <w:t xml:space="preserve"> </w:t>
+        <w:t xml:space="preserve">Changed the algorithm for calculating the average value of background pixels.  This new algorithm replaced one that was excellent when background noise had a gaussian distribution, but had about a 1% error (too small by 1%) when the noise distribution was skewed.  The histogram of a skewed distribution has a longer tail on one side than the other.  It is common to find recordings that have background noise that is skewed, usually with a longer tail on the right (toward higher values).  Sometime, perhaps due to a camera setting, background levels are 'clipped' and so appear skewed, sometimes without a left tail at all.  One other effect is frequently seen in 8 bit </w:t>
       </w:r>
       <w:proofErr w:type="spellStart"/>
       <w:r>
@@ -10270,7 +9615,16 @@
           <w:sz w:val="24"/>
           <w:szCs w:val="24"/>
         </w:rPr>
-        <w:t xml:space="preserve"> from a composite video camera --- missing values.  These 'missing' values appear when a video with a range of pixel values from 10 to 235 is remapped (stretched) to a 0 to 255 range. When that process is present, every eighth value is missing and never appears as a pixel value.</w:t>
+        <w:t xml:space="preserve"> from a composite video camera --- missing values.  These 'missing' values appear when a video with a range of pixel values from 10 to 235 is remapped (stretched) to a 0 to 255 range. </w:t>
+      </w:r>
+      <w:r>
+        <w:rPr>
+          <w:rFonts w:ascii="Arial" w:hAnsi="Arial"/>
+          <w:sz w:val="24"/>
+          <w:szCs w:val="24"/>
+        </w:rPr>
+        <w:lastRenderedPageBreak/>
+        <w:t>When that process is present, every eighth value is missing and never appears as a pixel value.</w:t>
       </w:r>
       <w:r>
         <w:rPr>
@@ -10296,25 +9650,7 @@
           <w:sz w:val="24"/>
           <w:szCs w:val="24"/>
         </w:rPr>
-        <w:t xml:space="preserve">This new algorithm is insensitive to </w:t>
-      </w:r>
-      <w:proofErr w:type="gramStart"/>
-      <w:r>
-        <w:rPr>
-          <w:rFonts w:ascii="Arial" w:hAnsi="Arial"/>
-          <w:sz w:val="24"/>
-          <w:szCs w:val="24"/>
-        </w:rPr>
-        <w:t>skew</w:t>
-      </w:r>
-      <w:proofErr w:type="gramEnd"/>
-      <w:r>
-        <w:rPr>
-          <w:rFonts w:ascii="Arial" w:hAnsi="Arial"/>
-          <w:sz w:val="24"/>
-          <w:szCs w:val="24"/>
-        </w:rPr>
-        <w:t>, clipping, and missing values.</w:t>
+        <w:t>This new algorithm is insensitive to skew, clipping, and missing values.</w:t>
       </w:r>
       <w:r>
         <w:rPr>
@@ -10362,16 +9698,7 @@
           <w:sz w:val="24"/>
           <w:szCs w:val="24"/>
         </w:rPr>
-        <w:t xml:space="preserve">Very minor change – set the default state of the checkbox that controls the display of </w:t>
-      </w:r>
-      <w:r>
-        <w:rPr>
-          <w:rFonts w:ascii="Arial" w:hAnsi="Arial"/>
-          <w:sz w:val="24"/>
-          <w:szCs w:val="24"/>
-        </w:rPr>
-        <w:lastRenderedPageBreak/>
-        <w:t>frame metadata for ADV/AAV frames.</w:t>
+        <w:t>Very minor change – set the default state of the checkbox that controls the display of frame metadata for ADV/AAV frames.</w:t>
       </w:r>
       <w:r>
         <w:rPr>
@@ -10405,25 +9732,7 @@
           <w:szCs w:val="24"/>
         </w:rPr>
         <w:br/>
-        <w:t xml:space="preserve">Another reason is that for AAV files, the first frame tag is named Error: and is usually empty, but as it heads a list of other tags, it is easy to thing that an error has actually occurred. But if the user had to check a box to see this data display, it </w:t>
-      </w:r>
-      <w:proofErr w:type="gramStart"/>
-      <w:r>
-        <w:rPr>
-          <w:rFonts w:ascii="Arial" w:hAnsi="Arial"/>
-          <w:sz w:val="24"/>
-          <w:szCs w:val="24"/>
-        </w:rPr>
-        <w:t>will</w:t>
-      </w:r>
-      <w:proofErr w:type="gramEnd"/>
-      <w:r>
-        <w:rPr>
-          <w:rFonts w:ascii="Arial" w:hAnsi="Arial"/>
-          <w:sz w:val="24"/>
-          <w:szCs w:val="24"/>
-        </w:rPr>
-        <w:t xml:space="preserve"> be clearer that no error has occurred.</w:t>
+        <w:t>Another reason is that for AAV files, the first frame tag is named Error: and is usually empty, but as it heads a list of other tags, it is easy to thing that an error has actually occurred. But if the user had to check a box to see this data display, it will be clearer that no error has occurred.</w:t>
       </w:r>
       <w:r>
         <w:rPr>
@@ -10617,25 +9926,7 @@
           <w:sz w:val="24"/>
           <w:szCs w:val="24"/>
         </w:rPr>
-        <w:t xml:space="preserve">Added requirement that top/bottom redact values be entered (in the “finder” tab panel) before hot-pixel suppression via median filter will take place.  This is needed for the case where a timestamp overlay is present that requires OCR.  The median filter process </w:t>
-      </w:r>
-      <w:proofErr w:type="gramStart"/>
-      <w:r>
-        <w:rPr>
-          <w:rFonts w:ascii="Arial" w:hAnsi="Arial"/>
-          <w:sz w:val="24"/>
-          <w:szCs w:val="24"/>
-        </w:rPr>
-        <w:t>has to</w:t>
-      </w:r>
-      <w:proofErr w:type="gramEnd"/>
-      <w:r>
-        <w:rPr>
-          <w:rFonts w:ascii="Arial" w:hAnsi="Arial"/>
-          <w:sz w:val="24"/>
-          <w:szCs w:val="24"/>
-        </w:rPr>
-        <w:t xml:space="preserve"> bypass the region where such timestamps are located, otherwise poor OCR will be a result.</w:t>
+        <w:t>Added requirement that top/bottom redact values be entered (in the “finder” tab panel) before hot-pixel suppression via median filter will take place.  This is needed for the case where a timestamp overlay is present that requires OCR.  The median filter process has to bypass the region where such timestamps are located, otherwise poor OCR will be a result.</w:t>
       </w:r>
       <w:r>
         <w:rPr>
@@ -10740,25 +10031,7 @@
           <w:szCs w:val="24"/>
         </w:rPr>
         <w:br/>
-        <w:t xml:space="preserve">While being able to read .adv files is a pre-requisite to reading AAV files, it is likely that some additional capabilities will need to be added to PyMovie to deal smoothly with such files. If the demand is there for such support and is made known to me, I will undertake </w:t>
-      </w:r>
-      <w:proofErr w:type="gramStart"/>
-      <w:r>
-        <w:rPr>
-          <w:rFonts w:ascii="Arial" w:hAnsi="Arial"/>
-          <w:sz w:val="24"/>
-          <w:szCs w:val="24"/>
-        </w:rPr>
-        <w:t>adding</w:t>
-      </w:r>
-      <w:proofErr w:type="gramEnd"/>
-      <w:r>
-        <w:rPr>
-          <w:rFonts w:ascii="Arial" w:hAnsi="Arial"/>
-          <w:sz w:val="24"/>
-          <w:szCs w:val="24"/>
-        </w:rPr>
-        <w:t xml:space="preserve"> the missing pieces.</w:t>
+        <w:t>While being able to read .adv files is a pre-requisite to reading AAV files, it is likely that some additional capabilities will need to be added to PyMovie to deal smoothly with such files. If the demand is there for such support and is made known to me, I will undertake adding the missing pieces.</w:t>
       </w:r>
       <w:r>
         <w:rPr>
@@ -10788,25 +10061,16 @@
           <w:sz w:val="24"/>
           <w:szCs w:val="24"/>
         </w:rPr>
-        <w:t xml:space="preserve">Added an option to apply either a 3x3 or a 5x5 median filter to frames as they are being read --- this has the effect of removing hot-pixels automatically, provided the 'hot-pixels' are isolated pixels or in very small groups.  This is a much easier option than placing apertures on all the hot-pixel groups and asking PyMovie to record the coordinates of the enclosed hot-pixels for later 'erasure'. This simple method of removing hot-pixels has allowed me to generate very well defined “finder” images from a video that had too many hot-pixels to deal with by placing apertures on them individually. Fortunately, these </w:t>
-      </w:r>
-      <w:proofErr w:type="gramStart"/>
-      <w:r>
-        <w:rPr>
-          <w:rFonts w:ascii="Arial" w:hAnsi="Arial"/>
-          <w:sz w:val="24"/>
-          <w:szCs w:val="24"/>
-        </w:rPr>
-        <w:t>hot-pixels</w:t>
-      </w:r>
-      <w:proofErr w:type="gramEnd"/>
-      <w:r>
-        <w:rPr>
-          <w:rFonts w:ascii="Arial" w:hAnsi="Arial"/>
-          <w:sz w:val="24"/>
-          <w:szCs w:val="24"/>
-        </w:rPr>
-        <w:t xml:space="preserve"> were all single isolated pixels, so the 3x3 median filter easily suppressed them during the “finder” image generation.</w:t>
+        <w:t>Added an option to apply either a 3x3 or a 5x5 median filter to frames as they are being read --- this has the effect of removing hot-pixels automatically, provided the 'hot-</w:t>
+      </w:r>
+      <w:r>
+        <w:rPr>
+          <w:rFonts w:ascii="Arial" w:hAnsi="Arial"/>
+          <w:sz w:val="24"/>
+          <w:szCs w:val="24"/>
+        </w:rPr>
+        <w:lastRenderedPageBreak/>
+        <w:t>pixels' are isolated pixels or in very small groups.  This is a much easier option than placing apertures on all the hot-pixel groups and asking PyMovie to record the coordinates of the enclosed hot-pixels for later 'erasure'. This simple method of removing hot-pixels has allowed me to generate very well defined “finder” images from a video that had too many hot-pixels to deal with by placing apertures on them individually. Fortunately, these hot-pixels were all single isolated pixels, so the 3x3 median filter easily suppressed them during the “finder” image generation.</w:t>
       </w:r>
       <w:r>
         <w:rPr>
@@ -10920,25 +10184,7 @@
           <w:sz w:val="24"/>
           <w:szCs w:val="24"/>
         </w:rPr>
-        <w:t xml:space="preserve">Added the </w:t>
-      </w:r>
-      <w:proofErr w:type="gramStart"/>
-      <w:r>
-        <w:rPr>
-          <w:rFonts w:ascii="Arial" w:hAnsi="Arial"/>
-          <w:sz w:val="24"/>
-          <w:szCs w:val="24"/>
-        </w:rPr>
-        <w:t>100 nanosecond</w:t>
-      </w:r>
-      <w:proofErr w:type="gramEnd"/>
-      <w:r>
-        <w:rPr>
-          <w:rFonts w:ascii="Arial" w:hAnsi="Arial"/>
-          <w:sz w:val="24"/>
-          <w:szCs w:val="24"/>
-        </w:rPr>
-        <w:t xml:space="preserve"> digit to the SER timestamps so that there now is no difference between the SharpCap timestamp and that of PyMovie.  Timestamps to a resolution 0f 100 nanoseconds have little use, but this eliminates a discrepancy that might be unsettling to some.</w:t>
+        <w:t>Added the 100 nanosecond digit to the SER timestamps so that there now is no difference between the SharpCap timestamp and that of PyMovie.  Timestamps to a resolution 0f 100 nanoseconds have little use, but this eliminates a discrepancy that might be unsettling to some.</w:t>
       </w:r>
       <w:r>
         <w:rPr>
@@ -11066,25 +10312,7 @@
           <w:sz w:val="24"/>
           <w:szCs w:val="24"/>
         </w:rPr>
-        <w:t xml:space="preserve">Also made the name of the aperture to be used for stacking </w:t>
-      </w:r>
-      <w:proofErr w:type="gramStart"/>
-      <w:r>
-        <w:rPr>
-          <w:rFonts w:ascii="Arial" w:hAnsi="Arial"/>
-          <w:sz w:val="24"/>
-          <w:szCs w:val="24"/>
-        </w:rPr>
-        <w:t>case-insensitive</w:t>
-      </w:r>
-      <w:proofErr w:type="gramEnd"/>
-      <w:r>
-        <w:rPr>
-          <w:rFonts w:ascii="Arial" w:hAnsi="Arial"/>
-          <w:sz w:val="24"/>
-          <w:szCs w:val="24"/>
-        </w:rPr>
-        <w:t>.  It must still start with the character string 'stack', but '</w:t>
+        <w:t>Also made the name of the aperture to be used for stacking case-insensitive.  It must still start with the character string 'stack', but '</w:t>
       </w:r>
       <w:proofErr w:type="spellStart"/>
       <w:r>
@@ -11150,25 +10378,7 @@
           <w:sz w:val="24"/>
           <w:szCs w:val="24"/>
         </w:rPr>
-        <w:t xml:space="preserve">In version 2.5.4 we switched to using a filename dialog that provided a list of </w:t>
-      </w:r>
-      <w:proofErr w:type="gramStart"/>
-      <w:r>
-        <w:rPr>
-          <w:rFonts w:ascii="Arial" w:hAnsi="Arial"/>
-          <w:sz w:val="24"/>
-          <w:szCs w:val="24"/>
-        </w:rPr>
-        <w:t>already-used</w:t>
-      </w:r>
-      <w:proofErr w:type="gramEnd"/>
-      <w:r>
-        <w:rPr>
-          <w:rFonts w:ascii="Arial" w:hAnsi="Arial"/>
-          <w:sz w:val="24"/>
-          <w:szCs w:val="24"/>
-        </w:rPr>
-        <w:t xml:space="preserve"> .csv file names, a useful convenience on </w:t>
+        <w:t xml:space="preserve">In version 2.5.4 we switched to using a filename dialog that provided a list of already-used .csv file names, a useful convenience on </w:t>
       </w:r>
       <w:proofErr w:type="spellStart"/>
       <w:r>
@@ -11354,68 +10564,7 @@
           <w:sz w:val="24"/>
           <w:szCs w:val="24"/>
         </w:rPr>
-        <w:t xml:space="preserve"> the use of a computed mask (i.e., a snap-to-blob aperture) for the sole aperture that contains the target star, particularly if the target intensity drops significantly during the occultation, is not recommended!  If you use a single aperture on the target star, it should be a static aperture with a fixed radius circular mask!</w:t>
-      </w:r>
-      <w:r>
-        <w:rPr>
-          <w:rFonts w:ascii="Arial" w:hAnsi="Arial"/>
-          <w:sz w:val="24"/>
-          <w:szCs w:val="24"/>
-        </w:rPr>
-        <w:br/>
-      </w:r>
-      <w:r>
-        <w:rPr>
-          <w:rFonts w:ascii="Arial" w:hAnsi="Arial"/>
-          <w:sz w:val="24"/>
-          <w:szCs w:val="24"/>
-        </w:rPr>
-        <w:br/>
-        <w:t xml:space="preserve">The problem is that, as the target intensity drops, there may be a point, just before the default mask comes into use, that a very small computed mask gets used and that mask fails to include all the pixels from the star image, thus creating an artificial drop that can/will affect where the D or R edge appears to occur.  This is exacerbated by the </w:t>
-      </w:r>
-      <w:r>
-        <w:rPr>
-          <w:rFonts w:ascii="Arial" w:hAnsi="Arial"/>
-          <w:sz w:val="24"/>
-          <w:szCs w:val="24"/>
-        </w:rPr>
-        <w:lastRenderedPageBreak/>
-        <w:t xml:space="preserve">use of the </w:t>
-      </w:r>
-      <w:proofErr w:type="gramStart"/>
-      <w:r>
-        <w:rPr>
-          <w:rFonts w:ascii="Arial" w:hAnsi="Arial"/>
-          <w:sz w:val="24"/>
-          <w:szCs w:val="24"/>
-        </w:rPr>
-        <w:t>2 sigma</w:t>
-      </w:r>
-      <w:proofErr w:type="gramEnd"/>
-      <w:r>
-        <w:rPr>
-          <w:rFonts w:ascii="Arial" w:hAnsi="Arial"/>
-          <w:sz w:val="24"/>
-          <w:szCs w:val="24"/>
-        </w:rPr>
-        <w:t xml:space="preserve"> level for mask computation, a practice that, while good for tracking and reference stars, is hazardous for target stars.</w:t>
-      </w:r>
-      <w:r>
-        <w:rPr>
-          <w:rFonts w:ascii="Arial" w:hAnsi="Arial"/>
-          <w:sz w:val="24"/>
-          <w:szCs w:val="24"/>
-        </w:rPr>
-        <w:br/>
-      </w:r>
-      <w:r>
-        <w:rPr>
-          <w:rFonts w:ascii="Arial" w:hAnsi="Arial"/>
-          <w:sz w:val="24"/>
-          <w:szCs w:val="24"/>
-        </w:rPr>
-        <w:br/>
-        <w:t xml:space="preserve">If you want to use a computed mask on such a target in hopes of achieving an improved snr, </w:t>
+        <w:t xml:space="preserve"> the use of a computed mask (i.e., a snap-to-blob aperture) for the sole aperture that contains the target star, particularly if the target intensity drops significantly during the occultation, is not recommended!  If you use a single </w:t>
       </w:r>
       <w:r>
         <w:rPr>
@@ -11426,6 +10575,52 @@
           <w:sz w:val="24"/>
           <w:szCs w:val="24"/>
         </w:rPr>
+        <w:lastRenderedPageBreak/>
+        <w:t>aperture on the target star, it should be a static aperture with a fixed radius circular mask!</w:t>
+      </w:r>
+      <w:r>
+        <w:rPr>
+          <w:rFonts w:ascii="Arial" w:hAnsi="Arial"/>
+          <w:sz w:val="24"/>
+          <w:szCs w:val="24"/>
+        </w:rPr>
+        <w:br/>
+      </w:r>
+      <w:r>
+        <w:rPr>
+          <w:rFonts w:ascii="Arial" w:hAnsi="Arial"/>
+          <w:sz w:val="24"/>
+          <w:szCs w:val="24"/>
+        </w:rPr>
+        <w:br/>
+        <w:t>The problem is that, as the target intensity drops, there may be a point, just before the default mask comes into use, that a very small computed mask gets used and that mask fails to include all the pixels from the star image, thus creating an artificial drop that can/will affect where the D or R edge appears to occur.  This is exacerbated by the use of the 2 sigma level for mask computation, a practice that, while good for tracking and reference stars, is hazardous for target stars.</w:t>
+      </w:r>
+      <w:r>
+        <w:rPr>
+          <w:rFonts w:ascii="Arial" w:hAnsi="Arial"/>
+          <w:sz w:val="24"/>
+          <w:szCs w:val="24"/>
+        </w:rPr>
+        <w:br/>
+      </w:r>
+      <w:r>
+        <w:rPr>
+          <w:rFonts w:ascii="Arial" w:hAnsi="Arial"/>
+          <w:sz w:val="24"/>
+          <w:szCs w:val="24"/>
+        </w:rPr>
+        <w:br/>
+        <w:t xml:space="preserve">If you want to use a computed mask on such a target in hopes of achieving an improved snr, </w:t>
+      </w:r>
+      <w:r>
+        <w:rPr>
+          <w:rFonts w:ascii="Arial" w:hAnsi="Arial"/>
+          <w:b/>
+          <w:bCs/>
+          <w:color w:val="800000"/>
+          <w:sz w:val="24"/>
+          <w:szCs w:val="24"/>
+        </w:rPr>
         <w:t>ALWAYS</w:t>
       </w:r>
       <w:r>
@@ -11434,43 +10629,7 @@
           <w:sz w:val="24"/>
           <w:szCs w:val="24"/>
         </w:rPr>
-        <w:t xml:space="preserve"> overlay that aperture with another aperture that uses a fixed circular mask.  The composite </w:t>
-      </w:r>
-      <w:proofErr w:type="gramStart"/>
-      <w:r>
-        <w:rPr>
-          <w:rFonts w:ascii="Arial" w:hAnsi="Arial"/>
-          <w:sz w:val="24"/>
-          <w:szCs w:val="24"/>
-        </w:rPr>
-        <w:t>lightcurve</w:t>
-      </w:r>
-      <w:proofErr w:type="gramEnd"/>
-      <w:r>
-        <w:rPr>
-          <w:rFonts w:ascii="Arial" w:hAnsi="Arial"/>
-          <w:sz w:val="24"/>
-          <w:szCs w:val="24"/>
-        </w:rPr>
-        <w:t xml:space="preserve"> for the target will then make it clear </w:t>
-      </w:r>
-      <w:proofErr w:type="gramStart"/>
-      <w:r>
-        <w:rPr>
-          <w:rFonts w:ascii="Arial" w:hAnsi="Arial"/>
-          <w:sz w:val="24"/>
-          <w:szCs w:val="24"/>
-        </w:rPr>
-        <w:t>whether or not</w:t>
-      </w:r>
-      <w:proofErr w:type="gramEnd"/>
-      <w:r>
-        <w:rPr>
-          <w:rFonts w:ascii="Arial" w:hAnsi="Arial"/>
-          <w:sz w:val="24"/>
-          <w:szCs w:val="24"/>
-        </w:rPr>
-        <w:t xml:space="preserve"> the computed mask results should be used for timing as it will show two overlaid </w:t>
+        <w:t xml:space="preserve"> overlay that aperture with another aperture that uses a fixed circular mask.  The composite lightcurve for the target will then make it clear whether or not the computed mask results should be used for timing as it will show two overlaid </w:t>
       </w:r>
       <w:proofErr w:type="spellStart"/>
       <w:r>
@@ -11505,28 +10664,9 @@
           <w:szCs w:val="24"/>
         </w:rPr>
         <w:br/>
-        <w:t xml:space="preserve">The computed mask has proven to be most helpful in providing robust tracking.  If you have a </w:t>
-      </w:r>
-      <w:proofErr w:type="gramStart"/>
-      <w:r>
-        <w:rPr>
-          <w:rFonts w:ascii="Arial" w:hAnsi="Arial"/>
-          <w:sz w:val="24"/>
-          <w:szCs w:val="24"/>
-        </w:rPr>
-        <w:t>12 or 16 bit</w:t>
-      </w:r>
-      <w:proofErr w:type="gramEnd"/>
-      <w:r>
-        <w:rPr>
-          <w:rFonts w:ascii="Arial" w:hAnsi="Arial"/>
-          <w:sz w:val="24"/>
-          <w:szCs w:val="24"/>
-        </w:rPr>
-        <w:t xml:space="preserve"> camera and windshake, you will also get cleaner </w:t>
+        <w:t xml:space="preserve">The computed mask has proven to be most helpful in providing robust tracking.  If you have a 12 or 16 bit camera and windshake, you will also get cleaner </w:t>
       </w:r>
       <w:proofErr w:type="spellStart"/>
-      <w:proofErr w:type="gramStart"/>
       <w:r>
         <w:rPr>
           <w:rFonts w:ascii="Arial" w:hAnsi="Arial"/>
@@ -11536,32 +10676,13 @@
         <w:t>lightcurves</w:t>
       </w:r>
       <w:proofErr w:type="spellEnd"/>
-      <w:proofErr w:type="gramEnd"/>
-      <w:r>
-        <w:rPr>
-          <w:rFonts w:ascii="Arial" w:hAnsi="Arial"/>
-          <w:sz w:val="24"/>
-          <w:szCs w:val="24"/>
-        </w:rPr>
-        <w:t xml:space="preserve"> by using computed masks.  But for </w:t>
-      </w:r>
-      <w:proofErr w:type="gramStart"/>
-      <w:r>
-        <w:rPr>
-          <w:rFonts w:ascii="Arial" w:hAnsi="Arial"/>
-          <w:sz w:val="24"/>
-          <w:szCs w:val="24"/>
-        </w:rPr>
-        <w:t>8 bit</w:t>
-      </w:r>
-      <w:proofErr w:type="gramEnd"/>
-      <w:r>
-        <w:rPr>
-          <w:rFonts w:ascii="Arial" w:hAnsi="Arial"/>
-          <w:sz w:val="24"/>
-          <w:szCs w:val="24"/>
-        </w:rPr>
-        <w:t xml:space="preserve"> videos with little windshake, the computed mask is best relegated to tracking and reference stars.</w:t>
+      <w:r>
+        <w:rPr>
+          <w:rFonts w:ascii="Arial" w:hAnsi="Arial"/>
+          <w:sz w:val="24"/>
+          <w:szCs w:val="24"/>
+        </w:rPr>
+        <w:t xml:space="preserve"> by using computed masks.  But for 8 bit videos with little windshake, the computed mask is best relegated to tracking and reference stars.</w:t>
       </w:r>
       <w:r>
         <w:rPr>
@@ -11660,7 +10781,6 @@
         <w:t xml:space="preserve"> memory usage increased with time, eventually crashing --- I have traced that behavior down to the plot </w:t>
       </w:r>
       <w:proofErr w:type="spellStart"/>
-      <w:proofErr w:type="gramStart"/>
       <w:r>
         <w:rPr>
           <w:rFonts w:ascii="Arial" w:hAnsi="Arial"/>
@@ -11670,50 +10790,13 @@
         <w:t>lightcurves</w:t>
       </w:r>
       <w:proofErr w:type="spellEnd"/>
-      <w:proofErr w:type="gramEnd"/>
-      <w:r>
-        <w:rPr>
-          <w:rFonts w:ascii="Arial" w:hAnsi="Arial"/>
-          <w:sz w:val="24"/>
-          <w:szCs w:val="24"/>
-        </w:rPr>
-        <w:t xml:space="preserve"> function and eliminated the problem.  A side effect of the 'fix' is that plots from </w:t>
-      </w:r>
-      <w:proofErr w:type="gramStart"/>
-      <w:r>
-        <w:rPr>
-          <w:rFonts w:ascii="Arial" w:hAnsi="Arial"/>
-          <w:sz w:val="24"/>
-          <w:szCs w:val="24"/>
-        </w:rPr>
-        <w:t>a previous</w:t>
-      </w:r>
-      <w:proofErr w:type="gramEnd"/>
-      <w:r>
-        <w:rPr>
-          <w:rFonts w:ascii="Arial" w:hAnsi="Arial"/>
-          <w:sz w:val="24"/>
-          <w:szCs w:val="24"/>
-        </w:rPr>
-        <w:t xml:space="preserve"> will no longer persist but rather will be automatically deleted, closed, and replaced by new plots.  For some users, this may affect your workflow if you </w:t>
-      </w:r>
-      <w:proofErr w:type="gramStart"/>
-      <w:r>
-        <w:rPr>
-          <w:rFonts w:ascii="Arial" w:hAnsi="Arial"/>
-          <w:sz w:val="24"/>
-          <w:szCs w:val="24"/>
-        </w:rPr>
-        <w:t>were</w:t>
-      </w:r>
-      <w:proofErr w:type="gramEnd"/>
-      <w:r>
-        <w:rPr>
-          <w:rFonts w:ascii="Arial" w:hAnsi="Arial"/>
-          <w:sz w:val="24"/>
-          <w:szCs w:val="24"/>
-        </w:rPr>
-        <w:t xml:space="preserve"> in the habit of running an analysis, plotting the results, and running a changed analysis expecting to be able to generate another set of plots without losing the first set.  If this was your practice, now you will be required to explicitly save plots that you want to use for comparison studies. </w:t>
+      <w:r>
+        <w:rPr>
+          <w:rFonts w:ascii="Arial" w:hAnsi="Arial"/>
+          <w:sz w:val="24"/>
+          <w:szCs w:val="24"/>
+        </w:rPr>
+        <w:t xml:space="preserve"> function and eliminated the problem.  A side effect of the 'fix' is that plots from a previous will no longer persist but rather will be automatically deleted, closed, and replaced by new plots.  For some users, this may affect your workflow if you were in the habit of running an analysis, plotting the results, and running a changed analysis expecting to be able to generate another set of plots without losing the first set.  If this was your practice, now you will be required to explicitly save plots that you want to use for comparison studies. </w:t>
       </w:r>
       <w:r>
         <w:rPr>
@@ -11871,7 +10954,16 @@
           <w:sz w:val="24"/>
           <w:szCs w:val="24"/>
         </w:rPr>
-        <w:t xml:space="preserve"> scaling and normalization to 0...255 range in “finder” images. This will preserve star intensities and (hopefully) make “finder” images look more like the star chart. In addition, with this change, the contrast settings that are useful for an individual frame are also applicable to the “finder” image, so I make that setting ‘sticky’ during changes to and from a “finder” image.</w:t>
+        <w:t xml:space="preserve"> scaling and normalization to 0...255 range in “finder” images. This will preserve star intensities and (hopefully) make “finder” images look more like the star chart. In addition, with this change, the contrast settings that are useful for an individual </w:t>
+      </w:r>
+      <w:r>
+        <w:rPr>
+          <w:rFonts w:ascii="Arial" w:hAnsi="Arial"/>
+          <w:sz w:val="24"/>
+          <w:szCs w:val="24"/>
+        </w:rPr>
+        <w:lastRenderedPageBreak/>
+        <w:t>frame are also applicable to the “finder” image, so I make that setting ‘sticky’ during changes to and from a “finder” image.</w:t>
       </w:r>
       <w:r>
         <w:rPr>
@@ -11919,34 +11011,7 @@
           <w:sz w:val="24"/>
           <w:szCs w:val="24"/>
         </w:rPr>
-        <w:t xml:space="preserve">This version provides a solution to the following problem: if snap-to-blob apertures are placed on a “finder” image, the thresh value (used for calculating sampling masks) will be correct for the “finder” image, but not for the frames of the video --- the average </w:t>
-      </w:r>
-      <w:r>
-        <w:rPr>
-          <w:rFonts w:ascii="Arial" w:hAnsi="Arial"/>
-          <w:sz w:val="24"/>
-          <w:szCs w:val="24"/>
-        </w:rPr>
-        <w:lastRenderedPageBreak/>
-        <w:t xml:space="preserve">background will </w:t>
-      </w:r>
-      <w:proofErr w:type="gramStart"/>
-      <w:r>
-        <w:rPr>
-          <w:rFonts w:ascii="Arial" w:hAnsi="Arial"/>
-          <w:sz w:val="24"/>
-          <w:szCs w:val="24"/>
-        </w:rPr>
-        <w:t>different</w:t>
-      </w:r>
-      <w:proofErr w:type="gramEnd"/>
-      <w:r>
-        <w:rPr>
-          <w:rFonts w:ascii="Arial" w:hAnsi="Arial"/>
-          <w:sz w:val="24"/>
-          <w:szCs w:val="24"/>
-        </w:rPr>
-        <w:t xml:space="preserve"> and the noise will lower. The solution incorporated in this version is to detect when the display changes from a “finder” image back to the normal frames.  When this change is detected, we now automatically recalculate thresh for all snap-to-blob apertures that are present.</w:t>
+        <w:t>This version provides a solution to the following problem: if snap-to-blob apertures are placed on a “finder” image, the thresh value (used for calculating sampling masks) will be correct for the “finder” image, but not for the frames of the video --- the average background will different and the noise will lower. The solution incorporated in this version is to detect when the display changes from a “finder” image back to the normal frames.  When this change is detected, we now automatically recalculate thresh for all snap-to-blob apertures that are present.</w:t>
       </w:r>
       <w:r>
         <w:rPr>
@@ -11994,25 +11059,7 @@
           <w:sz w:val="24"/>
           <w:szCs w:val="24"/>
         </w:rPr>
-        <w:t xml:space="preserve">Removed the requirement when reading a “finder” file that it </w:t>
-      </w:r>
-      <w:proofErr w:type="gramStart"/>
-      <w:r>
-        <w:rPr>
-          <w:rFonts w:ascii="Arial" w:hAnsi="Arial"/>
-          <w:sz w:val="24"/>
-          <w:szCs w:val="24"/>
-        </w:rPr>
-        <w:t>reside</w:t>
-      </w:r>
-      <w:proofErr w:type="gramEnd"/>
-      <w:r>
-        <w:rPr>
-          <w:rFonts w:ascii="Arial" w:hAnsi="Arial"/>
-          <w:sz w:val="24"/>
-          <w:szCs w:val="24"/>
-        </w:rPr>
-        <w:t xml:space="preserve"> in an </w:t>
+        <w:t xml:space="preserve">Removed the requirement when reading a “finder” file that it reside in an </w:t>
       </w:r>
       <w:proofErr w:type="spellStart"/>
       <w:r>
@@ -12096,25 +11143,7 @@
           <w:sz w:val="24"/>
           <w:szCs w:val="24"/>
         </w:rPr>
-        <w:t xml:space="preserve">Dragging tabs to new positions to reflect a preferred </w:t>
-      </w:r>
-      <w:proofErr w:type="gramStart"/>
-      <w:r>
-        <w:rPr>
-          <w:rFonts w:ascii="Arial" w:hAnsi="Arial"/>
-          <w:sz w:val="24"/>
-          <w:szCs w:val="24"/>
-        </w:rPr>
-        <w:t>work flow</w:t>
-      </w:r>
-      <w:proofErr w:type="gramEnd"/>
-      <w:r>
-        <w:rPr>
-          <w:rFonts w:ascii="Arial" w:hAnsi="Arial"/>
-          <w:sz w:val="24"/>
-          <w:szCs w:val="24"/>
-        </w:rPr>
-        <w:t xml:space="preserve"> is now ‘sticky’ between session.</w:t>
+        <w:t>Dragging tabs to new positions to reflect a preferred work flow is now ‘sticky’ between session.</w:t>
       </w:r>
       <w:r>
         <w:rPr>
@@ -12210,25 +11239,7 @@
           <w:sz w:val="24"/>
           <w:szCs w:val="24"/>
         </w:rPr>
-        <w:t xml:space="preserve">Solves a problem extracting SharpCap embedded timestamps on some Win10 systems, which can have a default </w:t>
-      </w:r>
-      <w:proofErr w:type="gramStart"/>
-      <w:r>
-        <w:rPr>
-          <w:rFonts w:ascii="Arial" w:hAnsi="Arial"/>
-          <w:sz w:val="24"/>
-          <w:szCs w:val="24"/>
-        </w:rPr>
-        <w:t>32 bit</w:t>
-      </w:r>
-      <w:proofErr w:type="gramEnd"/>
-      <w:r>
-        <w:rPr>
-          <w:rFonts w:ascii="Arial" w:hAnsi="Arial"/>
-          <w:sz w:val="24"/>
-          <w:szCs w:val="24"/>
-        </w:rPr>
-        <w:t xml:space="preserve"> integer rather than the 64 bit integer on Mac computers.</w:t>
+        <w:t>Solves a problem extracting SharpCap embedded timestamps on some Win10 systems, which can have a default 32 bit integer rather than the 64 bit integer on Mac computers.</w:t>
       </w:r>
       <w:r>
         <w:rPr>
@@ -12372,25 +11383,7 @@
           <w:sz w:val="24"/>
           <w:szCs w:val="24"/>
         </w:rPr>
-        <w:t xml:space="preserve">Adds timestamp extraction from SharpCap </w:t>
-      </w:r>
-      <w:proofErr w:type="gramStart"/>
-      <w:r>
-        <w:rPr>
-          <w:rFonts w:ascii="Arial" w:hAnsi="Arial"/>
-          <w:sz w:val="24"/>
-          <w:szCs w:val="24"/>
-        </w:rPr>
-        <w:t>8 bit</w:t>
-      </w:r>
-      <w:proofErr w:type="gramEnd"/>
-      <w:r>
-        <w:rPr>
-          <w:rFonts w:ascii="Arial" w:hAnsi="Arial"/>
-          <w:sz w:val="24"/>
-          <w:szCs w:val="24"/>
-        </w:rPr>
-        <w:t xml:space="preserve"> </w:t>
+        <w:t xml:space="preserve">Adds timestamp extraction from SharpCap 8 bit </w:t>
       </w:r>
       <w:proofErr w:type="spellStart"/>
       <w:r>
@@ -12408,25 +11401,7 @@
           <w:sz w:val="24"/>
           <w:szCs w:val="24"/>
         </w:rPr>
-        <w:t xml:space="preserve"> captures. SharpCap embeds a </w:t>
-      </w:r>
-      <w:proofErr w:type="gramStart"/>
-      <w:r>
-        <w:rPr>
-          <w:rFonts w:ascii="Arial" w:hAnsi="Arial"/>
-          <w:sz w:val="24"/>
-          <w:szCs w:val="24"/>
-        </w:rPr>
-        <w:t>64 bit</w:t>
-      </w:r>
-      <w:proofErr w:type="gramEnd"/>
-      <w:r>
-        <w:rPr>
-          <w:rFonts w:ascii="Arial" w:hAnsi="Arial"/>
-          <w:sz w:val="24"/>
-          <w:szCs w:val="24"/>
-        </w:rPr>
-        <w:t xml:space="preserve"> timestamp (from Windows computer clock --- number of 100ns ticks since midnight on 1 Jan 0001) in the first 8 bytes of each frame (upper left corner). With this version, there is an addition to the VTI drop-down list that allows this form of </w:t>
+        <w:t xml:space="preserve"> captures. SharpCap embeds a 64 bit timestamp (from Windows computer clock --- number of 100ns ticks since midnight on 1 Jan 0001) in the first 8 bytes of each frame (upper left corner). With this version, there is an addition to the VTI drop-down list that allows this form of </w:t>
       </w:r>
       <w:proofErr w:type="spellStart"/>
       <w:r>
@@ -12470,6 +11445,7 @@
           <w:sz w:val="24"/>
           <w:szCs w:val="24"/>
         </w:rPr>
+        <w:lastRenderedPageBreak/>
         <w:t>Version 2.3.9</w:t>
       </w:r>
     </w:p>
@@ -12558,16 +11534,7 @@
           <w:sz w:val="24"/>
           <w:szCs w:val="24"/>
         </w:rPr>
-        <w:t xml:space="preserve"> running at 30 fps.  The sample was provided by Hiroyuki Watanabe with the timestamp positioning he preferred.  If the template extracted from that sample doesn’t </w:t>
-      </w:r>
-      <w:r>
-        <w:rPr>
-          <w:rFonts w:ascii="Arial" w:hAnsi="Arial"/>
-          <w:sz w:val="24"/>
-          <w:szCs w:val="24"/>
-        </w:rPr>
-        <w:lastRenderedPageBreak/>
-        <w:t>fit your GHS setup very well, send me a sample.  Sometimes a 640 x 480 (or other shape) needs its own template.</w:t>
+        <w:t xml:space="preserve"> running at 30 fps.  The sample was provided by Hiroyuki Watanabe with the timestamp positioning he preferred.  If the template extracted from that sample doesn’t fit your GHS setup very well, send me a sample.  Sometimes a 640 x 480 (or other shape) needs its own template.</w:t>
       </w:r>
       <w:r>
         <w:rPr>
@@ -12723,25 +11690,7 @@
           <w:sz w:val="24"/>
           <w:szCs w:val="24"/>
         </w:rPr>
-        <w:t xml:space="preserve">Implemented the Preferences tab.  An aperture size and a threshold sigma level (1, 2, or 3) can be specified.  They will be ‘saved’ when PyMovie is closed and applied when </w:t>
-      </w:r>
-      <w:proofErr w:type="gramStart"/>
-      <w:r>
-        <w:rPr>
-          <w:rFonts w:ascii="Arial" w:hAnsi="Arial"/>
-          <w:sz w:val="24"/>
-          <w:szCs w:val="24"/>
-        </w:rPr>
-        <w:t>next</w:t>
-      </w:r>
-      <w:proofErr w:type="gramEnd"/>
-      <w:r>
-        <w:rPr>
-          <w:rFonts w:ascii="Arial" w:hAnsi="Arial"/>
-          <w:sz w:val="24"/>
-          <w:szCs w:val="24"/>
-        </w:rPr>
-        <w:t xml:space="preserve"> PyMovie is started up.</w:t>
+        <w:t>Implemented the Preferences tab.  An aperture size and a threshold sigma level (1, 2, or 3) can be specified.  They will be ‘saved’ when PyMovie is closed and applied when next PyMovie is started up.</w:t>
       </w:r>
       <w:r>
         <w:rPr>
@@ -12957,25 +11906,7 @@
           <w:sz w:val="24"/>
           <w:szCs w:val="24"/>
         </w:rPr>
-        <w:t xml:space="preserve">Tracked down and solved some mysterious behavior associated with FITS files.  After a deep dive, I discovered that all FITS files are written with data bytes ordered for a big-endian computer.  We run on Intel, which is little-endian.  Nearly </w:t>
-      </w:r>
-      <w:proofErr w:type="gramStart"/>
-      <w:r>
-        <w:rPr>
-          <w:rFonts w:ascii="Arial" w:hAnsi="Arial"/>
-          <w:sz w:val="24"/>
-          <w:szCs w:val="24"/>
-        </w:rPr>
-        <w:t>all of</w:t>
-      </w:r>
-      <w:proofErr w:type="gramEnd"/>
-      <w:r>
-        <w:rPr>
-          <w:rFonts w:ascii="Arial" w:hAnsi="Arial"/>
-          <w:sz w:val="24"/>
-          <w:szCs w:val="24"/>
-        </w:rPr>
-        <w:t xml:space="preserve"> my code did operations on image data using </w:t>
+        <w:t xml:space="preserve">Tracked down and solved some mysterious behavior associated with FITS files.  After a deep dive, I discovered that all FITS files are written with data bytes ordered for a big-endian computer.  We run on Intel, which is little-endian.  Nearly all of my code did operations on image data using </w:t>
       </w:r>
       <w:proofErr w:type="spellStart"/>
       <w:r>
@@ -12993,7 +11924,16 @@
           <w:sz w:val="24"/>
           <w:szCs w:val="24"/>
         </w:rPr>
-        <w:t xml:space="preserve">, which detects and properly operates on either big or little-endian data.  BUT, in my mask calculation, a routine is used that was ported from </w:t>
+        <w:t xml:space="preserve">, which detects and properly operates on either big or little-endian data.  BUT, in my mask calculation, a routine is used that was ported </w:t>
+      </w:r>
+      <w:r>
+        <w:rPr>
+          <w:rFonts w:ascii="Arial" w:hAnsi="Arial"/>
+          <w:sz w:val="24"/>
+          <w:szCs w:val="24"/>
+        </w:rPr>
+        <w:lastRenderedPageBreak/>
+        <w:t xml:space="preserve">from </w:t>
       </w:r>
       <w:proofErr w:type="spellStart"/>
       <w:r>
@@ -13113,23 +12053,13 @@
           <w:szCs w:val="24"/>
         </w:rPr>
       </w:pPr>
-      <w:proofErr w:type="gramStart"/>
-      <w:r>
-        <w:rPr>
-          <w:rFonts w:ascii="Arial" w:hAnsi="Arial"/>
-          <w:sz w:val="24"/>
-          <w:szCs w:val="24"/>
-        </w:rPr>
-        <w:t>Moved Version info button</w:t>
-      </w:r>
-      <w:proofErr w:type="gramEnd"/>
-      <w:r>
-        <w:rPr>
-          <w:rFonts w:ascii="Arial" w:hAnsi="Arial"/>
-          <w:sz w:val="24"/>
-          <w:szCs w:val="24"/>
-        </w:rPr>
-        <w:t xml:space="preserve"> back to its original position, never to be moved again.</w:t>
+      <w:r>
+        <w:rPr>
+          <w:rFonts w:ascii="Arial" w:hAnsi="Arial"/>
+          <w:sz w:val="24"/>
+          <w:szCs w:val="24"/>
+        </w:rPr>
+        <w:t>Moved Version info button back to its original position, never to be moved again.</w:t>
       </w:r>
       <w:r>
         <w:rPr>
@@ -13254,25 +12184,7 @@
           <w:sz w:val="24"/>
           <w:szCs w:val="24"/>
         </w:rPr>
-        <w:t xml:space="preserve">   That’s the only change needed.  This is the easiest and most reliable stack alignment algorithm and will follow windshake (which </w:t>
-      </w:r>
-      <w:proofErr w:type="gramStart"/>
-      <w:r>
-        <w:rPr>
-          <w:rFonts w:ascii="Arial" w:hAnsi="Arial"/>
-          <w:sz w:val="24"/>
-          <w:szCs w:val="24"/>
-        </w:rPr>
-        <w:t>2 point</w:t>
-      </w:r>
-      <w:proofErr w:type="gramEnd"/>
-      <w:r>
-        <w:rPr>
-          <w:rFonts w:ascii="Arial" w:hAnsi="Arial"/>
-          <w:sz w:val="24"/>
-          <w:szCs w:val="24"/>
-        </w:rPr>
-        <w:t xml:space="preserve"> tracking does not).</w:t>
+        <w:t xml:space="preserve">   That’s the only change needed.  This is the easiest and most reliable stack alignment algorithm and will follow windshake (which 2 point tracking does not).</w:t>
       </w:r>
       <w:r>
         <w:rPr>
@@ -13324,25 +12236,7 @@
           <w:szCs w:val="24"/>
         </w:rPr>
         <w:br/>
-        <w:t xml:space="preserve">2. </w:t>
-      </w:r>
-      <w:proofErr w:type="gramStart"/>
-      <w:r>
-        <w:rPr>
-          <w:rFonts w:ascii="Arial" w:hAnsi="Arial"/>
-          <w:sz w:val="24"/>
-          <w:szCs w:val="24"/>
-        </w:rPr>
-        <w:t>2 point</w:t>
-      </w:r>
-      <w:proofErr w:type="gramEnd"/>
-      <w:r>
-        <w:rPr>
-          <w:rFonts w:ascii="Arial" w:hAnsi="Arial"/>
-          <w:sz w:val="24"/>
-          <w:szCs w:val="24"/>
-        </w:rPr>
-        <w:t xml:space="preserve"> tracking path</w:t>
+        <w:t>2. 2 point tracking path</w:t>
       </w:r>
       <w:r>
         <w:rPr>
@@ -13488,25 +12382,7 @@
           <w:szCs w:val="24"/>
         </w:rPr>
         <w:br/>
-        <w:t xml:space="preserve">It is now possible to generate and save multiple finder images.  This is particularly helpful in the context of setting up for </w:t>
-      </w:r>
-      <w:proofErr w:type="gramStart"/>
-      <w:r>
-        <w:rPr>
-          <w:rFonts w:ascii="Arial" w:hAnsi="Arial"/>
-          <w:sz w:val="24"/>
-          <w:szCs w:val="24"/>
-        </w:rPr>
-        <w:t>2 point</w:t>
-      </w:r>
-      <w:proofErr w:type="gramEnd"/>
-      <w:r>
-        <w:rPr>
-          <w:rFonts w:ascii="Arial" w:hAnsi="Arial"/>
-          <w:sz w:val="24"/>
-          <w:szCs w:val="24"/>
-        </w:rPr>
-        <w:t xml:space="preserve"> tracking.  The procedure would be to generate a finder image at frame 10 (say) and another at frame 2500 (say).  These will be saved as enhanced-image-10.fit and enhanced-image-2500.fit and can be restored by clicking the load finder image button --- there you can select the appropriate enhanced-image-</w:t>
+        <w:t>It is now possible to generate and save multiple finder images.  This is particularly helpful in the context of setting up for 2 point tracking.  The procedure would be to generate a finder image at frame 10 (say) and another at frame 2500 (say).  These will be saved as enhanced-image-10.fit and enhanced-image-2500.fit and can be restored by clicking the load finder image button --- there you can select the appropriate enhanced-image-</w:t>
       </w:r>
       <w:proofErr w:type="spellStart"/>
       <w:r>
@@ -13542,25 +12418,16 @@
           <w:sz w:val="24"/>
           <w:szCs w:val="24"/>
         </w:rPr>
-        <w:t xml:space="preserve"> can be used as well).  The appropriate frame number to position the video </w:t>
-      </w:r>
-      <w:proofErr w:type="gramStart"/>
-      <w:r>
-        <w:rPr>
-          <w:rFonts w:ascii="Arial" w:hAnsi="Arial"/>
-          <w:sz w:val="24"/>
-          <w:szCs w:val="24"/>
-        </w:rPr>
-        <w:t>to will</w:t>
-      </w:r>
-      <w:proofErr w:type="gramEnd"/>
-      <w:r>
-        <w:rPr>
-          <w:rFonts w:ascii="Arial" w:hAnsi="Arial"/>
-          <w:sz w:val="24"/>
-          <w:szCs w:val="24"/>
-        </w:rPr>
-        <w:t xml:space="preserve"> be extracted from the image name. These two finder images will be of assistance in positioning a yellow aperture and recording the 2 points needed for determining the tracking equation.</w:t>
+        <w:t xml:space="preserve"> can be used as well).  The appropriate frame number to position the video to will be extracted </w:t>
+      </w:r>
+      <w:r>
+        <w:rPr>
+          <w:rFonts w:ascii="Arial" w:hAnsi="Arial"/>
+          <w:sz w:val="24"/>
+          <w:szCs w:val="24"/>
+        </w:rPr>
+        <w:lastRenderedPageBreak/>
+        <w:t>from the image name. These two finder images will be of assistance in positioning a yellow aperture and recording the 2 points needed for determining the tracking equation.</w:t>
       </w:r>
       <w:r>
         <w:rPr>
@@ -13577,16 +12444,7 @@
           <w:szCs w:val="24"/>
         </w:rPr>
         <w:br/>
-        <w:t xml:space="preserve">It is now possible to place multiple apertures on a finder image.  This can be useful to ‘find’ which of several stars is the occulted one when a sky chart is not available or does not resolve the uncertainty.  Pick the likely candidates with apertures --- run an </w:t>
-      </w:r>
-      <w:r>
-        <w:rPr>
-          <w:rFonts w:ascii="Arial" w:hAnsi="Arial"/>
-          <w:sz w:val="24"/>
-          <w:szCs w:val="24"/>
-        </w:rPr>
-        <w:lastRenderedPageBreak/>
-        <w:t>analysis --- look for the occultation.</w:t>
+        <w:t>It is now possible to place multiple apertures on a finder image.  This can be useful to ‘find’ which of several stars is the occulted one when a sky chart is not available or does not resolve the uncertainty.  Pick the likely candidates with apertures --- run an analysis --- look for the occultation.</w:t>
       </w:r>
       <w:r>
         <w:rPr>
@@ -13611,9 +12469,9 @@
           <w:sz w:val="24"/>
           <w:szCs w:val="24"/>
         </w:rPr>
-        <w:t xml:space="preserve">Note: because of the change above, we no longer treat any </w:t>
-      </w:r>
-      <w:proofErr w:type="gramStart"/>
+        <w:t xml:space="preserve">Note: because of the change above, we no longer treat any particular aperture as a target aperture and do not record a ‘target </w:t>
+      </w:r>
+      <w:proofErr w:type="spellStart"/>
       <w:r>
         <w:rPr>
           <w:rFonts w:ascii="Arial" w:hAnsi="Arial"/>
@@ -13621,9 +12479,9 @@
           <w:sz w:val="24"/>
           <w:szCs w:val="24"/>
         </w:rPr>
-        <w:t>particular aperture</w:t>
-      </w:r>
-      <w:proofErr w:type="gramEnd"/>
+        <w:t>xy</w:t>
+      </w:r>
+      <w:proofErr w:type="spellEnd"/>
       <w:r>
         <w:rPr>
           <w:rFonts w:ascii="Arial" w:hAnsi="Arial"/>
@@ -13631,9 +12489,8 @@
           <w:sz w:val="24"/>
           <w:szCs w:val="24"/>
         </w:rPr>
-        <w:t xml:space="preserve"> as a target aperture and do not record a ‘target </w:t>
-      </w:r>
-      <w:proofErr w:type="spellStart"/>
+        <w:t>’ as we had been in previous versions. Previous versions would only allow a single aperture to be placed on a finder image and assumed that this was the ‘target’ and recorded its coordinates in a special txt file.  That feature has been removed in favor of this more general solution.</w:t>
+      </w:r>
       <w:r>
         <w:rPr>
           <w:rFonts w:ascii="Arial" w:hAnsi="Arial"/>
@@ -13641,9 +12498,8 @@
           <w:sz w:val="24"/>
           <w:szCs w:val="24"/>
         </w:rPr>
-        <w:t>xy</w:t>
-      </w:r>
-      <w:proofErr w:type="spellEnd"/>
+        <w:br/>
+      </w:r>
       <w:r>
         <w:rPr>
           <w:rFonts w:ascii="Arial" w:hAnsi="Arial"/>
@@ -13651,7 +12507,16 @@
           <w:sz w:val="24"/>
           <w:szCs w:val="24"/>
         </w:rPr>
-        <w:t>’ as we had been in previous versions. Previous versions would only allow a single aperture to be placed on a finder image and assumed that this was the ‘target’ and recorded its coordinates in a special txt file.  That feature has been removed in favor of this more general solution.</w:t>
+        <w:br/>
+      </w:r>
+      <w:r>
+        <w:rPr>
+          <w:rFonts w:ascii="Arial" w:hAnsi="Arial"/>
+          <w:color w:val="000000"/>
+          <w:sz w:val="24"/>
+          <w:szCs w:val="24"/>
+        </w:rPr>
+        <w:t>From a suggestion by Tony George:</w:t>
       </w:r>
       <w:r>
         <w:rPr>
@@ -13660,16 +12525,7 @@
           <w:sz w:val="24"/>
           <w:szCs w:val="24"/>
         </w:rPr>
-        <w:br/>
-      </w:r>
-      <w:r>
-        <w:rPr>
-          <w:rFonts w:ascii="Arial" w:hAnsi="Arial"/>
-          <w:color w:val="C9211E"/>
-          <w:sz w:val="24"/>
-          <w:szCs w:val="24"/>
-        </w:rPr>
-        <w:br/>
+        <w:t xml:space="preserve"> </w:t>
       </w:r>
       <w:r>
         <w:rPr>
@@ -13678,65 +12534,7 @@
           <w:sz w:val="24"/>
           <w:szCs w:val="24"/>
         </w:rPr>
-        <w:t>From a suggestion by Tony George:</w:t>
-      </w:r>
-      <w:r>
-        <w:rPr>
-          <w:rFonts w:ascii="Arial" w:hAnsi="Arial"/>
-          <w:color w:val="C9211E"/>
-          <w:sz w:val="24"/>
-          <w:szCs w:val="24"/>
-        </w:rPr>
-        <w:t xml:space="preserve"> </w:t>
-      </w:r>
-      <w:r>
-        <w:rPr>
-          <w:rFonts w:ascii="Arial" w:hAnsi="Arial"/>
-          <w:color w:val="000000"/>
-          <w:sz w:val="24"/>
-          <w:szCs w:val="24"/>
-        </w:rPr>
-        <w:t xml:space="preserve">If there is a tracking path defined and a finder image generation is requested, the stacking algorithm will use that tracking path for aligning frames rather than the Fourier Correlation method.  This works very well for drift-through videos that don’t have significant </w:t>
-      </w:r>
-      <w:proofErr w:type="gramStart"/>
-      <w:r>
-        <w:rPr>
-          <w:rFonts w:ascii="Arial" w:hAnsi="Arial"/>
-          <w:color w:val="000000"/>
-          <w:sz w:val="24"/>
-          <w:szCs w:val="24"/>
-        </w:rPr>
-        <w:t>windshake</w:t>
-      </w:r>
-      <w:proofErr w:type="gramEnd"/>
-      <w:r>
-        <w:rPr>
-          <w:rFonts w:ascii="Arial" w:hAnsi="Arial"/>
-          <w:color w:val="000000"/>
-          <w:sz w:val="24"/>
-          <w:szCs w:val="24"/>
-        </w:rPr>
-        <w:t xml:space="preserve"> even without hot pixels being defined (they now show up a </w:t>
-      </w:r>
-      <w:proofErr w:type="gramStart"/>
-      <w:r>
-        <w:rPr>
-          <w:rFonts w:ascii="Arial" w:hAnsi="Arial"/>
-          <w:color w:val="000000"/>
-          <w:sz w:val="24"/>
-          <w:szCs w:val="24"/>
-        </w:rPr>
-        <w:t>streaks</w:t>
-      </w:r>
-      <w:proofErr w:type="gramEnd"/>
-      <w:r>
-        <w:rPr>
-          <w:rFonts w:ascii="Arial" w:hAnsi="Arial"/>
-          <w:color w:val="000000"/>
-          <w:sz w:val="24"/>
-          <w:szCs w:val="24"/>
-        </w:rPr>
-        <w:t xml:space="preserve"> on the finder image, so you may still want to create a hot pixel list).</w:t>
+        <w:t>If there is a tracking path defined and a finder image generation is requested, the stacking algorithm will use that tracking path for aligning frames rather than the Fourier Correlation method.  This works very well for drift-through videos that don’t have significant windshake even without hot pixels being defined (they now show up a streaks on the finder image, so you may still want to create a hot pixel list).</w:t>
       </w:r>
     </w:p>
     <w:p>
@@ -13833,43 +12631,7 @@
           <w:sz w:val="24"/>
           <w:szCs w:val="24"/>
         </w:rPr>
-        <w:t xml:space="preserve">Added hot-pixel removal from finder images.  This is a user guided process --- the user must place small apertures on hot-pixel groups, set a threshold for identifying hot-pixels, and </w:t>
-      </w:r>
-      <w:proofErr w:type="gramStart"/>
-      <w:r>
-        <w:rPr>
-          <w:rFonts w:ascii="Arial" w:hAnsi="Arial"/>
-          <w:sz w:val="24"/>
-          <w:szCs w:val="24"/>
-        </w:rPr>
-        <w:t>clicking</w:t>
-      </w:r>
-      <w:proofErr w:type="gramEnd"/>
-      <w:r>
-        <w:rPr>
-          <w:rFonts w:ascii="Arial" w:hAnsi="Arial"/>
-          <w:sz w:val="24"/>
-          <w:szCs w:val="24"/>
-        </w:rPr>
-        <w:t xml:space="preserve"> on a button that invokes a program looks through </w:t>
-      </w:r>
-      <w:proofErr w:type="gramStart"/>
-      <w:r>
-        <w:rPr>
-          <w:rFonts w:ascii="Arial" w:hAnsi="Arial"/>
-          <w:sz w:val="24"/>
-          <w:szCs w:val="24"/>
-        </w:rPr>
-        <w:t>all of</w:t>
-      </w:r>
-      <w:proofErr w:type="gramEnd"/>
-      <w:r>
-        <w:rPr>
-          <w:rFonts w:ascii="Arial" w:hAnsi="Arial"/>
-          <w:sz w:val="24"/>
-          <w:szCs w:val="24"/>
-        </w:rPr>
-        <w:t xml:space="preserve"> the apertures, prepares a list of the coordinates of all hot-pixels, and substitutes the average background for all hot-pixels.</w:t>
+        <w:t>Added hot-pixel removal from finder images.  This is a user guided process --- the user must place small apertures on hot-pixel groups, set a threshold for identifying hot-pixels, and clicking on a button that invokes a program looks through all of the apertures, prepares a list of the coordinates of all hot-pixels, and substitutes the average background for all hot-pixels.</w:t>
       </w:r>
       <w:r>
         <w:rPr>
@@ -13917,43 +12679,7 @@
           <w:sz w:val="24"/>
           <w:szCs w:val="24"/>
         </w:rPr>
-        <w:t xml:space="preserve">On </w:t>
-      </w:r>
-      <w:proofErr w:type="gramStart"/>
-      <w:r>
-        <w:rPr>
-          <w:rFonts w:ascii="Arial" w:hAnsi="Arial"/>
-          <w:sz w:val="24"/>
-          <w:szCs w:val="24"/>
-        </w:rPr>
-        <w:t>lightcurve</w:t>
-      </w:r>
-      <w:proofErr w:type="gramEnd"/>
-      <w:r>
-        <w:rPr>
-          <w:rFonts w:ascii="Arial" w:hAnsi="Arial"/>
-          <w:sz w:val="24"/>
-          <w:szCs w:val="24"/>
-        </w:rPr>
-        <w:t xml:space="preserve"> plots: the composite light curve is back on top.  I didn’t like it on the bottom so it is back to the top where it will stay.  I did ensure that the order of adding curves to the composite </w:t>
-      </w:r>
-      <w:proofErr w:type="gramStart"/>
-      <w:r>
-        <w:rPr>
-          <w:rFonts w:ascii="Arial" w:hAnsi="Arial"/>
-          <w:sz w:val="24"/>
-          <w:szCs w:val="24"/>
-        </w:rPr>
-        <w:t>lightcurve</w:t>
-      </w:r>
-      <w:proofErr w:type="gramEnd"/>
-      <w:r>
-        <w:rPr>
-          <w:rFonts w:ascii="Arial" w:hAnsi="Arial"/>
-          <w:sz w:val="24"/>
-          <w:szCs w:val="24"/>
-        </w:rPr>
-        <w:t xml:space="preserve"> plot is based on the column order.  In this way, if the target lightcurve is the first column in the csv plot, it will be the last added to the composite plot so </w:t>
+        <w:t xml:space="preserve">On lightcurve plots: the composite light curve is back on top.  I didn’t like it on the bottom so it is back to the top where it will stay.  I did ensure that the order of adding curves to the composite lightcurve plot is based on the column order.  In this way, if the target lightcurve is the first column in the csv plot, it will be the last added to the composite plot so </w:t>
       </w:r>
       <w:proofErr w:type="spellStart"/>
       <w:r>
@@ -14022,7 +12748,6 @@
         <w:t xml:space="preserve">When the </w:t>
       </w:r>
       <w:proofErr w:type="spellStart"/>
-      <w:proofErr w:type="gramStart"/>
       <w:r>
         <w:rPr>
           <w:rFonts w:ascii="Arial" w:hAnsi="Arial"/>
@@ -14032,53 +12757,24 @@
         <w:t>lightcurves</w:t>
       </w:r>
       <w:proofErr w:type="spellEnd"/>
-      <w:proofErr w:type="gramEnd"/>
-      <w:r>
-        <w:rPr>
-          <w:rFonts w:ascii="Arial" w:hAnsi="Arial"/>
-          <w:sz w:val="24"/>
-          <w:szCs w:val="24"/>
-        </w:rPr>
-        <w:t xml:space="preserve"> are plotted, the z-order of the composite light curve plot has been changed so that it is now the bottom-most plot rather than the topmost plot. In addition, the individual light curves will appear in the order specified by the order number of the aperture (this will match the column order in the csv file).  </w:t>
-      </w:r>
-      <w:proofErr w:type="gramStart"/>
-      <w:r>
-        <w:rPr>
-          <w:rFonts w:ascii="Arial" w:hAnsi="Arial"/>
-          <w:sz w:val="24"/>
-          <w:szCs w:val="24"/>
-        </w:rPr>
-        <w:t>So</w:t>
-      </w:r>
-      <w:proofErr w:type="gramEnd"/>
-      <w:r>
-        <w:rPr>
-          <w:rFonts w:ascii="Arial" w:hAnsi="Arial"/>
-          <w:sz w:val="24"/>
-          <w:szCs w:val="24"/>
-        </w:rPr>
-        <w:t xml:space="preserve"> an aperture with order number 4 will be plotted on top of an aperture with order number 7.  </w:t>
-      </w:r>
-      <w:proofErr w:type="gramStart"/>
-      <w:r>
-        <w:rPr>
-          <w:rFonts w:ascii="Arial" w:hAnsi="Arial"/>
-          <w:sz w:val="24"/>
-          <w:szCs w:val="24"/>
-        </w:rPr>
-        <w:t>So</w:t>
-      </w:r>
-      <w:proofErr w:type="gramEnd"/>
-      <w:r>
-        <w:rPr>
-          <w:rFonts w:ascii="Arial" w:hAnsi="Arial"/>
-          <w:sz w:val="24"/>
-          <w:szCs w:val="24"/>
-        </w:rPr>
-        <w:t xml:space="preserve"> the user now has complete control of the plot order for the individual </w:t>
+      <w:r>
+        <w:rPr>
+          <w:rFonts w:ascii="Arial" w:hAnsi="Arial"/>
+          <w:sz w:val="24"/>
+          <w:szCs w:val="24"/>
+        </w:rPr>
+        <w:t xml:space="preserve"> are plotted, the z-order of the composite light curve plot has been changed so that it is now the bottom-most plot rather than the topmost plot. In addition, the individual light curves will appear in the order specified by the order number of the aperture (this will match the column order in the csv file).  So an aperture with order number 4 will be plotted on top of an aperture with order number 7.  So the user now </w:t>
+      </w:r>
+      <w:r>
+        <w:rPr>
+          <w:rFonts w:ascii="Arial" w:hAnsi="Arial"/>
+          <w:sz w:val="24"/>
+          <w:szCs w:val="24"/>
+        </w:rPr>
+        <w:lastRenderedPageBreak/>
+        <w:t xml:space="preserve">has complete control of the plot order for the individual </w:t>
       </w:r>
       <w:proofErr w:type="spellStart"/>
-      <w:proofErr w:type="gramStart"/>
       <w:r>
         <w:rPr>
           <w:rFonts w:ascii="Arial" w:hAnsi="Arial"/>
@@ -14088,7 +12784,6 @@
         <w:t>lightcurves</w:t>
       </w:r>
       <w:proofErr w:type="spellEnd"/>
-      <w:proofErr w:type="gramEnd"/>
       <w:r>
         <w:rPr>
           <w:rFonts w:ascii="Arial" w:hAnsi="Arial"/>
@@ -14143,34 +12838,7 @@
           <w:sz w:val="24"/>
           <w:szCs w:val="24"/>
         </w:rPr>
-        <w:t xml:space="preserve">Made change to 2.2.1 so that my name change is no longer a breaking change.  This version accepts either </w:t>
-      </w:r>
-      <w:proofErr w:type="gramStart"/>
-      <w:r>
-        <w:rPr>
-          <w:rFonts w:ascii="Arial" w:hAnsi="Arial"/>
-          <w:sz w:val="24"/>
-          <w:szCs w:val="24"/>
-        </w:rPr>
-        <w:t>form</w:t>
-      </w:r>
-      <w:proofErr w:type="gramEnd"/>
-      <w:r>
-        <w:rPr>
-          <w:rFonts w:ascii="Arial" w:hAnsi="Arial"/>
-          <w:sz w:val="24"/>
-          <w:szCs w:val="24"/>
-        </w:rPr>
-        <w:t xml:space="preserve"> upon read, looking first for the new form, and then for the </w:t>
-      </w:r>
-      <w:r>
-        <w:rPr>
-          <w:rFonts w:ascii="Arial" w:hAnsi="Arial"/>
-          <w:sz w:val="24"/>
-          <w:szCs w:val="24"/>
-        </w:rPr>
-        <w:lastRenderedPageBreak/>
-        <w:t>old form.  It always writes the new form.</w:t>
+        <w:t>Made change to 2.2.1 so that my name change is no longer a breaking change.  This version accepts either form upon read, looking first for the new form, and then for the old form.  It always writes the new form.</w:t>
       </w:r>
       <w:r>
         <w:rPr>
@@ -14319,43 +12987,7 @@
           <w:szCs w:val="24"/>
         </w:rPr>
         <w:br/>
-        <w:t xml:space="preserve">This means that if you have folders that include ‘saved aperture </w:t>
-      </w:r>
-      <w:proofErr w:type="gramStart"/>
-      <w:r>
-        <w:rPr>
-          <w:rFonts w:ascii="Arial" w:hAnsi="Arial"/>
-          <w:sz w:val="24"/>
-          <w:szCs w:val="24"/>
-        </w:rPr>
-        <w:t>group’</w:t>
-      </w:r>
-      <w:proofErr w:type="gramEnd"/>
-      <w:r>
-        <w:rPr>
-          <w:rFonts w:ascii="Arial" w:hAnsi="Arial"/>
-          <w:sz w:val="24"/>
-          <w:szCs w:val="24"/>
-        </w:rPr>
-        <w:t xml:space="preserve"> information, to be able to access that data, you will need to manually rename those files.  Sorry.  But this avoids possible confusion between ‘saved aperture </w:t>
-      </w:r>
-      <w:proofErr w:type="gramStart"/>
-      <w:r>
-        <w:rPr>
-          <w:rFonts w:ascii="Arial" w:hAnsi="Arial"/>
-          <w:sz w:val="24"/>
-          <w:szCs w:val="24"/>
-        </w:rPr>
-        <w:t>group’</w:t>
-      </w:r>
-      <w:proofErr w:type="gramEnd"/>
-      <w:r>
-        <w:rPr>
-          <w:rFonts w:ascii="Arial" w:hAnsi="Arial"/>
-          <w:sz w:val="24"/>
-          <w:szCs w:val="24"/>
-        </w:rPr>
-        <w:t xml:space="preserve"> information and that saved (for the session only) when the Mark button is clicked.</w:t>
+        <w:t>This means that if you have folders that include ‘saved aperture group’ information, to be able to access that data, you will need to manually rename those files.  Sorry.  But this avoids possible confusion between ‘saved aperture group’ information and that saved (for the session only) when the Mark button is clicked.</w:t>
       </w:r>
       <w:r>
         <w:rPr>
@@ -14617,25 +13249,7 @@
           <w:sz w:val="24"/>
           <w:szCs w:val="24"/>
         </w:rPr>
-        <w:t xml:space="preserve">I now save </w:t>
-      </w:r>
-      <w:proofErr w:type="gramStart"/>
-      <w:r>
-        <w:rPr>
-          <w:rFonts w:ascii="Arial" w:hAnsi="Arial"/>
-          <w:sz w:val="24"/>
-          <w:szCs w:val="24"/>
-        </w:rPr>
-        <w:t>tracking path</w:t>
-      </w:r>
-      <w:proofErr w:type="gramEnd"/>
-      <w:r>
-        <w:rPr>
-          <w:rFonts w:ascii="Arial" w:hAnsi="Arial"/>
-          <w:sz w:val="24"/>
-          <w:szCs w:val="24"/>
-        </w:rPr>
-        <w:t xml:space="preserve"> data when an aperture group is saved.</w:t>
+        <w:t>I now save tracking path data when an aperture group is saved.</w:t>
       </w:r>
       <w:r>
         <w:rPr>
@@ -14699,6 +13313,7 @@
           <w:sz w:val="24"/>
           <w:szCs w:val="24"/>
         </w:rPr>
+        <w:lastRenderedPageBreak/>
         <w:br/>
         <w:t>To learn a bit more, right-click on a non-yellow aperture and then click one of the menu items involving ‘track path’.  That will cause a help panel to appear.</w:t>
       </w:r>
@@ -14757,7 +13372,6 @@
           <w:sz w:val="24"/>
           <w:szCs w:val="24"/>
         </w:rPr>
-        <w:lastRenderedPageBreak/>
         <w:t>are</w:t>
       </w:r>
       <w:proofErr w:type="spellEnd"/>
@@ -14767,25 +13381,7 @@
           <w:sz w:val="24"/>
           <w:szCs w:val="24"/>
         </w:rPr>
-        <w:t xml:space="preserve"> more than 3 </w:t>
-      </w:r>
-      <w:proofErr w:type="gramStart"/>
-      <w:r>
-        <w:rPr>
-          <w:rFonts w:ascii="Arial" w:hAnsi="Arial"/>
-          <w:sz w:val="24"/>
-          <w:szCs w:val="24"/>
-        </w:rPr>
-        <w:t>sigma</w:t>
-      </w:r>
-      <w:proofErr w:type="gramEnd"/>
-      <w:r>
-        <w:rPr>
-          <w:rFonts w:ascii="Arial" w:hAnsi="Arial"/>
-          <w:sz w:val="24"/>
-          <w:szCs w:val="24"/>
-        </w:rPr>
-        <w:t xml:space="preserve"> from the mean.</w:t>
+        <w:t xml:space="preserve"> more than 3 sigma from the mean.</w:t>
       </w:r>
       <w:r>
         <w:rPr>
@@ -14929,43 +13525,7 @@
           <w:sz w:val="24"/>
           <w:szCs w:val="24"/>
         </w:rPr>
-        <w:t xml:space="preserve">To simply </w:t>
-      </w:r>
-      <w:proofErr w:type="gramStart"/>
-      <w:r>
-        <w:rPr>
-          <w:rFonts w:ascii="Arial" w:hAnsi="Arial"/>
-          <w:sz w:val="24"/>
-          <w:szCs w:val="24"/>
-        </w:rPr>
-        <w:t>setting</w:t>
-      </w:r>
-      <w:proofErr w:type="gramEnd"/>
-      <w:r>
-        <w:rPr>
-          <w:rFonts w:ascii="Arial" w:hAnsi="Arial"/>
-          <w:sz w:val="24"/>
-          <w:szCs w:val="24"/>
-        </w:rPr>
-        <w:t xml:space="preserve"> up an OCR profile: added ability to retrain/resample any digit(s) after all digits have been initially sampled/trained.  When there are missing sample digits, the menu of characters to record will show those that remain to be sampled, as it was before this version --- that feature speeds up the initial sampling of the digits.  The change made in this version is that, if all digits have been sampled, a complete menu of digits to record will be produced when a digit is </w:t>
-      </w:r>
-      <w:proofErr w:type="gramStart"/>
-      <w:r>
-        <w:rPr>
-          <w:rFonts w:ascii="Arial" w:hAnsi="Arial"/>
-          <w:sz w:val="24"/>
-          <w:szCs w:val="24"/>
-        </w:rPr>
-        <w:t>right-clicked</w:t>
-      </w:r>
-      <w:proofErr w:type="gramEnd"/>
-      <w:r>
-        <w:rPr>
-          <w:rFonts w:ascii="Arial" w:hAnsi="Arial"/>
-          <w:sz w:val="24"/>
-          <w:szCs w:val="24"/>
-        </w:rPr>
-        <w:t xml:space="preserve"> so that any poorly sampled digit can be re-recorded without the need to start over from scratch.</w:t>
+        <w:t>To simply setting up an OCR profile: added ability to retrain/resample any digit(s) after all digits have been initially sampled/trained.  When there are missing sample digits, the menu of characters to record will show those that remain to be sampled, as it was before this version --- that feature speeds up the initial sampling of the digits.  The change made in this version is that, if all digits have been sampled, a complete menu of digits to record will be produced when a digit is right-clicked so that any poorly sampled digit can be re-recorded without the need to start over from scratch.</w:t>
       </w:r>
       <w:r>
         <w:rPr>
@@ -15013,18 +13573,8 @@
           <w:sz w:val="24"/>
           <w:szCs w:val="24"/>
         </w:rPr>
-        <w:t xml:space="preserve">Added ability to correct pixel response curve for non-unity gamma setting of </w:t>
-      </w:r>
-      <w:proofErr w:type="gramStart"/>
-      <w:r>
-        <w:rPr>
-          <w:rFonts w:ascii="Arial" w:hAnsi="Arial"/>
-          <w:sz w:val="24"/>
-          <w:szCs w:val="24"/>
-        </w:rPr>
-        <w:t>camera</w:t>
-      </w:r>
-      <w:proofErr w:type="gramEnd"/>
+        <w:t>Added ability to correct pixel response curve for non-unity gamma setting of camera</w:t>
+      </w:r>
     </w:p>
     <w:p>
       <w:pPr>
@@ -15066,6 +13616,7 @@
         <w:rPr>
           <w:noProof/>
         </w:rPr>
+        <w:lastRenderedPageBreak/>
         <w:drawing>
           <wp:anchor distT="0" distB="0" distL="114300" distR="114300" simplePos="0" relativeHeight="251657728" behindDoc="0" locked="0" layoutInCell="1" allowOverlap="1" wp14:anchorId="2B5CDA67" wp14:editId="2433756A">
             <wp:simplePos x="0" y="0"/>
@@ -15184,7 +13735,6 @@
           <w:sz w:val="24"/>
           <w:szCs w:val="24"/>
         </w:rPr>
-        <w:lastRenderedPageBreak/>
         <w:t>It shows the usual gaussian background noise in a 51x51 pixel aperture with some stars in the aperture as well.</w:t>
       </w:r>
       <w:r>
@@ -15288,25 +13838,7 @@
           <w:sz w:val="24"/>
           <w:szCs w:val="24"/>
         </w:rPr>
-        <w:t xml:space="preserve">The problem now is how to calculate something that approximates a standard deviation for the background noise.  This is an important value because PyMovie uses that number to set an initial threshold value which is used in the calculation of the sampling mask.  But the presence of very many constant values causes the current computation to produce a very small (often 0.0) value for the estimated std and that </w:t>
-      </w:r>
-      <w:proofErr w:type="gramStart"/>
-      <w:r>
-        <w:rPr>
-          <w:rFonts w:ascii="Arial" w:hAnsi="Arial"/>
-          <w:sz w:val="24"/>
-          <w:szCs w:val="24"/>
-        </w:rPr>
-        <w:t>causes mask</w:t>
-      </w:r>
-      <w:proofErr w:type="gramEnd"/>
-      <w:r>
-        <w:rPr>
-          <w:rFonts w:ascii="Arial" w:hAnsi="Arial"/>
-          <w:sz w:val="24"/>
-          <w:szCs w:val="24"/>
-        </w:rPr>
-        <w:t xml:space="preserve"> threshold values to be set unreasonably low.</w:t>
+        <w:t>The problem now is how to calculate something that approximates a standard deviation for the background noise.  This is an important value because PyMovie uses that number to set an initial threshold value which is used in the calculation of the sampling mask.  But the presence of very many constant values causes the current computation to produce a very small (often 0.0) value for the estimated std and that causes mask threshold values to be set unreasonably low.</w:t>
       </w:r>
     </w:p>
     <w:p>
@@ -15436,25 +13968,7 @@
           <w:szCs w:val="24"/>
         </w:rPr>
         <w:br/>
-        <w:t xml:space="preserve">Note: such clipping </w:t>
-      </w:r>
-      <w:proofErr w:type="gramStart"/>
-      <w:r>
-        <w:rPr>
-          <w:rFonts w:ascii="Arial" w:hAnsi="Arial"/>
-          <w:sz w:val="24"/>
-          <w:szCs w:val="24"/>
-        </w:rPr>
-        <w:t>has an effect on</w:t>
-      </w:r>
-      <w:proofErr w:type="gramEnd"/>
-      <w:r>
-        <w:rPr>
-          <w:rFonts w:ascii="Arial" w:hAnsi="Arial"/>
-          <w:sz w:val="24"/>
-          <w:szCs w:val="24"/>
-        </w:rPr>
-        <w:t xml:space="preserve"> photometry.  It appears small, so can often be ignored, but if you can set your processing chain to avoid such clipping, that would be the recommended way to go.</w:t>
+        <w:t>Note: such clipping has an effect on photometry.  It appears small, so can often be ignored, but if you can set your processing chain to avoid such clipping, that would be the recommended way to go.</w:t>
       </w:r>
       <w:r>
         <w:rPr>
@@ -15502,25 +14016,7 @@
           <w:sz w:val="24"/>
           <w:szCs w:val="24"/>
         </w:rPr>
-        <w:t xml:space="preserve">Fixed math problem in robust mean estimator when </w:t>
-      </w:r>
-      <w:proofErr w:type="gramStart"/>
-      <w:r>
-        <w:rPr>
-          <w:rFonts w:ascii="Arial" w:hAnsi="Arial"/>
-          <w:sz w:val="24"/>
-          <w:szCs w:val="24"/>
-        </w:rPr>
-        <w:t>16 bit</w:t>
-      </w:r>
-      <w:proofErr w:type="gramEnd"/>
-      <w:r>
-        <w:rPr>
-          <w:rFonts w:ascii="Arial" w:hAnsi="Arial"/>
-          <w:sz w:val="24"/>
-          <w:szCs w:val="24"/>
-        </w:rPr>
-        <w:t xml:space="preserve"> </w:t>
+        <w:t xml:space="preserve">Fixed math problem in robust mean estimator when 16 bit </w:t>
       </w:r>
       <w:proofErr w:type="spellStart"/>
       <w:r>
@@ -15591,7 +14087,6 @@
         <w:t xml:space="preserve">Made a change to the ‘robust mean estimator’ to better deal with videos that have been (artificially) clipped so that the background has many 0 values.  This shouldn’t have any </w:t>
       </w:r>
       <w:proofErr w:type="spellStart"/>
-      <w:proofErr w:type="gramStart"/>
       <w:r>
         <w:rPr>
           <w:rFonts w:ascii="Arial" w:hAnsi="Arial"/>
@@ -15601,32 +14096,13 @@
         <w:t>affect</w:t>
       </w:r>
       <w:proofErr w:type="spellEnd"/>
-      <w:proofErr w:type="gramEnd"/>
-      <w:r>
-        <w:rPr>
-          <w:rFonts w:ascii="Arial" w:hAnsi="Arial"/>
-          <w:sz w:val="24"/>
-          <w:szCs w:val="24"/>
-        </w:rPr>
-        <w:t xml:space="preserve"> on properly recorded </w:t>
-      </w:r>
-      <w:proofErr w:type="gramStart"/>
-      <w:r>
-        <w:rPr>
-          <w:rFonts w:ascii="Arial" w:hAnsi="Arial"/>
-          <w:sz w:val="24"/>
-          <w:szCs w:val="24"/>
-        </w:rPr>
-        <w:t>backgrounds, but</w:t>
-      </w:r>
-      <w:proofErr w:type="gramEnd"/>
-      <w:r>
-        <w:rPr>
-          <w:rFonts w:ascii="Arial" w:hAnsi="Arial"/>
-          <w:sz w:val="24"/>
-          <w:szCs w:val="24"/>
-        </w:rPr>
-        <w:t xml:space="preserve"> stay alert!</w:t>
+      <w:r>
+        <w:rPr>
+          <w:rFonts w:ascii="Arial" w:hAnsi="Arial"/>
+          <w:sz w:val="24"/>
+          <w:szCs w:val="24"/>
+        </w:rPr>
+        <w:t xml:space="preserve"> on properly recorded backgrounds, but stay alert!</w:t>
       </w:r>
       <w:r>
         <w:rPr>
@@ -15714,25 +14190,7 @@
           <w:sz w:val="24"/>
           <w:szCs w:val="24"/>
         </w:rPr>
-        <w:t xml:space="preserve"> parser to allow for a </w:t>
-      </w:r>
-      <w:proofErr w:type="gramStart"/>
-      <w:r>
-        <w:rPr>
-          <w:rFonts w:ascii="Arial" w:hAnsi="Arial"/>
-          <w:sz w:val="24"/>
-          <w:szCs w:val="24"/>
-        </w:rPr>
-        <w:t>3 digit</w:t>
-      </w:r>
-      <w:proofErr w:type="gramEnd"/>
-      <w:r>
-        <w:rPr>
-          <w:rFonts w:ascii="Arial" w:hAnsi="Arial"/>
-          <w:sz w:val="24"/>
-          <w:szCs w:val="24"/>
-        </w:rPr>
-        <w:t xml:space="preserve"> milliseconds field (fourth entry blank).  This makes </w:t>
+        <w:t xml:space="preserve"> parser to allow for a 3 digit milliseconds field (fourth entry blank).  This makes </w:t>
       </w:r>
       <w:proofErr w:type="spellStart"/>
       <w:r>
@@ -15816,6 +14274,7 @@
           <w:sz w:val="24"/>
           <w:szCs w:val="24"/>
         </w:rPr>
+        <w:lastRenderedPageBreak/>
         <w:t>Fixed 3D Thumbnail display (it got broken in version 2.0.2 when left to right image flipping was added)</w:t>
       </w:r>
     </w:p>
@@ -16100,7 +14559,6 @@
           <w:sz w:val="24"/>
           <w:szCs w:val="24"/>
         </w:rPr>
-        <w:lastRenderedPageBreak/>
         <w:t xml:space="preserve">When in field mode and </w:t>
       </w:r>
       <w:proofErr w:type="spellStart"/>
@@ -16167,25 +14625,7 @@
           <w:sz w:val="24"/>
           <w:szCs w:val="24"/>
         </w:rPr>
-        <w:t xml:space="preserve">Added ability to use “finder” image as submission to nova.astrometry.net.  This has helped in at least one </w:t>
-      </w:r>
-      <w:proofErr w:type="gramStart"/>
-      <w:r>
-        <w:rPr>
-          <w:rFonts w:ascii="Arial" w:hAnsi="Arial"/>
-          <w:sz w:val="24"/>
-          <w:szCs w:val="24"/>
-        </w:rPr>
-        <w:t>case, but</w:t>
-      </w:r>
-      <w:proofErr w:type="gramEnd"/>
-      <w:r>
-        <w:rPr>
-          <w:rFonts w:ascii="Arial" w:hAnsi="Arial"/>
-          <w:sz w:val="24"/>
-          <w:szCs w:val="24"/>
-        </w:rPr>
-        <w:t xml:space="preserve"> use sparingly.</w:t>
+        <w:t>Added ability to use “finder” image as submission to nova.astrometry.net.  This has helped in at least one case, but use sparingly.</w:t>
       </w:r>
     </w:p>
     <w:p>
@@ -16255,43 +14695,7 @@
           <w:sz w:val="24"/>
           <w:szCs w:val="24"/>
         </w:rPr>
-        <w:t xml:space="preserve">Negative values for line redaction </w:t>
-      </w:r>
-      <w:proofErr w:type="gramStart"/>
-      <w:r>
-        <w:rPr>
-          <w:rFonts w:ascii="Arial" w:hAnsi="Arial"/>
-          <w:sz w:val="24"/>
-          <w:szCs w:val="24"/>
-        </w:rPr>
-        <w:t>was</w:t>
-      </w:r>
-      <w:proofErr w:type="gramEnd"/>
-      <w:r>
-        <w:rPr>
-          <w:rFonts w:ascii="Arial" w:hAnsi="Arial"/>
-          <w:sz w:val="24"/>
-          <w:szCs w:val="24"/>
-        </w:rPr>
-        <w:t xml:space="preserve"> not working when used </w:t>
-      </w:r>
-      <w:proofErr w:type="gramStart"/>
-      <w:r>
-        <w:rPr>
-          <w:rFonts w:ascii="Arial" w:hAnsi="Arial"/>
-          <w:sz w:val="24"/>
-          <w:szCs w:val="24"/>
-        </w:rPr>
-        <w:t>for an astrometry.net</w:t>
-      </w:r>
-      <w:proofErr w:type="gramEnd"/>
-      <w:r>
-        <w:rPr>
-          <w:rFonts w:ascii="Arial" w:hAnsi="Arial"/>
-          <w:sz w:val="24"/>
-          <w:szCs w:val="24"/>
-        </w:rPr>
-        <w:t xml:space="preserve"> calibration.  This oversight has been corrected.</w:t>
+        <w:t>Negative values for line redaction was not working when used for an astrometry.net calibration.  This oversight has been corrected.</w:t>
       </w:r>
       <w:r>
         <w:rPr>
@@ -16411,25 +14815,7 @@
           <w:sz w:val="24"/>
           <w:szCs w:val="24"/>
         </w:rPr>
-        <w:t xml:space="preserve">Major rewrite of manual WCS calibration code.  </w:t>
-      </w:r>
-      <w:proofErr w:type="gramStart"/>
-      <w:r>
-        <w:rPr>
-          <w:rFonts w:ascii="Arial" w:hAnsi="Arial"/>
-          <w:sz w:val="24"/>
-          <w:szCs w:val="24"/>
-        </w:rPr>
-        <w:t>Biggest</w:t>
-      </w:r>
-      <w:proofErr w:type="gramEnd"/>
-      <w:r>
-        <w:rPr>
-          <w:rFonts w:ascii="Arial" w:hAnsi="Arial"/>
-          <w:sz w:val="24"/>
-          <w:szCs w:val="24"/>
-        </w:rPr>
-        <w:t xml:space="preserve"> change was to solve for the rotation angle between the RA/Dec and x/y coordinate systems numerically rather than with trig.  This numerical solution tolerates all possible orientations.  The change was necessitated when an alt-</w:t>
+        <w:t>Major rewrite of manual WCS calibration code.  Biggest change was to solve for the rotation angle between the RA/Dec and x/y coordinate systems numerically rather than with trig.  This numerical solution tolerates all possible orientations.  The change was necessitated when an alt-</w:t>
       </w:r>
       <w:proofErr w:type="spellStart"/>
       <w:r>
@@ -16447,7 +14833,16 @@
           <w:sz w:val="24"/>
           <w:szCs w:val="24"/>
         </w:rPr>
-        <w:t xml:space="preserve"> example showed that the trig solution was too temperamental --- and there were problems earlier with inverted or flipped images that were dealt with as special cases and now can be treated without special code.  The other change was to use a 2 x 2 rotation matrix to calculate the target x/y coordinates.  The rotation matrix values depend only on the rotation angle between the RA/Dec and x/y coordinate systems, determined robustly by the numerical ‘search’ referred to earlier.</w:t>
+        <w:t xml:space="preserve"> example showed that the trig solution was too </w:t>
+      </w:r>
+      <w:r>
+        <w:rPr>
+          <w:rFonts w:ascii="Arial" w:hAnsi="Arial"/>
+          <w:sz w:val="24"/>
+          <w:szCs w:val="24"/>
+        </w:rPr>
+        <w:lastRenderedPageBreak/>
+        <w:t>temperamental --- and there were problems earlier with inverted or flipped images that were dealt with as special cases and now can be treated without special code.  The other change was to use a 2 x 2 rotation matrix to calculate the target x/y coordinates.  The rotation matrix values depend only on the rotation angle between the RA/Dec and x/y coordinate systems, determined robustly by the numerical ‘search’ referred to earlier.</w:t>
       </w:r>
       <w:r>
         <w:rPr>
@@ -16513,25 +14908,7 @@
           <w:sz w:val="24"/>
           <w:szCs w:val="24"/>
         </w:rPr>
-        <w:t xml:space="preserve"> selection box for jogging, jogging that box will automatically show you the expanded view in the Thumbnails.  This feature is automatically suppressed if more than one box is being jogged (which box should be displayed??).  This change will not affect anyone that has gotten used to jogging groups of boxes, but for people electing to jog each box individually into place, this will be more intuitive and save the extra right-click to ‘show </w:t>
-      </w:r>
-      <w:proofErr w:type="gramStart"/>
-      <w:r>
-        <w:rPr>
-          <w:rFonts w:ascii="Arial" w:hAnsi="Arial"/>
-          <w:sz w:val="24"/>
-          <w:szCs w:val="24"/>
-        </w:rPr>
-        <w:t>properties’</w:t>
-      </w:r>
-      <w:proofErr w:type="gramEnd"/>
-      <w:r>
-        <w:rPr>
-          <w:rFonts w:ascii="Arial" w:hAnsi="Arial"/>
-          <w:sz w:val="24"/>
-          <w:szCs w:val="24"/>
-        </w:rPr>
-        <w:t>.</w:t>
+        <w:t xml:space="preserve"> selection box for jogging, jogging that box will automatically show you the expanded view in the Thumbnails.  This feature is automatically suppressed if more than one box is being jogged (which box should be displayed??).  This change will not affect anyone that has gotten used to jogging groups of boxes, but for people electing to jog each box individually into place, this will be more intuitive and save the extra right-click to ‘show properties’.</w:t>
       </w:r>
       <w:r>
         <w:rPr>
@@ -16784,25 +15161,7 @@
           <w:sz w:val="24"/>
           <w:szCs w:val="24"/>
         </w:rPr>
-        <w:t xml:space="preserve">Fixed bug where retraining digits deleted template digits but </w:t>
-      </w:r>
-      <w:proofErr w:type="gramStart"/>
-      <w:r>
-        <w:rPr>
-          <w:rFonts w:ascii="Arial" w:hAnsi="Arial"/>
-          <w:sz w:val="24"/>
-          <w:szCs w:val="24"/>
-        </w:rPr>
-        <w:t>was failing</w:t>
-      </w:r>
-      <w:proofErr w:type="gramEnd"/>
-      <w:r>
-        <w:rPr>
-          <w:rFonts w:ascii="Arial" w:hAnsi="Arial"/>
-          <w:sz w:val="24"/>
-          <w:szCs w:val="24"/>
-        </w:rPr>
-        <w:t xml:space="preserve"> to allow retraining menu list to appear until the folder was reopened.</w:t>
+        <w:t>Fixed bug where retraining digits deleted template digits but was failing to allow retraining menu list to appear until the folder was reopened.</w:t>
       </w:r>
       <w:r>
         <w:rPr>
@@ -16850,25 +15209,7 @@
           <w:sz w:val="24"/>
           <w:szCs w:val="24"/>
         </w:rPr>
-        <w:t xml:space="preserve">When, in version 1.8.9, we added the option for an aperture stack, we decided to suppress the request for names --- went too far and, as a result, we were no longer prompting (rudely) for an aperture name when a static aperture was </w:t>
-      </w:r>
-      <w:proofErr w:type="gramStart"/>
-      <w:r>
-        <w:rPr>
-          <w:rFonts w:ascii="Arial" w:hAnsi="Arial"/>
-          <w:sz w:val="24"/>
-          <w:szCs w:val="24"/>
-        </w:rPr>
-        <w:t>being placed</w:t>
-      </w:r>
-      <w:proofErr w:type="gramEnd"/>
-      <w:r>
-        <w:rPr>
-          <w:rFonts w:ascii="Arial" w:hAnsi="Arial"/>
-          <w:sz w:val="24"/>
-          <w:szCs w:val="24"/>
-        </w:rPr>
-        <w:t>.  Fixed it --- we’re back to prompting for an aperture name when a single static aperture is placed, but don’t prompt for names when a stack of 5 is placed.</w:t>
+        <w:t>When, in version 1.8.9, we added the option for an aperture stack, we decided to suppress the request for names --- went too far and, as a result, we were no longer prompting (rudely) for an aperture name when a static aperture was being placed.  Fixed it --- we’re back to prompting for an aperture name when a single static aperture is placed, but don’t prompt for names when a stack of 5 is placed.</w:t>
       </w:r>
       <w:r>
         <w:rPr>
@@ -16938,25 +15279,8 @@
           <w:sz w:val="24"/>
           <w:szCs w:val="24"/>
         </w:rPr>
-        <w:t xml:space="preserve">It is expected that this </w:t>
-      </w:r>
-      <w:proofErr w:type="gramStart"/>
-      <w:r>
-        <w:rPr>
-          <w:rFonts w:ascii="Arial" w:hAnsi="Arial"/>
-          <w:sz w:val="24"/>
-          <w:szCs w:val="24"/>
-        </w:rPr>
-        <w:t>will be the version</w:t>
-      </w:r>
-      <w:proofErr w:type="gramEnd"/>
-      <w:r>
-        <w:rPr>
-          <w:rFonts w:ascii="Arial" w:hAnsi="Arial"/>
-          <w:sz w:val="24"/>
-          <w:szCs w:val="24"/>
-        </w:rPr>
-        <w:t xml:space="preserve"> released for public use --- end of Beta testing --- start of production testing.</w:t>
+        <w:lastRenderedPageBreak/>
+        <w:t>It is expected that this will be the version released for public use --- end of Beta testing --- start of production testing.</w:t>
       </w:r>
     </w:p>
     <w:p>
@@ -17076,25 +15400,7 @@
           <w:sz w:val="24"/>
           <w:szCs w:val="24"/>
         </w:rPr>
-        <w:t xml:space="preserve">Made a ‘live’ connection between the Aperture List Dialog and the thumbnails so that </w:t>
-      </w:r>
-      <w:proofErr w:type="gramStart"/>
-      <w:r>
-        <w:rPr>
-          <w:rFonts w:ascii="Arial" w:hAnsi="Arial"/>
-          <w:sz w:val="24"/>
-          <w:szCs w:val="24"/>
-        </w:rPr>
-        <w:t>is</w:t>
-      </w:r>
-      <w:proofErr w:type="gramEnd"/>
-      <w:r>
-        <w:rPr>
-          <w:rFonts w:ascii="Arial" w:hAnsi="Arial"/>
-          <w:sz w:val="24"/>
-          <w:szCs w:val="24"/>
-        </w:rPr>
-        <w:t xml:space="preserve"> </w:t>
+        <w:t xml:space="preserve">Made a ‘live’ connection between the Aperture List Dialog and the thumbnails so that is </w:t>
       </w:r>
       <w:proofErr w:type="spellStart"/>
       <w:r>
@@ -17134,25 +15440,7 @@
           <w:sz w:val="24"/>
           <w:szCs w:val="24"/>
         </w:rPr>
-        <w:t xml:space="preserve">Fixed csv write routine so that </w:t>
-      </w:r>
-      <w:proofErr w:type="gramStart"/>
-      <w:r>
-        <w:rPr>
-          <w:rFonts w:ascii="Arial" w:hAnsi="Arial"/>
-          <w:sz w:val="24"/>
-          <w:szCs w:val="24"/>
-        </w:rPr>
-        <w:t>is</w:t>
-      </w:r>
-      <w:proofErr w:type="gramEnd"/>
-      <w:r>
-        <w:rPr>
-          <w:rFonts w:ascii="Arial" w:hAnsi="Arial"/>
-          <w:sz w:val="24"/>
-          <w:szCs w:val="24"/>
-        </w:rPr>
-        <w:t xml:space="preserve"> uses the correct folder location (AVI-WCS or FITS) as the default storage location.</w:t>
+        <w:t>Fixed csv write routine so that is uses the correct folder location (AVI-WCS or FITS) as the default storage location.</w:t>
       </w:r>
       <w:r>
         <w:rPr>
@@ -17266,25 +15554,7 @@
           <w:sz w:val="24"/>
           <w:szCs w:val="24"/>
         </w:rPr>
-        <w:t xml:space="preserve"> panel that PyOTE is starting up --- that process takes a few </w:t>
-      </w:r>
-      <w:proofErr w:type="gramStart"/>
-      <w:r>
-        <w:rPr>
-          <w:rFonts w:ascii="Arial" w:hAnsi="Arial"/>
-          <w:sz w:val="24"/>
-          <w:szCs w:val="24"/>
-        </w:rPr>
-        <w:t>seconds</w:t>
-      </w:r>
-      <w:proofErr w:type="gramEnd"/>
-      <w:r>
-        <w:rPr>
-          <w:rFonts w:ascii="Arial" w:hAnsi="Arial"/>
-          <w:sz w:val="24"/>
-          <w:szCs w:val="24"/>
-        </w:rPr>
-        <w:t xml:space="preserve"> and the user needs to know to be patient.</w:t>
+        <w:t xml:space="preserve"> panel that PyOTE is starting up --- that process takes a few seconds and the user needs to know to be patient.</w:t>
       </w:r>
     </w:p>
     <w:p>
@@ -17306,7 +15576,6 @@
           <w:sz w:val="24"/>
           <w:szCs w:val="24"/>
         </w:rPr>
-        <w:lastRenderedPageBreak/>
         <w:t>Updated the main documentation file to add a table of contents, hyperlinks, and an acronym list.</w:t>
       </w:r>
       <w:r>
@@ -17403,28 +15672,9 @@
           <w:sz w:val="24"/>
           <w:szCs w:val="24"/>
         </w:rPr>
-        <w:t xml:space="preserve">Defaulted the </w:t>
-      </w:r>
-      <w:proofErr w:type="gramStart"/>
-      <w:r>
-        <w:rPr>
-          <w:rFonts w:ascii="Arial" w:hAnsi="Arial"/>
-          <w:sz w:val="24"/>
-          <w:szCs w:val="24"/>
-        </w:rPr>
-        <w:t>lightcurve</w:t>
-      </w:r>
-      <w:proofErr w:type="gramEnd"/>
-      <w:r>
-        <w:rPr>
-          <w:rFonts w:ascii="Arial" w:hAnsi="Arial"/>
-          <w:sz w:val="24"/>
-          <w:szCs w:val="24"/>
-        </w:rPr>
-        <w:t xml:space="preserve"> plot 'zoom' (drag with right button) to affect x axis only rather than both x and y at the same.  There is a right-click context menu for each plot that </w:t>
+        <w:t xml:space="preserve">Defaulted the lightcurve plot 'zoom' (drag with right button) to affect x axis only rather than both x and y at the same.  There is a right-click context menu for each plot that </w:t>
       </w:r>
       <w:proofErr w:type="spellStart"/>
-      <w:proofErr w:type="gramStart"/>
       <w:r>
         <w:rPr>
           <w:rFonts w:ascii="Arial" w:hAnsi="Arial"/>
@@ -17434,7 +15684,6 @@
         <w:t>let's</w:t>
       </w:r>
       <w:proofErr w:type="spellEnd"/>
-      <w:proofErr w:type="gramEnd"/>
       <w:r>
         <w:rPr>
           <w:rFonts w:ascii="Arial" w:hAnsi="Arial"/>
@@ -17573,25 +15822,7 @@
           <w:sz w:val="24"/>
           <w:szCs w:val="24"/>
         </w:rPr>
-        <w:t xml:space="preserve"> button was clicked and the apertures showing at that time, including </w:t>
-      </w:r>
-      <w:proofErr w:type="gramStart"/>
-      <w:r>
-        <w:rPr>
-          <w:rFonts w:ascii="Arial" w:hAnsi="Arial"/>
-          <w:sz w:val="24"/>
-          <w:szCs w:val="24"/>
-        </w:rPr>
-        <w:t>all of</w:t>
-      </w:r>
-      <w:proofErr w:type="gramEnd"/>
-      <w:r>
-        <w:rPr>
-          <w:rFonts w:ascii="Arial" w:hAnsi="Arial"/>
-          <w:sz w:val="24"/>
-          <w:szCs w:val="24"/>
-        </w:rPr>
-        <w:t xml:space="preserve"> their properties.  The configuration can be retrieved by clicking the </w:t>
+        <w:t xml:space="preserve"> button was clicked and the apertures showing at that time, including all of their properties.  The configuration can be retrieved by clicking the </w:t>
       </w:r>
       <w:r>
         <w:rPr>
@@ -17658,6 +15889,7 @@
           <w:sz w:val="24"/>
           <w:szCs w:val="24"/>
         </w:rPr>
+        <w:lastRenderedPageBreak/>
         <w:t xml:space="preserve">Added +/- 1 frame buttons and removed the </w:t>
       </w:r>
       <w:proofErr w:type="spellStart"/>
@@ -17687,23 +15919,13 @@
           <w:numId w:val="160"/>
         </w:numPr>
       </w:pPr>
-      <w:proofErr w:type="gramStart"/>
-      <w:r>
-        <w:rPr>
-          <w:rFonts w:ascii="Arial" w:hAnsi="Arial"/>
-          <w:sz w:val="24"/>
-          <w:szCs w:val="24"/>
-        </w:rPr>
-        <w:t>Made</w:t>
-      </w:r>
-      <w:proofErr w:type="gramEnd"/>
-      <w:r>
-        <w:rPr>
-          <w:rFonts w:ascii="Arial" w:hAnsi="Arial"/>
-          <w:sz w:val="24"/>
-          <w:szCs w:val="24"/>
-        </w:rPr>
-        <w:t xml:space="preserve"> it easy to change pixel dimensions during WCS operations.  This is normally a set-and-forget operation --- please do not experiment with dimensions to 'guess' at pixel dimensions --- that would be an abuse of nova.astrometry.net.  A single test to prove that it </w:t>
+      <w:r>
+        <w:rPr>
+          <w:rFonts w:ascii="Arial" w:hAnsi="Arial"/>
+          <w:sz w:val="24"/>
+          <w:szCs w:val="24"/>
+        </w:rPr>
+        <w:t xml:space="preserve">Made it easy to change pixel dimensions during WCS operations.  This is normally a set-and-forget operation --- please do not experiment with dimensions to 'guess' at pixel dimensions --- that would be an abuse of nova.astrometry.net.  A single test to prove that it </w:t>
       </w:r>
       <w:r>
         <w:rPr>
@@ -17818,25 +16040,7 @@
           <w:sz w:val="24"/>
           <w:szCs w:val="24"/>
         </w:rPr>
-        <w:t xml:space="preserve">Fixed indexing problem with </w:t>
-      </w:r>
-      <w:proofErr w:type="gramStart"/>
-      <w:r>
-        <w:rPr>
-          <w:rFonts w:ascii="Arial" w:hAnsi="Arial"/>
-          <w:sz w:val="24"/>
-          <w:szCs w:val="24"/>
-        </w:rPr>
-        <w:t>lightcurve</w:t>
-      </w:r>
-      <w:proofErr w:type="gramEnd"/>
-      <w:r>
-        <w:rPr>
-          <w:rFonts w:ascii="Arial" w:hAnsi="Arial"/>
-          <w:sz w:val="24"/>
-          <w:szCs w:val="24"/>
-        </w:rPr>
-        <w:t xml:space="preserve"> plots in field mode that was causing incorrect frame numbers to be  displayed as hairline was moved.</w:t>
+        <w:t>Fixed indexing problem with lightcurve plots in field mode that was causing incorrect frame numbers to be  displayed as hairline was moved.</w:t>
       </w:r>
       <w:r>
         <w:rPr>
@@ -17884,25 +16088,7 @@
           <w:sz w:val="24"/>
           <w:szCs w:val="24"/>
         </w:rPr>
-        <w:t xml:space="preserve">Fixed </w:t>
-      </w:r>
-      <w:proofErr w:type="gramStart"/>
-      <w:r>
-        <w:rPr>
-          <w:rFonts w:ascii="Arial" w:hAnsi="Arial"/>
-          <w:sz w:val="24"/>
-          <w:szCs w:val="24"/>
-        </w:rPr>
-        <w:t>lightcurve</w:t>
-      </w:r>
-      <w:proofErr w:type="gramEnd"/>
-      <w:r>
-        <w:rPr>
-          <w:rFonts w:ascii="Arial" w:hAnsi="Arial"/>
-          <w:sz w:val="24"/>
-          <w:szCs w:val="24"/>
-        </w:rPr>
-        <w:t xml:space="preserve"> plots: they didn't work right in field mode; now they do.</w:t>
+        <w:t>Fixed lightcurve plots: they didn't work right in field mode; now they do.</w:t>
       </w:r>
       <w:r>
         <w:rPr>
@@ -17950,25 +16136,7 @@
           <w:sz w:val="24"/>
           <w:szCs w:val="24"/>
         </w:rPr>
-        <w:t xml:space="preserve">Added timestamp to data displayed as hairline is dragged across a </w:t>
-      </w:r>
-      <w:proofErr w:type="gramStart"/>
-      <w:r>
-        <w:rPr>
-          <w:rFonts w:ascii="Arial" w:hAnsi="Arial"/>
-          <w:sz w:val="24"/>
-          <w:szCs w:val="24"/>
-        </w:rPr>
-        <w:t>lightcurve</w:t>
-      </w:r>
-      <w:proofErr w:type="gramEnd"/>
-      <w:r>
-        <w:rPr>
-          <w:rFonts w:ascii="Arial" w:hAnsi="Arial"/>
-          <w:sz w:val="24"/>
-          <w:szCs w:val="24"/>
-        </w:rPr>
-        <w:t xml:space="preserve"> plot.</w:t>
+        <w:t>Added timestamp to data displayed as hairline is dragged across a lightcurve plot.</w:t>
       </w:r>
       <w:r>
         <w:rPr>
@@ -17994,7 +16162,6 @@
           <w:sz w:val="24"/>
           <w:szCs w:val="24"/>
         </w:rPr>
-        <w:lastRenderedPageBreak/>
         <w:t>version 1.7.6</w:t>
       </w:r>
     </w:p>
@@ -18065,25 +16232,7 @@
           <w:sz w:val="24"/>
           <w:szCs w:val="24"/>
         </w:rPr>
-        <w:t xml:space="preserve">Corrected the display of WCS coordinates that appear in the status bar (when astrometry.net solution is active in a frame) when the cursor is inside the image --- these values needed to </w:t>
-      </w:r>
-      <w:proofErr w:type="gramStart"/>
-      <w:r>
-        <w:rPr>
-          <w:rFonts w:ascii="Arial" w:hAnsi="Arial"/>
-          <w:sz w:val="24"/>
-          <w:szCs w:val="24"/>
-        </w:rPr>
-        <w:t>take into account</w:t>
-      </w:r>
-      <w:proofErr w:type="gramEnd"/>
-      <w:r>
-        <w:rPr>
-          <w:rFonts w:ascii="Arial" w:hAnsi="Arial"/>
-          <w:sz w:val="24"/>
-          <w:szCs w:val="24"/>
-        </w:rPr>
-        <w:t xml:space="preserve"> pixel aspect ratio.</w:t>
+        <w:t>Corrected the display of WCS coordinates that appear in the status bar (when astrometry.net solution is active in a frame) when the cursor is inside the image --- these values needed to take into account pixel aspect ratio.</w:t>
       </w:r>
       <w:r>
         <w:rPr>
@@ -18305,25 +16454,8 @@
           <w:sz w:val="24"/>
           <w:szCs w:val="24"/>
         </w:rPr>
-        <w:t xml:space="preserve">Rearranged transport buttons to allow more flexibility in splitter placement </w:t>
-      </w:r>
-      <w:proofErr w:type="gramStart"/>
-      <w:r>
-        <w:rPr>
-          <w:rFonts w:ascii="Arial" w:hAnsi="Arial"/>
-          <w:sz w:val="24"/>
-          <w:szCs w:val="24"/>
-        </w:rPr>
-        <w:t>and also</w:t>
-      </w:r>
-      <w:proofErr w:type="gramEnd"/>
-      <w:r>
-        <w:rPr>
-          <w:rFonts w:ascii="Arial" w:hAnsi="Arial"/>
-          <w:sz w:val="24"/>
-          <w:szCs w:val="24"/>
-        </w:rPr>
-        <w:t xml:space="preserve"> to bring the current frame spinner to a more accessible place.</w:t>
+        <w:lastRenderedPageBreak/>
+        <w:t>Rearranged transport buttons to allow more flexibility in splitter placement and also to bring the current frame spinner to a more accessible place.</w:t>
       </w:r>
     </w:p>
     <w:p>
@@ -18345,25 +16477,7 @@
           <w:sz w:val="24"/>
           <w:szCs w:val="24"/>
         </w:rPr>
-        <w:t xml:space="preserve">Begun adding the elements needed to deal with non-square pixels during WCS calibrations --- GUI elements only </w:t>
-      </w:r>
-      <w:proofErr w:type="gramStart"/>
-      <w:r>
-        <w:rPr>
-          <w:rFonts w:ascii="Arial" w:hAnsi="Arial"/>
-          <w:sz w:val="24"/>
-          <w:szCs w:val="24"/>
-        </w:rPr>
-        <w:t>at the moment</w:t>
-      </w:r>
-      <w:proofErr w:type="gramEnd"/>
-      <w:r>
-        <w:rPr>
-          <w:rFonts w:ascii="Arial" w:hAnsi="Arial"/>
-          <w:sz w:val="24"/>
-          <w:szCs w:val="24"/>
-        </w:rPr>
-        <w:t>.</w:t>
+        <w:t>Begun adding the elements needed to deal with non-square pixels during WCS calibrations --- GUI elements only at the moment.</w:t>
       </w:r>
       <w:r>
         <w:rPr>
@@ -18414,7 +16528,6 @@
         <w:t xml:space="preserve">Implements the save/restore state feature.  Only the number of apertures and their positions are 'marked'.  The frame number is 'marked' as well.  This 'mark' is placed automatically when the first analysis is initiated on a newly loaded video.  However, there is a button that can be utilized to override this 'mark' if the automatic 'mark' was somehow incorrect (or you just changed your mind about where to </w:t>
       </w:r>
       <w:proofErr w:type="spellStart"/>
-      <w:proofErr w:type="gramStart"/>
       <w:r>
         <w:rPr>
           <w:rFonts w:ascii="Arial" w:hAnsi="Arial"/>
@@ -18424,7 +16537,6 @@
         <w:t>stat</w:t>
       </w:r>
       <w:proofErr w:type="spellEnd"/>
-      <w:proofErr w:type="gramEnd"/>
       <w:r>
         <w:rPr>
           <w:rFonts w:ascii="Arial" w:hAnsi="Arial"/>
@@ -18479,25 +16591,7 @@
           <w:sz w:val="24"/>
           <w:szCs w:val="24"/>
         </w:rPr>
-        <w:t xml:space="preserve">Transport buttons </w:t>
-      </w:r>
-      <w:proofErr w:type="gramStart"/>
-      <w:r>
-        <w:rPr>
-          <w:rFonts w:ascii="Arial" w:hAnsi="Arial"/>
-          <w:sz w:val="24"/>
-          <w:szCs w:val="24"/>
-        </w:rPr>
-        <w:t>fully</w:t>
-      </w:r>
-      <w:proofErr w:type="gramEnd"/>
-      <w:r>
-        <w:rPr>
-          <w:rFonts w:ascii="Arial" w:hAnsi="Arial"/>
-          <w:sz w:val="24"/>
-          <w:szCs w:val="24"/>
-        </w:rPr>
-        <w:t xml:space="preserve"> functional.</w:t>
+        <w:t>Transport buttons fully functional.</w:t>
       </w:r>
     </w:p>
     <w:p>
@@ -18605,7 +16699,6 @@
           <w:sz w:val="24"/>
           <w:szCs w:val="24"/>
         </w:rPr>
-        <w:lastRenderedPageBreak/>
         <w:t>A consequence of this change is that existing custom profiles that you have saved in your list must be deleted.  Just open the list, delete each saved profile, then restore them from relevant AVI-WCS folder(s) as required.  It's not often that I make a breaking change, but this was unavoidable.</w:t>
       </w:r>
       <w:r>
@@ -18744,25 +16837,7 @@
           <w:sz w:val="24"/>
           <w:szCs w:val="24"/>
         </w:rPr>
-        <w:t xml:space="preserve"> button, a help panel is popped showing the location and name of the newly created folder. (I </w:t>
-      </w:r>
-      <w:proofErr w:type="gramStart"/>
-      <w:r>
-        <w:rPr>
-          <w:rFonts w:ascii="Arial" w:hAnsi="Arial"/>
-          <w:sz w:val="24"/>
-          <w:szCs w:val="24"/>
-        </w:rPr>
-        <w:t>actually had</w:t>
-      </w:r>
-      <w:proofErr w:type="gramEnd"/>
-      <w:r>
-        <w:rPr>
-          <w:rFonts w:ascii="Arial" w:hAnsi="Arial"/>
-          <w:sz w:val="24"/>
-          <w:szCs w:val="24"/>
-        </w:rPr>
-        <w:t xml:space="preserve"> been printing that info to the </w:t>
+        <w:t xml:space="preserve"> button, a help panel is popped showing the location and name of the newly created folder. (I actually had been printing that info to the </w:t>
       </w:r>
       <w:proofErr w:type="spellStart"/>
       <w:r>
@@ -18814,25 +16889,7 @@
           <w:sz w:val="24"/>
           <w:szCs w:val="24"/>
         </w:rPr>
-        <w:t xml:space="preserve"> spinner to a place where it won't be </w:t>
-      </w:r>
-      <w:proofErr w:type="gramStart"/>
-      <w:r>
-        <w:rPr>
-          <w:rFonts w:ascii="Arial" w:hAnsi="Arial"/>
-          <w:sz w:val="24"/>
-          <w:szCs w:val="24"/>
-        </w:rPr>
-        <w:t>the accidentally</w:t>
-      </w:r>
-      <w:proofErr w:type="gramEnd"/>
-      <w:r>
-        <w:rPr>
-          <w:rFonts w:ascii="Arial" w:hAnsi="Arial"/>
-          <w:sz w:val="24"/>
-          <w:szCs w:val="24"/>
-        </w:rPr>
-        <w:t xml:space="preserve"> invoked by a user intending to click the </w:t>
+        <w:t xml:space="preserve"> spinner to a place where it won't be the accidentally invoked by a user intending to click the </w:t>
       </w:r>
       <w:proofErr w:type="spellStart"/>
       <w:r>
@@ -18949,7 +17006,16 @@
           <w:sz w:val="24"/>
           <w:szCs w:val="24"/>
         </w:rPr>
-        <w:t xml:space="preserve">.  This angle is a diagnostic printout, useful to me, but not to the user.  To interpret it, you need to know that the coordinate systems in use are: x increases to right, y increases down, RA has East to the right, DEC has North down, and angles in the x-y plane (the image) are always positive and are the number of degrees in the </w:t>
+        <w:t xml:space="preserve">.  This angle is a diagnostic printout, useful to me, but not to the user.  To interpret it, you need to know that the coordinate systems in use are: x increases to right, y increases down, RA has East to the right, DEC has North </w:t>
+      </w:r>
+      <w:r>
+        <w:rPr>
+          <w:rFonts w:ascii="Arial" w:hAnsi="Arial"/>
+          <w:sz w:val="24"/>
+          <w:szCs w:val="24"/>
+        </w:rPr>
+        <w:lastRenderedPageBreak/>
+        <w:t xml:space="preserve">down, and angles in the x-y plane (the image) are always positive and are the number of degrees in the </w:t>
       </w:r>
       <w:proofErr w:type="spellStart"/>
       <w:r>
@@ -19081,25 +17147,7 @@
           <w:sz w:val="24"/>
           <w:szCs w:val="24"/>
         </w:rPr>
-        <w:t xml:space="preserve">Added units to the plate scale that </w:t>
-      </w:r>
-      <w:proofErr w:type="gramStart"/>
-      <w:r>
-        <w:rPr>
-          <w:rFonts w:ascii="Arial" w:hAnsi="Arial"/>
-          <w:sz w:val="24"/>
-          <w:szCs w:val="24"/>
-        </w:rPr>
-        <w:t>is</w:t>
-      </w:r>
-      <w:proofErr w:type="gramEnd"/>
-      <w:r>
-        <w:rPr>
-          <w:rFonts w:ascii="Arial" w:hAnsi="Arial"/>
-          <w:sz w:val="24"/>
-          <w:szCs w:val="24"/>
-        </w:rPr>
-        <w:t xml:space="preserve"> printed at completion of manual WCS calibration.</w:t>
+        <w:t>Added units to the plate scale that is printed at completion of manual WCS calibration.</w:t>
       </w:r>
     </w:p>
     <w:p>
@@ -19169,25 +17217,7 @@
           <w:sz w:val="24"/>
           <w:szCs w:val="24"/>
         </w:rPr>
-        <w:t xml:space="preserve">For manual WCS </w:t>
-      </w:r>
-      <w:proofErr w:type="gramStart"/>
-      <w:r>
-        <w:rPr>
-          <w:rFonts w:ascii="Arial" w:hAnsi="Arial"/>
-          <w:sz w:val="24"/>
-          <w:szCs w:val="24"/>
-        </w:rPr>
-        <w:t>calibration:</w:t>
-      </w:r>
-      <w:proofErr w:type="gramEnd"/>
-      <w:r>
-        <w:rPr>
-          <w:rFonts w:ascii="Arial" w:hAnsi="Arial"/>
-          <w:sz w:val="24"/>
-          <w:szCs w:val="24"/>
-        </w:rPr>
-        <w:t xml:space="preserve"> automatically adjusts to star fields that are flipped left-to-right and/or top-to-bottom.</w:t>
+        <w:t>For manual WCS calibration: automatically adjusts to star fields that are flipped left-to-right and/or top-to-bottom.</w:t>
       </w:r>
       <w:r>
         <w:rPr>
@@ -19235,25 +17265,7 @@
           <w:sz w:val="24"/>
           <w:szCs w:val="24"/>
         </w:rPr>
-        <w:t xml:space="preserve">The version is </w:t>
-      </w:r>
-      <w:proofErr w:type="gramStart"/>
-      <w:r>
-        <w:rPr>
-          <w:rFonts w:ascii="Arial" w:hAnsi="Arial"/>
-          <w:sz w:val="24"/>
-          <w:szCs w:val="24"/>
-        </w:rPr>
-        <w:t>same</w:t>
-      </w:r>
-      <w:proofErr w:type="gramEnd"/>
-      <w:r>
-        <w:rPr>
-          <w:rFonts w:ascii="Arial" w:hAnsi="Arial"/>
-          <w:sz w:val="24"/>
-          <w:szCs w:val="24"/>
-        </w:rPr>
-        <w:t xml:space="preserve"> as 1.6.0 and serves only to test whether 1.6.0 will detect 1.6.1 and install it upon request.</w:t>
+        <w:t>The version is same as 1.6.0 and serves only to test whether 1.6.0 will detect 1.6.1 and install it upon request.</w:t>
       </w:r>
       <w:r>
         <w:rPr>
@@ -19301,16 +17313,7 @@
           <w:sz w:val="24"/>
           <w:szCs w:val="24"/>
         </w:rPr>
-        <w:t xml:space="preserve">Added the ability for PyMovie to check for more recent versions on startup and allow </w:t>
-      </w:r>
-      <w:r>
-        <w:rPr>
-          <w:rFonts w:ascii="Arial" w:hAnsi="Arial"/>
-          <w:sz w:val="24"/>
-          <w:szCs w:val="24"/>
-        </w:rPr>
-        <w:lastRenderedPageBreak/>
-        <w:t>the user to choose whether to accept or not.</w:t>
+        <w:t>Added the ability for PyMovie to check for more recent versions on startup and allow the user to choose whether to accept or not.</w:t>
       </w:r>
       <w:r>
         <w:rPr>
@@ -19588,25 +17591,7 @@
           <w:sz w:val="24"/>
           <w:szCs w:val="24"/>
         </w:rPr>
-        <w:t xml:space="preserve"> error occurs because of a </w:t>
-      </w:r>
-      <w:proofErr w:type="gramStart"/>
-      <w:r>
-        <w:rPr>
-          <w:rFonts w:ascii="Arial" w:hAnsi="Arial"/>
-          <w:sz w:val="24"/>
-          <w:szCs w:val="24"/>
-        </w:rPr>
-        <w:t>mis-recognition</w:t>
-      </w:r>
-      <w:proofErr w:type="gramEnd"/>
-      <w:r>
-        <w:rPr>
-          <w:rFonts w:ascii="Arial" w:hAnsi="Arial"/>
-          <w:sz w:val="24"/>
-          <w:szCs w:val="24"/>
-        </w:rPr>
-        <w:t xml:space="preserve"> of a digit in a part of the timestamp that should not have been used.</w:t>
+        <w:t xml:space="preserve"> error occurs because of a mis-recognition of a digit in a part of the timestamp that should not have been used.</w:t>
       </w:r>
       <w:r>
         <w:rPr>
@@ -19699,7 +17684,16 @@
           <w:sz w:val="24"/>
           <w:szCs w:val="24"/>
         </w:rPr>
-        <w:t>The logic to allow a Kiwi profile to be saved from other than a frame where the characters are in their training position was too tortuous to implement.  Now we just reposition to frame 1 before doing the save.  This means that all training needs to be accomplished while the characters are in the position of those in frame 1.</w:t>
+        <w:t xml:space="preserve">The logic to allow a Kiwi profile to be saved from other than a frame where the </w:t>
+      </w:r>
+      <w:r>
+        <w:rPr>
+          <w:rFonts w:ascii="Arial" w:hAnsi="Arial"/>
+          <w:sz w:val="24"/>
+          <w:szCs w:val="24"/>
+        </w:rPr>
+        <w:lastRenderedPageBreak/>
+        <w:t>characters are in their training position was too tortuous to implement.  Now we just reposition to frame 1 before doing the save.  This means that all training needs to be accomplished while the characters are in the position of those in frame 1.</w:t>
       </w:r>
       <w:r>
         <w:rPr>
@@ -19747,25 +17741,7 @@
           <w:sz w:val="24"/>
           <w:szCs w:val="24"/>
         </w:rPr>
-        <w:t xml:space="preserve">When starting from </w:t>
-      </w:r>
-      <w:proofErr w:type="gramStart"/>
-      <w:r>
-        <w:rPr>
-          <w:rFonts w:ascii="Arial" w:hAnsi="Arial"/>
-          <w:sz w:val="24"/>
-          <w:szCs w:val="24"/>
-        </w:rPr>
-        <w:t>empty</w:t>
-      </w:r>
-      <w:proofErr w:type="gramEnd"/>
-      <w:r>
-        <w:rPr>
-          <w:rFonts w:ascii="Arial" w:hAnsi="Arial"/>
-          <w:sz w:val="24"/>
-          <w:szCs w:val="24"/>
-        </w:rPr>
-        <w:t xml:space="preserve"> folder to train Kiwi, the selection boxes initially were being displayed as red rectangles instead of yellow slanted selection boxes --- that's fixed</w:t>
+        <w:t>When starting from empty folder to train Kiwi, the selection boxes initially were being displayed as red rectangles instead of yellow slanted selection boxes --- that's fixed</w:t>
       </w:r>
     </w:p>
     <w:p>
@@ -19958,34 +17934,7 @@
           <w:sz w:val="24"/>
           <w:szCs w:val="24"/>
         </w:rPr>
-        <w:t xml:space="preserve">Fixed a bug that has been present forever but remained undetected until now: whenever an analysis (data recording) was started and then paused, the frame where </w:t>
-      </w:r>
-      <w:r>
-        <w:rPr>
-          <w:rFonts w:ascii="Arial" w:hAnsi="Arial"/>
-          <w:sz w:val="24"/>
-          <w:szCs w:val="24"/>
-        </w:rPr>
-        <w:lastRenderedPageBreak/>
-        <w:t xml:space="preserve">the pause took effect was </w:t>
-      </w:r>
-      <w:proofErr w:type="gramStart"/>
-      <w:r>
-        <w:rPr>
-          <w:rFonts w:ascii="Arial" w:hAnsi="Arial"/>
-          <w:sz w:val="24"/>
-          <w:szCs w:val="24"/>
-        </w:rPr>
-        <w:t>being recorded</w:t>
-      </w:r>
-      <w:proofErr w:type="gramEnd"/>
-      <w:r>
-        <w:rPr>
-          <w:rFonts w:ascii="Arial" w:hAnsi="Arial"/>
-          <w:sz w:val="24"/>
-          <w:szCs w:val="24"/>
-        </w:rPr>
-        <w:t xml:space="preserve"> again if the analysis was restarted from that point.  That caused duplicated frames to appear in the csv that were not present in the </w:t>
+        <w:t xml:space="preserve">Fixed a bug that has been present forever but remained undetected until now: whenever an analysis (data recording) was started and then paused, the frame where the pause took effect was being recorded again if the analysis was restarted from that point.  That caused duplicated frames to appear in the csv that were not present in the </w:t>
       </w:r>
       <w:proofErr w:type="spellStart"/>
       <w:r>
@@ -20020,25 +17969,7 @@
           <w:szCs w:val="24"/>
         </w:rPr>
         <w:br/>
-        <w:t xml:space="preserve">The 'fix' was to set a flag when an analysis is started for the first time after either a program </w:t>
-      </w:r>
-      <w:proofErr w:type="gramStart"/>
-      <w:r>
-        <w:rPr>
-          <w:rFonts w:ascii="Arial" w:hAnsi="Arial"/>
-          <w:sz w:val="24"/>
-          <w:szCs w:val="24"/>
-        </w:rPr>
-        <w:t>start</w:t>
-      </w:r>
-      <w:proofErr w:type="gramEnd"/>
-      <w:r>
-        <w:rPr>
-          <w:rFonts w:ascii="Arial" w:hAnsi="Arial"/>
-          <w:sz w:val="24"/>
-          <w:szCs w:val="24"/>
-        </w:rPr>
-        <w:t xml:space="preserve"> or aperture data has been cleared. The start-at frame is recorded if this flag is not set, and then the flag is set to inhibit the recording of the start-at frame should a pause/restart occur.</w:t>
+        <w:t>The 'fix' was to set a flag when an analysis is started for the first time after either a program start or aperture data has been cleared. The start-at frame is recorded if this flag is not set, and then the flag is set to inhibit the recording of the start-at frame should a pause/restart occur.</w:t>
       </w:r>
       <w:r>
         <w:rPr>
@@ -20103,25 +18034,7 @@
           <w:sz w:val="24"/>
           <w:szCs w:val="24"/>
         </w:rPr>
-        <w:t xml:space="preserve">Improved Kiwi timestamp recognition capability by adding second stage testing to resolve the 6 versus 8 </w:t>
-      </w:r>
-      <w:proofErr w:type="gramStart"/>
-      <w:r>
-        <w:rPr>
-          <w:rFonts w:ascii="Arial" w:hAnsi="Arial"/>
-          <w:sz w:val="24"/>
-          <w:szCs w:val="24"/>
-        </w:rPr>
-        <w:t>confusion</w:t>
-      </w:r>
-      <w:proofErr w:type="gramEnd"/>
-      <w:r>
-        <w:rPr>
-          <w:rFonts w:ascii="Arial" w:hAnsi="Arial"/>
-          <w:sz w:val="24"/>
-          <w:szCs w:val="24"/>
-        </w:rPr>
-        <w:t xml:space="preserve">.  Added logic to deal with the </w:t>
+        <w:t xml:space="preserve">Improved Kiwi timestamp recognition capability by adding second stage testing to resolve the 6 versus 8 confusion.  Added logic to deal with the </w:t>
       </w:r>
       <w:proofErr w:type="spellStart"/>
       <w:r>
@@ -20139,25 +18052,7 @@
           <w:sz w:val="24"/>
           <w:szCs w:val="24"/>
         </w:rPr>
-        <w:t xml:space="preserve"> fields that sometimes appear completely blank and sometimes as 1000 (normally only a </w:t>
-      </w:r>
-      <w:proofErr w:type="gramStart"/>
-      <w:r>
-        <w:rPr>
-          <w:rFonts w:ascii="Arial" w:hAnsi="Arial"/>
-          <w:sz w:val="24"/>
-          <w:szCs w:val="24"/>
-        </w:rPr>
-        <w:t>3 character</w:t>
-      </w:r>
-      <w:proofErr w:type="gramEnd"/>
-      <w:r>
-        <w:rPr>
-          <w:rFonts w:ascii="Arial" w:hAnsi="Arial"/>
-          <w:sz w:val="24"/>
-          <w:szCs w:val="24"/>
-        </w:rPr>
-        <w:t xml:space="preserve"> field).  (Kiwi has 6 different timestamp formats in addition to the 2 possible character positions.)</w:t>
+        <w:t xml:space="preserve"> fields that sometimes appear completely blank and sometimes as 1000 (normally only a 3 character field).  (Kiwi has 6 different timestamp formats in addition to the 2 possible character positions.)</w:t>
       </w:r>
     </w:p>
     <w:p>
@@ -20209,25 +18104,16 @@
           <w:sz w:val="24"/>
           <w:szCs w:val="24"/>
         </w:rPr>
-        <w:t xml:space="preserve">Very high quality (low error rates) OCR for Kiwi timestamps is available IF and ONLY IF you take the time to jog the character selection boxes into good positions.  A good position has the </w:t>
-      </w:r>
-      <w:proofErr w:type="gramStart"/>
-      <w:r>
-        <w:rPr>
-          <w:rFonts w:ascii="Arial" w:hAnsi="Arial"/>
-          <w:sz w:val="24"/>
-          <w:szCs w:val="24"/>
-        </w:rPr>
-        <w:t>character right-justified</w:t>
-      </w:r>
-      <w:proofErr w:type="gramEnd"/>
-      <w:r>
-        <w:rPr>
-          <w:rFonts w:ascii="Arial" w:hAnsi="Arial"/>
-          <w:sz w:val="24"/>
-          <w:szCs w:val="24"/>
-        </w:rPr>
-        <w:t xml:space="preserve"> in the box.  Use 'show property' to get a view of EVERY character box placement and adjust accordingly before saving the model digit.  It's fiddly, but I routinely get 100% recognition rates on Kiwi timestamps by following this advice.</w:t>
+        <w:t xml:space="preserve">Very high quality (low error rates) OCR for Kiwi timestamps is available IF and ONLY IF you take the time to jog the character selection boxes into good positions.  A good </w:t>
+      </w:r>
+      <w:r>
+        <w:rPr>
+          <w:rFonts w:ascii="Arial" w:hAnsi="Arial"/>
+          <w:sz w:val="24"/>
+          <w:szCs w:val="24"/>
+        </w:rPr>
+        <w:lastRenderedPageBreak/>
+        <w:t>position has the character right-justified in the box.  Use 'show property' to get a view of EVERY character box placement and adjust accordingly before saving the model digit.  It's fiddly, but I routinely get 100% recognition rates on Kiwi timestamps by following this advice.</w:t>
       </w:r>
       <w:r>
         <w:rPr>
@@ -20302,16 +18188,7 @@
           <w:sz w:val="24"/>
           <w:szCs w:val="24"/>
         </w:rPr>
-        <w:t>pymovie-ocr-profiles</w:t>
-      </w:r>
-      <w:proofErr w:type="gramStart"/>
-      <w:r>
-        <w:rPr>
-          <w:rFonts w:ascii="Arial" w:hAnsi="Arial"/>
-          <w:sz w:val="24"/>
-          <w:szCs w:val="24"/>
-        </w:rPr>
-        <w:t>.p</w:t>
+        <w:t>pymovie-ocr-profiles.p</w:t>
       </w:r>
       <w:proofErr w:type="spellEnd"/>
       <w:r>
@@ -20320,16 +18197,7 @@
           <w:sz w:val="24"/>
           <w:szCs w:val="24"/>
         </w:rPr>
-        <w:t xml:space="preserve"> </w:t>
-      </w:r>
-      <w:proofErr w:type="gramEnd"/>
-      <w:r>
-        <w:rPr>
-          <w:rFonts w:ascii="Arial" w:hAnsi="Arial"/>
-          <w:sz w:val="24"/>
-          <w:szCs w:val="24"/>
-        </w:rPr>
-        <w:t xml:space="preserve"> What this implies is that we no longer support the presence (and automatic merging) of multiple custom profile dictionaries in the users' home directory.  This feature was highly unlikely to be useful and greatly complicated the editing (deleting) of profiles from the custom directories.  That is much easier to implement when there is but a single dictionary.  This will be done in the next version. </w:t>
+        <w:t xml:space="preserve">  What this implies is that we no longer support the presence (and automatic merging) of multiple custom profile dictionaries in the users' home directory.  This feature was highly unlikely to be useful and greatly complicated the editing (deleting) of profiles from the custom directories.  That is much easier to implement when there is but a single dictionary.  This will be done in the next version. </w:t>
       </w:r>
       <w:r>
         <w:rPr>
@@ -20465,25 +18333,7 @@
           <w:sz w:val="24"/>
           <w:szCs w:val="24"/>
         </w:rPr>
-        <w:t xml:space="preserve">Better detection and correction of Kiwi timestamps at </w:t>
-      </w:r>
-      <w:proofErr w:type="gramStart"/>
-      <w:r>
-        <w:rPr>
-          <w:rFonts w:ascii="Arial" w:hAnsi="Arial"/>
-          <w:sz w:val="24"/>
-          <w:szCs w:val="24"/>
-        </w:rPr>
-        <w:t>seconds</w:t>
-      </w:r>
-      <w:proofErr w:type="gramEnd"/>
-      <w:r>
-        <w:rPr>
-          <w:rFonts w:ascii="Arial" w:hAnsi="Arial"/>
-          <w:sz w:val="24"/>
-          <w:szCs w:val="24"/>
-        </w:rPr>
-        <w:t xml:space="preserve"> rollover.</w:t>
+        <w:t>Better detection and correction of Kiwi timestamps at seconds rollover.</w:t>
       </w:r>
       <w:r>
         <w:rPr>
@@ -20509,7 +18359,6 @@
           <w:sz w:val="24"/>
           <w:szCs w:val="24"/>
         </w:rPr>
-        <w:lastRenderedPageBreak/>
         <w:t>version 1.4.6</w:t>
       </w:r>
     </w:p>
@@ -20580,25 +18429,7 @@
           <w:sz w:val="24"/>
           <w:szCs w:val="24"/>
         </w:rPr>
-        <w:t xml:space="preserve">Found a way to deal with the odd timestamp that results when there is a </w:t>
-      </w:r>
-      <w:proofErr w:type="gramStart"/>
-      <w:r>
-        <w:rPr>
-          <w:rFonts w:ascii="Arial" w:hAnsi="Arial"/>
-          <w:sz w:val="24"/>
-          <w:szCs w:val="24"/>
-        </w:rPr>
-        <w:t>minutes</w:t>
-      </w:r>
-      <w:proofErr w:type="gramEnd"/>
-      <w:r>
-        <w:rPr>
-          <w:rFonts w:ascii="Arial" w:hAnsi="Arial"/>
-          <w:sz w:val="24"/>
-          <w:szCs w:val="24"/>
-        </w:rPr>
-        <w:t xml:space="preserve"> roll-over in a Kiwi timestamp.  As a result, Kiwi timestamp </w:t>
+        <w:t xml:space="preserve">Found a way to deal with the odd timestamp that results when there is a minutes roll-over in a Kiwi timestamp.  As a result, Kiwi timestamp </w:t>
       </w:r>
       <w:proofErr w:type="spellStart"/>
       <w:r>
@@ -20770,7 +18601,16 @@
           <w:szCs w:val="24"/>
         </w:rPr>
         <w:br/>
-        <w:t>As a consequence of this, you must make sure that any initial 'training' (model digit recording) never crosses a minute boundary.  This is not usually hard to do as the complete digit set is usually present in the first 3 or 4 frames.</w:t>
+        <w:t xml:space="preserve">As a consequence of this, you must make sure that any initial 'training' (model digit </w:t>
+      </w:r>
+      <w:r>
+        <w:rPr>
+          <w:rFonts w:ascii="Arial" w:hAnsi="Arial"/>
+          <w:sz w:val="24"/>
+          <w:szCs w:val="24"/>
+        </w:rPr>
+        <w:lastRenderedPageBreak/>
+        <w:t>recording) never crosses a minute boundary.  This is not usually hard to do as the complete digit set is usually present in the first 3 or 4 frames.</w:t>
       </w:r>
       <w:r>
         <w:rPr>
@@ -20897,7 +18737,6 @@
         </w:rPr>
         <w:t xml:space="preserve"> file button. </w:t>
       </w:r>
-      <w:proofErr w:type="gramStart"/>
       <w:r>
         <w:rPr>
           <w:rFonts w:ascii="Arial" w:hAnsi="Arial"/>
@@ -20905,17 +18744,7 @@
           <w:sz w:val="24"/>
           <w:szCs w:val="24"/>
         </w:rPr>
-        <w:t>So</w:t>
-      </w:r>
-      <w:proofErr w:type="gramEnd"/>
-      <w:r>
-        <w:rPr>
-          <w:rFonts w:ascii="Arial" w:hAnsi="Arial"/>
-          <w:color w:val="000000"/>
-          <w:sz w:val="24"/>
-          <w:szCs w:val="24"/>
-        </w:rPr>
-        <w:t xml:space="preserve"> the workflow instructions that came with 1.3.9 are no longer needed.</w:t>
+        <w:t>So the workflow instructions that came with 1.3.9 are no longer needed.</w:t>
       </w:r>
       <w:r>
         <w:rPr>
@@ -21004,43 +18833,7 @@
           <w:sz w:val="24"/>
           <w:szCs w:val="24"/>
         </w:rPr>
-        <w:t xml:space="preserve"> file, I make that </w:t>
-      </w:r>
-      <w:proofErr w:type="gramStart"/>
-      <w:r>
-        <w:rPr>
-          <w:rFonts w:ascii="Arial" w:hAnsi="Arial"/>
-          <w:sz w:val="24"/>
-          <w:szCs w:val="24"/>
-        </w:rPr>
-        <w:t>folder be</w:t>
-      </w:r>
-      <w:proofErr w:type="gramEnd"/>
-      <w:r>
-        <w:rPr>
-          <w:rFonts w:ascii="Arial" w:hAnsi="Arial"/>
-          <w:sz w:val="24"/>
-          <w:szCs w:val="24"/>
-        </w:rPr>
-        <w:t xml:space="preserve"> the default when you click on Select AVI-WCS folder. So </w:t>
-      </w:r>
-      <w:proofErr w:type="gramStart"/>
-      <w:r>
-        <w:rPr>
-          <w:rFonts w:ascii="Arial" w:hAnsi="Arial"/>
-          <w:sz w:val="24"/>
-          <w:szCs w:val="24"/>
-        </w:rPr>
-        <w:t>work flow</w:t>
-      </w:r>
-      <w:proofErr w:type="gramEnd"/>
-      <w:r>
-        <w:rPr>
-          <w:rFonts w:ascii="Arial" w:hAnsi="Arial"/>
-          <w:sz w:val="24"/>
-          <w:szCs w:val="24"/>
-        </w:rPr>
-        <w:t xml:space="preserve"> is open </w:t>
+        <w:t xml:space="preserve"> file, I make that folder be the default when you click on Select AVI-WCS folder. So work flow is open </w:t>
       </w:r>
       <w:proofErr w:type="spellStart"/>
       <w:r>
@@ -21137,25 +18930,7 @@
           <w:sz w:val="24"/>
           <w:szCs w:val="24"/>
         </w:rPr>
-        <w:t xml:space="preserve"> without </w:t>
-      </w:r>
-      <w:proofErr w:type="gramStart"/>
-      <w:r>
-        <w:rPr>
-          <w:rFonts w:ascii="Arial" w:hAnsi="Arial"/>
-          <w:sz w:val="24"/>
-          <w:szCs w:val="24"/>
-        </w:rPr>
-        <w:t>it's</w:t>
-      </w:r>
-      <w:proofErr w:type="gramEnd"/>
-      <w:r>
-        <w:rPr>
-          <w:rFonts w:ascii="Arial" w:hAnsi="Arial"/>
-          <w:sz w:val="24"/>
-          <w:szCs w:val="24"/>
-        </w:rPr>
-        <w:t xml:space="preserve"> extension.  A dialog box will appear to allow the location where the AVI-WCS directory will be created to be changed by the user.  It defaults to the directory that holds the </w:t>
+        <w:t xml:space="preserve"> without it's extension.  A dialog box will appear to allow the location where the AVI-WCS directory will be created to be changed by the user.  It defaults to the directory that holds the </w:t>
       </w:r>
       <w:proofErr w:type="spellStart"/>
       <w:r>
@@ -21189,7 +18964,6 @@
           <w:sz w:val="24"/>
           <w:szCs w:val="24"/>
         </w:rPr>
-        <w:lastRenderedPageBreak/>
         <w:br/>
         <w:t xml:space="preserve">Work flow: </w:t>
       </w:r>
@@ -21628,43 +19402,16 @@
           <w:sz w:val="24"/>
           <w:szCs w:val="24"/>
         </w:rPr>
-        <w:t xml:space="preserve">Fixed bug that required AVI-WCS folder to be reopened </w:t>
-      </w:r>
-      <w:proofErr w:type="gramStart"/>
-      <w:r>
-        <w:rPr>
-          <w:rFonts w:ascii="Arial" w:hAnsi="Arial"/>
-          <w:sz w:val="24"/>
-          <w:szCs w:val="24"/>
-        </w:rPr>
-        <w:t>in order for</w:t>
-      </w:r>
-      <w:proofErr w:type="gramEnd"/>
-      <w:r>
-        <w:rPr>
-          <w:rFonts w:ascii="Arial" w:hAnsi="Arial"/>
-          <w:sz w:val="24"/>
-          <w:szCs w:val="24"/>
-        </w:rPr>
-        <w:t xml:space="preserve"> a newly selected </w:t>
-      </w:r>
-      <w:proofErr w:type="gramStart"/>
-      <w:r>
-        <w:rPr>
-          <w:rFonts w:ascii="Arial" w:hAnsi="Arial"/>
-          <w:sz w:val="24"/>
-          <w:szCs w:val="24"/>
-        </w:rPr>
-        <w:t>custom</w:t>
-      </w:r>
-      <w:proofErr w:type="gramEnd"/>
-      <w:r>
-        <w:rPr>
-          <w:rFonts w:ascii="Arial" w:hAnsi="Arial"/>
-          <w:sz w:val="24"/>
-          <w:szCs w:val="24"/>
-        </w:rPr>
-        <w:t xml:space="preserve"> </w:t>
+        <w:t xml:space="preserve">Fixed bug that required AVI-WCS folder to be reopened in order for a newly selected </w:t>
+      </w:r>
+      <w:r>
+        <w:rPr>
+          <w:rFonts w:ascii="Arial" w:hAnsi="Arial"/>
+          <w:sz w:val="24"/>
+          <w:szCs w:val="24"/>
+        </w:rPr>
+        <w:lastRenderedPageBreak/>
+        <w:t xml:space="preserve">custom </w:t>
       </w:r>
       <w:proofErr w:type="spellStart"/>
       <w:r>
@@ -22004,25 +19751,7 @@
           <w:sz w:val="24"/>
           <w:szCs w:val="24"/>
         </w:rPr>
-        <w:t xml:space="preserve"> boxes and model digits from an AVI-WCS folder), is now functional.  The custom profile list is placed in the </w:t>
-      </w:r>
-      <w:proofErr w:type="gramStart"/>
-      <w:r>
-        <w:rPr>
-          <w:rFonts w:ascii="Arial" w:hAnsi="Arial"/>
-          <w:sz w:val="24"/>
-          <w:szCs w:val="24"/>
-        </w:rPr>
-        <w:t>users</w:t>
-      </w:r>
-      <w:proofErr w:type="gramEnd"/>
-      <w:r>
-        <w:rPr>
-          <w:rFonts w:ascii="Arial" w:hAnsi="Arial"/>
-          <w:sz w:val="24"/>
-          <w:szCs w:val="24"/>
-        </w:rPr>
-        <w:t xml:space="preserve"> home directory and named</w:t>
+        <w:t xml:space="preserve"> boxes and model digits from an AVI-WCS folder), is now functional.  The custom profile list is placed in the users home directory and named</w:t>
       </w:r>
       <w:r>
         <w:rPr>
@@ -22076,14 +19805,6 @@
           <w:szCs w:val="24"/>
         </w:rPr>
         <w:br/>
-      </w:r>
-      <w:r>
-        <w:rPr>
-          <w:rFonts w:ascii="Arial" w:hAnsi="Arial"/>
-          <w:sz w:val="24"/>
-          <w:szCs w:val="24"/>
-        </w:rPr>
-        <w:lastRenderedPageBreak/>
         <w:t xml:space="preserve">        </w:t>
       </w:r>
       <w:proofErr w:type="spellStart"/>
@@ -22239,25 +19960,7 @@
           <w:sz w:val="24"/>
           <w:szCs w:val="24"/>
         </w:rPr>
-        <w:t xml:space="preserve"> profile list came from Tony George (and implements profiles that allow the reading of </w:t>
-      </w:r>
-      <w:proofErr w:type="gramStart"/>
-      <w:r>
-        <w:rPr>
-          <w:rFonts w:ascii="Arial" w:hAnsi="Arial"/>
-          <w:sz w:val="24"/>
-          <w:szCs w:val="24"/>
-        </w:rPr>
-        <w:t>4 line</w:t>
-      </w:r>
-      <w:proofErr w:type="gramEnd"/>
-      <w:r>
-        <w:rPr>
-          <w:rFonts w:ascii="Arial" w:hAnsi="Arial"/>
-          <w:sz w:val="24"/>
-          <w:szCs w:val="24"/>
-        </w:rPr>
-        <w:t xml:space="preserve"> </w:t>
+        <w:t xml:space="preserve"> profile list came from Tony George (and implements profiles that allow the reading of 4 line </w:t>
       </w:r>
       <w:proofErr w:type="spellStart"/>
       <w:r>
@@ -22320,19 +20023,9 @@
           <w:sz w:val="24"/>
           <w:szCs w:val="24"/>
         </w:rPr>
-        <w:t xml:space="preserve">a </w:t>
-      </w:r>
-      <w:proofErr w:type="gramStart"/>
-      <w:r>
-        <w:rPr>
-          <w:rFonts w:ascii="Arial" w:hAnsi="Arial"/>
-          <w:sz w:val="24"/>
-          <w:szCs w:val="24"/>
-        </w:rPr>
-        <w:t>users</w:t>
+        <w:t>a users</w:t>
       </w:r>
       <w:proofErr w:type="spellEnd"/>
-      <w:proofErr w:type="gramEnd"/>
       <w:r>
         <w:rPr>
           <w:rFonts w:ascii="Arial" w:hAnsi="Arial"/>
@@ -22379,25 +20072,7 @@
           <w:sz w:val="24"/>
           <w:szCs w:val="24"/>
         </w:rPr>
-        <w:t xml:space="preserve">Sharing a complete list of profiles is probably not the way to go most times as there would be too many entries from someone like Tony (who </w:t>
-      </w:r>
-      <w:proofErr w:type="gramStart"/>
-      <w:r>
-        <w:rPr>
-          <w:rFonts w:ascii="Arial" w:hAnsi="Arial"/>
-          <w:sz w:val="24"/>
-          <w:szCs w:val="24"/>
-        </w:rPr>
-        <w:t>has to</w:t>
-      </w:r>
-      <w:proofErr w:type="gramEnd"/>
-      <w:r>
-        <w:rPr>
-          <w:rFonts w:ascii="Arial" w:hAnsi="Arial"/>
-          <w:sz w:val="24"/>
-          <w:szCs w:val="24"/>
-        </w:rPr>
-        <w:t xml:space="preserve"> deal with many recording chains, each requiring slightly different </w:t>
+        <w:t xml:space="preserve">Sharing a complete list of profiles is probably not the way to go most times as there would be too many entries from someone like Tony (who has to deal with many recording chains, each requiring slightly different </w:t>
       </w:r>
       <w:proofErr w:type="spellStart"/>
       <w:r>
@@ -22638,7 +20313,16 @@
           <w:sz w:val="24"/>
           <w:szCs w:val="24"/>
         </w:rPr>
-        <w:t>Removed threshold spinner as that mechanism is no longer used for OCR --- switched to custom model digits per AVI-WCS folder instead.</w:t>
+        <w:t xml:space="preserve">Removed threshold spinner as that mechanism is no longer used for OCR --- switched </w:t>
+      </w:r>
+      <w:r>
+        <w:rPr>
+          <w:rFonts w:ascii="Arial" w:hAnsi="Arial"/>
+          <w:sz w:val="24"/>
+          <w:szCs w:val="24"/>
+        </w:rPr>
+        <w:lastRenderedPageBreak/>
+        <w:t>to custom model digits per AVI-WCS folder instead.</w:t>
       </w:r>
     </w:p>
     <w:p>
@@ -22784,25 +20468,7 @@
           <w:sz w:val="24"/>
           <w:szCs w:val="24"/>
         </w:rPr>
-        <w:t xml:space="preserve"> --- for which timestamp OCR extraction is wanted --- be placed in an AVI-WCS folder.  This allows </w:t>
-      </w:r>
-      <w:proofErr w:type="gramStart"/>
-      <w:r>
-        <w:rPr>
-          <w:rFonts w:ascii="Arial" w:hAnsi="Arial"/>
-          <w:sz w:val="24"/>
-          <w:szCs w:val="24"/>
-        </w:rPr>
-        <w:t>completely</w:t>
-      </w:r>
-      <w:proofErr w:type="gramEnd"/>
-      <w:r>
-        <w:rPr>
-          <w:rFonts w:ascii="Arial" w:hAnsi="Arial"/>
-          <w:sz w:val="24"/>
-          <w:szCs w:val="24"/>
-        </w:rPr>
-        <w:t xml:space="preserve"> custom </w:t>
+        <w:t xml:space="preserve"> --- for which timestamp OCR extraction is wanted --- be placed in an AVI-WCS folder.  This allows completely custom </w:t>
       </w:r>
       <w:proofErr w:type="spellStart"/>
       <w:r>
@@ -22838,25 +20504,7 @@
           <w:sz w:val="24"/>
           <w:szCs w:val="24"/>
         </w:rPr>
-        <w:t xml:space="preserve"> training.  This </w:t>
-      </w:r>
-      <w:proofErr w:type="gramStart"/>
-      <w:r>
-        <w:rPr>
-          <w:rFonts w:ascii="Arial" w:hAnsi="Arial"/>
-          <w:sz w:val="24"/>
-          <w:szCs w:val="24"/>
-        </w:rPr>
-        <w:t>need</w:t>
-      </w:r>
-      <w:proofErr w:type="gramEnd"/>
-      <w:r>
-        <w:rPr>
-          <w:rFonts w:ascii="Arial" w:hAnsi="Arial"/>
-          <w:sz w:val="24"/>
-          <w:szCs w:val="24"/>
-        </w:rPr>
-        <w:t xml:space="preserve"> only be done once.  When that folder is reopened, it will snap to frame 1 with </w:t>
+        <w:t xml:space="preserve"> training.  This need only be done once.  When that folder is reopened, it will snap to frame 1 with </w:t>
       </w:r>
       <w:proofErr w:type="spellStart"/>
       <w:r>
@@ -22940,25 +20588,7 @@
           <w:sz w:val="24"/>
           <w:szCs w:val="24"/>
         </w:rPr>
-        <w:t xml:space="preserve">Made the cascading of </w:t>
-      </w:r>
-      <w:proofErr w:type="gramStart"/>
-      <w:r>
-        <w:rPr>
-          <w:rFonts w:ascii="Arial" w:hAnsi="Arial"/>
-          <w:sz w:val="24"/>
-          <w:szCs w:val="24"/>
-        </w:rPr>
-        <w:t>lightcurve</w:t>
-      </w:r>
-      <w:proofErr w:type="gramEnd"/>
-      <w:r>
-        <w:rPr>
-          <w:rFonts w:ascii="Arial" w:hAnsi="Arial"/>
-          <w:sz w:val="24"/>
-          <w:szCs w:val="24"/>
-        </w:rPr>
-        <w:t xml:space="preserve"> plots optional (and sticky)</w:t>
+        <w:t>Made the cascading of lightcurve plots optional (and sticky)</w:t>
       </w:r>
     </w:p>
     <w:p>
@@ -23168,43 +20798,7 @@
           <w:sz w:val="24"/>
           <w:szCs w:val="24"/>
         </w:rPr>
-        <w:t xml:space="preserve"> box table in that </w:t>
-      </w:r>
-      <w:proofErr w:type="gramStart"/>
-      <w:r>
-        <w:rPr>
-          <w:rFonts w:ascii="Arial" w:hAnsi="Arial"/>
-          <w:sz w:val="24"/>
-          <w:szCs w:val="24"/>
-        </w:rPr>
-        <w:t>directory, but</w:t>
-      </w:r>
-      <w:proofErr w:type="gramEnd"/>
-      <w:r>
-        <w:rPr>
-          <w:rFonts w:ascii="Arial" w:hAnsi="Arial"/>
-          <w:sz w:val="24"/>
-          <w:szCs w:val="24"/>
-        </w:rPr>
-        <w:t xml:space="preserve"> keep using the standard model digits from the home directory.  </w:t>
-      </w:r>
-      <w:proofErr w:type="gramStart"/>
-      <w:r>
-        <w:rPr>
-          <w:rFonts w:ascii="Arial" w:hAnsi="Arial"/>
-          <w:sz w:val="24"/>
-          <w:szCs w:val="24"/>
-        </w:rPr>
-        <w:t>So</w:t>
-      </w:r>
-      <w:proofErr w:type="gramEnd"/>
-      <w:r>
-        <w:rPr>
-          <w:rFonts w:ascii="Arial" w:hAnsi="Arial"/>
-          <w:sz w:val="24"/>
-          <w:szCs w:val="24"/>
-        </w:rPr>
-        <w:t xml:space="preserve"> the user can customize </w:t>
+        <w:t xml:space="preserve"> box table in that directory, but keep using the standard model digits from the home directory.  So the user can customize </w:t>
       </w:r>
       <w:proofErr w:type="spellStart"/>
       <w:r>
@@ -23288,25 +20882,7 @@
           <w:sz w:val="24"/>
           <w:szCs w:val="24"/>
         </w:rPr>
-        <w:t xml:space="preserve">Timestamp OCR for IOTA VTI models 2 and 3 are functional and </w:t>
-      </w:r>
-      <w:proofErr w:type="gramStart"/>
-      <w:r>
-        <w:rPr>
-          <w:rFonts w:ascii="Arial" w:hAnsi="Arial"/>
-          <w:sz w:val="24"/>
-          <w:szCs w:val="24"/>
-        </w:rPr>
-        <w:t>useable</w:t>
-      </w:r>
-      <w:proofErr w:type="gramEnd"/>
-      <w:r>
-        <w:rPr>
-          <w:rFonts w:ascii="Arial" w:hAnsi="Arial"/>
-          <w:sz w:val="24"/>
-          <w:szCs w:val="24"/>
-        </w:rPr>
-        <w:t>.</w:t>
+        <w:t>Timestamp OCR for IOTA VTI models 2 and 3 are functional and useable.</w:t>
       </w:r>
     </w:p>
     <w:p>
@@ -23346,25 +20922,7 @@
           <w:sz w:val="24"/>
           <w:szCs w:val="24"/>
         </w:rPr>
-        <w:t xml:space="preserve"> is useable, but a little tedious as it requires 're-training' at every run </w:t>
-      </w:r>
-      <w:proofErr w:type="gramStart"/>
-      <w:r>
-        <w:rPr>
-          <w:rFonts w:ascii="Arial" w:hAnsi="Arial"/>
-          <w:sz w:val="24"/>
-          <w:szCs w:val="24"/>
-        </w:rPr>
-        <w:t>in order to</w:t>
-      </w:r>
-      <w:proofErr w:type="gramEnd"/>
-      <w:r>
-        <w:rPr>
-          <w:rFonts w:ascii="Arial" w:hAnsi="Arial"/>
-          <w:sz w:val="24"/>
-          <w:szCs w:val="24"/>
-        </w:rPr>
-        <w:t xml:space="preserve"> deal with the lack of well-formed and reproducible characters.</w:t>
+        <w:t xml:space="preserve"> is useable, but a little tedious as it requires 're-training' at every run in order to deal with the lack of well-formed and reproducible characters.</w:t>
       </w:r>
     </w:p>
     <w:p>
@@ -23536,25 +21094,7 @@
           <w:sz w:val="24"/>
           <w:szCs w:val="24"/>
         </w:rPr>
-        <w:t xml:space="preserve"> selection </w:t>
-      </w:r>
-      <w:proofErr w:type="gramStart"/>
-      <w:r>
-        <w:rPr>
-          <w:rFonts w:ascii="Arial" w:hAnsi="Arial"/>
-          <w:sz w:val="24"/>
-          <w:szCs w:val="24"/>
-        </w:rPr>
-        <w:t>box constellation</w:t>
-      </w:r>
-      <w:proofErr w:type="gramEnd"/>
-      <w:r>
-        <w:rPr>
-          <w:rFonts w:ascii="Arial" w:hAnsi="Arial"/>
-          <w:sz w:val="24"/>
-          <w:szCs w:val="24"/>
-        </w:rPr>
-        <w:t xml:space="preserve"> up/down/left/right.  That function has been taken over by a new right-click context menu item that allows all </w:t>
+        <w:t xml:space="preserve"> selection box constellation up/down/left/right.  That function has been taken over by a new right-click context menu item that allows all </w:t>
       </w:r>
       <w:proofErr w:type="spellStart"/>
       <w:r>
@@ -23688,7 +21228,16 @@
           <w:sz w:val="24"/>
           <w:szCs w:val="24"/>
         </w:rPr>
-        <w:t xml:space="preserve"> selection boxes.  Such a change is 'sticky'. This is useful when there is a single tool chain (camera/VTI/frame-grabber) because, once set for your equipment setup, it will be ready to go next time.</w:t>
+        <w:t xml:space="preserve"> selection boxes.  Such a change is 'sticky'. This is useful when there </w:t>
+      </w:r>
+      <w:r>
+        <w:rPr>
+          <w:rFonts w:ascii="Arial" w:hAnsi="Arial"/>
+          <w:sz w:val="24"/>
+          <w:szCs w:val="24"/>
+        </w:rPr>
+        <w:lastRenderedPageBreak/>
+        <w:t>is a single tool chain (camera/VTI/frame-grabber) because, once set for your equipment setup, it will be ready to go next time.</w:t>
       </w:r>
       <w:r>
         <w:rPr>
@@ -23718,25 +21267,7 @@
           <w:sz w:val="24"/>
           <w:szCs w:val="24"/>
         </w:rPr>
-        <w:t xml:space="preserve">Recommended </w:t>
-      </w:r>
-      <w:proofErr w:type="gramStart"/>
-      <w:r>
-        <w:rPr>
-          <w:rFonts w:ascii="Arial" w:hAnsi="Arial"/>
-          <w:sz w:val="24"/>
-          <w:szCs w:val="24"/>
-        </w:rPr>
-        <w:t>work flow</w:t>
-      </w:r>
-      <w:proofErr w:type="gramEnd"/>
-      <w:r>
-        <w:rPr>
-          <w:rFonts w:ascii="Arial" w:hAnsi="Arial"/>
-          <w:sz w:val="24"/>
-          <w:szCs w:val="24"/>
-        </w:rPr>
-        <w:t xml:space="preserve">: open </w:t>
+        <w:t xml:space="preserve">Recommended work flow: open </w:t>
       </w:r>
       <w:proofErr w:type="spellStart"/>
       <w:r>
@@ -23926,25 +21457,7 @@
           <w:sz w:val="24"/>
           <w:szCs w:val="24"/>
         </w:rPr>
-        <w:t xml:space="preserve"> frame rate (uses 30 and 300 frame jumps) and pal frame rate (uses 25 and 250 frame jumps).  For </w:t>
-      </w:r>
-      <w:proofErr w:type="gramStart"/>
-      <w:r>
-        <w:rPr>
-          <w:rFonts w:ascii="Arial" w:hAnsi="Arial"/>
-          <w:sz w:val="24"/>
-          <w:szCs w:val="24"/>
-        </w:rPr>
-        <w:t>fits</w:t>
-      </w:r>
-      <w:proofErr w:type="gramEnd"/>
-      <w:r>
-        <w:rPr>
-          <w:rFonts w:ascii="Arial" w:hAnsi="Arial"/>
-          <w:sz w:val="24"/>
-          <w:szCs w:val="24"/>
-        </w:rPr>
-        <w:t xml:space="preserve"> files the jumps remain at 25 and 200</w:t>
+        <w:t xml:space="preserve"> frame rate (uses 30 and 300 frame jumps) and pal frame rate (uses 25 and 250 frame jumps).  For fits files the jumps remain at 25 and 200</w:t>
       </w:r>
       <w:r>
         <w:rPr>
@@ -23992,16 +21505,7 @@
           <w:sz w:val="24"/>
           <w:szCs w:val="24"/>
         </w:rPr>
-        <w:t xml:space="preserve">Added a 'Write' button to the Edit Aperture widget so that it is not necessary to close that widget to make changes take effect.  Closing the widget still makes changes take </w:t>
-      </w:r>
-      <w:r>
-        <w:rPr>
-          <w:rFonts w:ascii="Arial" w:hAnsi="Arial"/>
-          <w:sz w:val="24"/>
-          <w:szCs w:val="24"/>
-        </w:rPr>
-        <w:lastRenderedPageBreak/>
-        <w:t>effect --- that remains unchanged.</w:t>
+        <w:t>Added a 'Write' button to the Edit Aperture widget so that it is not necessary to close that widget to make changes take effect.  Closing the widget still makes changes take effect --- that remains unchanged.</w:t>
       </w:r>
     </w:p>
     <w:p>
@@ -24312,7 +21816,6 @@
         <w:t xml:space="preserve">Implements output of csv aperture data in the order specified by the user rather than the default order based on the order of adding apertures to the image.  For now, PyOTE accepts only up to the first four light curves, so when multiple apertures are in use, this re-ordering will make sure that you will be able to use PyOTE on the relevant </w:t>
       </w:r>
       <w:proofErr w:type="spellStart"/>
-      <w:proofErr w:type="gramStart"/>
       <w:r>
         <w:rPr>
           <w:rFonts w:ascii="Arial" w:hAnsi="Arial"/>
@@ -24322,14 +21825,22 @@
         <w:t>lightcurves</w:t>
       </w:r>
       <w:proofErr w:type="spellEnd"/>
-      <w:proofErr w:type="gramEnd"/>
-      <w:r>
-        <w:rPr>
-          <w:rFonts w:ascii="Arial" w:hAnsi="Arial"/>
-          <w:sz w:val="24"/>
-          <w:szCs w:val="24"/>
-        </w:rPr>
-        <w:t xml:space="preserve">.  It is possible (in the future) that PyOTE will be modified so that more than 4 </w:t>
+      <w:r>
+        <w:rPr>
+          <w:rFonts w:ascii="Arial" w:hAnsi="Arial"/>
+          <w:sz w:val="24"/>
+          <w:szCs w:val="24"/>
+        </w:rPr>
+        <w:t xml:space="preserve">.  It is possible (in the future) that PyOTE will be modified so that more than </w:t>
+      </w:r>
+      <w:r>
+        <w:rPr>
+          <w:rFonts w:ascii="Arial" w:hAnsi="Arial"/>
+          <w:sz w:val="24"/>
+          <w:szCs w:val="24"/>
+        </w:rPr>
+        <w:lastRenderedPageBreak/>
+        <w:t xml:space="preserve">4 </w:t>
       </w:r>
       <w:proofErr w:type="spellStart"/>
       <w:r>
@@ -24395,43 +21906,7 @@
           <w:sz w:val="24"/>
           <w:szCs w:val="24"/>
         </w:rPr>
-        <w:t xml:space="preserve">Removed the log scaling checkbox.  Log scaling </w:t>
-      </w:r>
-      <w:proofErr w:type="gramStart"/>
-      <w:r>
-        <w:rPr>
-          <w:rFonts w:ascii="Arial" w:hAnsi="Arial"/>
-          <w:sz w:val="24"/>
-          <w:szCs w:val="24"/>
-        </w:rPr>
-        <w:t>rarely</w:t>
-      </w:r>
-      <w:proofErr w:type="gramEnd"/>
-      <w:r>
-        <w:rPr>
-          <w:rFonts w:ascii="Arial" w:hAnsi="Arial"/>
-          <w:sz w:val="24"/>
-          <w:szCs w:val="24"/>
-        </w:rPr>
-        <w:t xml:space="preserve"> </w:t>
-      </w:r>
-      <w:proofErr w:type="gramStart"/>
-      <w:r>
-        <w:rPr>
-          <w:rFonts w:ascii="Arial" w:hAnsi="Arial"/>
-          <w:sz w:val="24"/>
-          <w:szCs w:val="24"/>
-        </w:rPr>
-        <w:t>used</w:t>
-      </w:r>
-      <w:proofErr w:type="gramEnd"/>
-      <w:r>
-        <w:rPr>
-          <w:rFonts w:ascii="Arial" w:hAnsi="Arial"/>
-          <w:sz w:val="24"/>
-          <w:szCs w:val="24"/>
-        </w:rPr>
-        <w:t xml:space="preserve"> and the image control is an adequate and flexible tool for image clipping and scaling to better see stars in an image</w:t>
+        <w:t>Removed the log scaling checkbox.  Log scaling rarely used and the image control is an adequate and flexible tool for image clipping and scaling to better see stars in an image</w:t>
       </w:r>
     </w:p>
     <w:p>
@@ -24453,43 +21928,7 @@
           <w:sz w:val="24"/>
           <w:szCs w:val="24"/>
         </w:rPr>
-        <w:t xml:space="preserve">Added an Edit Aperture tool that pops up a list of all </w:t>
-      </w:r>
-      <w:proofErr w:type="gramStart"/>
-      <w:r>
-        <w:rPr>
-          <w:rFonts w:ascii="Arial" w:hAnsi="Arial"/>
-          <w:sz w:val="24"/>
-          <w:szCs w:val="24"/>
-        </w:rPr>
-        <w:t>aperture</w:t>
-      </w:r>
-      <w:proofErr w:type="gramEnd"/>
-      <w:r>
-        <w:rPr>
-          <w:rFonts w:ascii="Arial" w:hAnsi="Arial"/>
-          <w:sz w:val="24"/>
-          <w:szCs w:val="24"/>
-        </w:rPr>
-        <w:t xml:space="preserve"> with their properties and provides a central place to modify </w:t>
-      </w:r>
-      <w:proofErr w:type="gramStart"/>
-      <w:r>
-        <w:rPr>
-          <w:rFonts w:ascii="Arial" w:hAnsi="Arial"/>
-          <w:sz w:val="24"/>
-          <w:szCs w:val="24"/>
-        </w:rPr>
-        <w:t>same</w:t>
-      </w:r>
-      <w:proofErr w:type="gramEnd"/>
-      <w:r>
-        <w:rPr>
-          <w:rFonts w:ascii="Arial" w:hAnsi="Arial"/>
-          <w:sz w:val="24"/>
-          <w:szCs w:val="24"/>
-        </w:rPr>
-        <w:t>.  This will make it easier to deal with stacked (overlapping) apertures.</w:t>
+        <w:t>Added an Edit Aperture tool that pops up a list of all aperture with their properties and provides a central place to modify same.  This will make it easier to deal with stacked (overlapping) apertures.</w:t>
       </w:r>
     </w:p>
     <w:p>
@@ -24511,25 +21950,7 @@
           <w:sz w:val="24"/>
           <w:szCs w:val="24"/>
         </w:rPr>
-        <w:t>Added a default mask radius setting for each aperture rather than the one-size-fits-</w:t>
-      </w:r>
-      <w:proofErr w:type="gramStart"/>
-      <w:r>
-        <w:rPr>
-          <w:rFonts w:ascii="Arial" w:hAnsi="Arial"/>
-          <w:sz w:val="24"/>
-          <w:szCs w:val="24"/>
-        </w:rPr>
-        <w:t>all of</w:t>
-      </w:r>
-      <w:proofErr w:type="gramEnd"/>
-      <w:r>
-        <w:rPr>
-          <w:rFonts w:ascii="Arial" w:hAnsi="Arial"/>
-          <w:sz w:val="24"/>
-          <w:szCs w:val="24"/>
-        </w:rPr>
-        <w:t xml:space="preserve"> prior versions to better support the use of multiple sampling aperture/masks.</w:t>
+        <w:t>Added a default mask radius setting for each aperture rather than the one-size-fits-all of prior versions to better support the use of multiple sampling aperture/masks.</w:t>
       </w:r>
     </w:p>
     <w:p>
@@ -24573,25 +21994,7 @@
           <w:sz w:val="24"/>
           <w:szCs w:val="24"/>
         </w:rPr>
-        <w:t xml:space="preserve">Changed status bar display when mouse is hovered over an aperture to simply show a list of any apertures that are under the cursor (again in support of stacked/overlapping apertures).  Previously all the special properties of the topmost aperture were output to the status bar.  That was not helpful when </w:t>
-      </w:r>
-      <w:proofErr w:type="gramStart"/>
-      <w:r>
-        <w:rPr>
-          <w:rFonts w:ascii="Arial" w:hAnsi="Arial"/>
-          <w:sz w:val="24"/>
-          <w:szCs w:val="24"/>
-        </w:rPr>
-        <w:t>apertures</w:t>
-      </w:r>
-      <w:proofErr w:type="gramEnd"/>
-      <w:r>
-        <w:rPr>
-          <w:rFonts w:ascii="Arial" w:hAnsi="Arial"/>
-          <w:sz w:val="24"/>
-          <w:szCs w:val="24"/>
-        </w:rPr>
-        <w:t xml:space="preserve"> were stacked on top of each other.  Now the Edit Aperture list lets one see all the properties of all the apertures, so it's more important to </w:t>
+        <w:t xml:space="preserve">Changed status bar display when mouse is hovered over an aperture to simply show a list of any apertures that are under the cursor (again in support of stacked/overlapping apertures).  Previously all the special properties of the topmost aperture were output to the status bar.  That was not helpful when apertures were stacked on top of each other.  Now the Edit Aperture list lets one see all the properties of all the apertures, so it's more important to </w:t>
       </w:r>
       <w:proofErr w:type="spellStart"/>
       <w:r>
@@ -24705,25 +22108,7 @@
           <w:sz w:val="24"/>
           <w:szCs w:val="24"/>
         </w:rPr>
-        <w:t xml:space="preserve">Tests the validity of RA Dec strings at the point of entry --- </w:t>
-      </w:r>
-      <w:proofErr w:type="gramStart"/>
-      <w:r>
-        <w:rPr>
-          <w:rFonts w:ascii="Arial" w:hAnsi="Arial"/>
-          <w:sz w:val="24"/>
-          <w:szCs w:val="24"/>
-        </w:rPr>
-        <w:t>shows</w:t>
-      </w:r>
-      <w:proofErr w:type="gramEnd"/>
-      <w:r>
-        <w:rPr>
-          <w:rFonts w:ascii="Arial" w:hAnsi="Arial"/>
-          <w:sz w:val="24"/>
-          <w:szCs w:val="24"/>
-        </w:rPr>
-        <w:t xml:space="preserve"> errors in </w:t>
+        <w:t xml:space="preserve">Tests the validity of RA Dec strings at the point of entry --- shows errors in </w:t>
       </w:r>
       <w:proofErr w:type="spellStart"/>
       <w:r>
@@ -24917,43 +22302,7 @@
           <w:sz w:val="24"/>
           <w:szCs w:val="24"/>
         </w:rPr>
-        <w:t xml:space="preserve">Polished the right-click help system.  Now the help dialog box can be sized and placed by the </w:t>
-      </w:r>
-      <w:proofErr w:type="gramStart"/>
-      <w:r>
-        <w:rPr>
-          <w:rFonts w:ascii="Arial" w:hAnsi="Arial"/>
-          <w:sz w:val="24"/>
-          <w:szCs w:val="24"/>
-        </w:rPr>
-        <w:t>user</w:t>
-      </w:r>
-      <w:proofErr w:type="gramEnd"/>
-      <w:r>
-        <w:rPr>
-          <w:rFonts w:ascii="Arial" w:hAnsi="Arial"/>
-          <w:sz w:val="24"/>
-          <w:szCs w:val="24"/>
-        </w:rPr>
-        <w:t xml:space="preserve"> and it will be reused (as it was in the original </w:t>
-      </w:r>
-      <w:proofErr w:type="gramStart"/>
-      <w:r>
-        <w:rPr>
-          <w:rFonts w:ascii="Arial" w:hAnsi="Arial"/>
-          <w:sz w:val="24"/>
-          <w:szCs w:val="24"/>
-        </w:rPr>
-        <w:t>hover</w:t>
-      </w:r>
-      <w:proofErr w:type="gramEnd"/>
-      <w:r>
-        <w:rPr>
-          <w:rFonts w:ascii="Arial" w:hAnsi="Arial"/>
-          <w:sz w:val="24"/>
-          <w:szCs w:val="24"/>
-        </w:rPr>
-        <w:t>-for-help system) for subsequent right-click-for-help events.  The user is encouraged to position and size the help dialog box to suit his preferences and to not worry if it gets hidden because a new right-click-for-help will pop it right back up at the previous size and position.</w:t>
+        <w:t>Polished the right-click help system.  Now the help dialog box can be sized and placed by the user and it will be reused (as it was in the original hover-for-help system) for subsequent right-click-for-help events.  The user is encouraged to position and size the help dialog box to suit his preferences and to not worry if it gets hidden because a new right-click-for-help will pop it right back up at the previous size and position.</w:t>
       </w:r>
       <w:r>
         <w:rPr>
@@ -25241,43 +22590,7 @@
           <w:sz w:val="24"/>
           <w:szCs w:val="24"/>
         </w:rPr>
-        <w:t xml:space="preserve">Updated Windows PyMovie.bat file to require the user to press the Enter key to close the script.  This keeps the prompt window open so that if anything </w:t>
-      </w:r>
-      <w:proofErr w:type="gramStart"/>
-      <w:r>
-        <w:rPr>
-          <w:rFonts w:ascii="Arial" w:hAnsi="Arial"/>
-          <w:sz w:val="24"/>
-          <w:szCs w:val="24"/>
-        </w:rPr>
-        <w:t>went</w:t>
-      </w:r>
-      <w:proofErr w:type="gramEnd"/>
-      <w:r>
-        <w:rPr>
-          <w:rFonts w:ascii="Arial" w:hAnsi="Arial"/>
-          <w:sz w:val="24"/>
-          <w:szCs w:val="24"/>
-        </w:rPr>
-        <w:t xml:space="preserve"> wrong, the diagnostic messages </w:t>
-      </w:r>
-      <w:proofErr w:type="gramStart"/>
-      <w:r>
-        <w:rPr>
-          <w:rFonts w:ascii="Arial" w:hAnsi="Arial"/>
-          <w:sz w:val="24"/>
-          <w:szCs w:val="24"/>
-        </w:rPr>
-        <w:t>will</w:t>
-      </w:r>
-      <w:proofErr w:type="gramEnd"/>
-      <w:r>
-        <w:rPr>
-          <w:rFonts w:ascii="Arial" w:hAnsi="Arial"/>
-          <w:sz w:val="24"/>
-          <w:szCs w:val="24"/>
-        </w:rPr>
-        <w:t xml:space="preserve"> remain visible.  This file is created in </w:t>
+        <w:t xml:space="preserve">Updated Windows PyMovie.bat file to require the user to press the Enter key to close the script.  This keeps the prompt window open so that if anything went wrong, the diagnostic messages will remain visible.  This file is created in </w:t>
       </w:r>
       <w:hyperlink r:id="rId12" w:history="1">
         <w:r>
@@ -25423,7 +22736,6 @@
           <w:sz w:val="24"/>
           <w:szCs w:val="24"/>
         </w:rPr>
-        <w:lastRenderedPageBreak/>
         <w:t>version 0.9.8</w:t>
       </w:r>
     </w:p>
@@ -25556,25 +22868,7 @@
           <w:sz w:val="24"/>
           <w:szCs w:val="24"/>
         </w:rPr>
-        <w:t xml:space="preserve">to facilitate the use of 'finder' images (produced by stacking images), when a static aperture is added, its threshold is set very high so that it will be forced to use a default mask. An aperture that uses a default mask will not move on its own. </w:t>
-      </w:r>
-      <w:proofErr w:type="gramStart"/>
-      <w:r>
-        <w:rPr>
-          <w:rFonts w:ascii="Arial" w:hAnsi="Arial"/>
-          <w:sz w:val="24"/>
-          <w:szCs w:val="24"/>
-        </w:rPr>
-        <w:t>So</w:t>
-      </w:r>
-      <w:proofErr w:type="gramEnd"/>
-      <w:r>
-        <w:rPr>
-          <w:rFonts w:ascii="Arial" w:hAnsi="Arial"/>
-          <w:sz w:val="24"/>
-          <w:szCs w:val="24"/>
-        </w:rPr>
-        <w:t xml:space="preserve"> switching from the 'finder' image to the </w:t>
+        <w:t xml:space="preserve">to facilitate the use of 'finder' images (produced by stacking images), when a static aperture is added, its threshold is set very high so that it will be forced to use a default mask. An aperture that uses a default mask will not move on its own. So switching from the 'finder' image to the </w:t>
       </w:r>
       <w:proofErr w:type="spellStart"/>
       <w:r>
@@ -25680,25 +22974,7 @@
           <w:sz w:val="24"/>
           <w:szCs w:val="24"/>
         </w:rPr>
-        <w:t xml:space="preserve">the calculations for manual WCS calibration have </w:t>
-      </w:r>
-      <w:proofErr w:type="gramStart"/>
-      <w:r>
-        <w:rPr>
-          <w:rFonts w:ascii="Arial" w:hAnsi="Arial"/>
-          <w:sz w:val="24"/>
-          <w:szCs w:val="24"/>
-        </w:rPr>
-        <w:t>definitely been</w:t>
-      </w:r>
-      <w:proofErr w:type="gramEnd"/>
-      <w:r>
-        <w:rPr>
-          <w:rFonts w:ascii="Arial" w:hAnsi="Arial"/>
-          <w:sz w:val="24"/>
-          <w:szCs w:val="24"/>
-        </w:rPr>
-        <w:t xml:space="preserve"> 'fixed' .</w:t>
+        <w:t>the calculations for manual WCS calibration have definitely been 'fixed' .</w:t>
       </w:r>
     </w:p>
     <w:p>
@@ -25808,16 +23084,16 @@
           <w:sz w:val="24"/>
           <w:szCs w:val="24"/>
         </w:rPr>
-        <w:t xml:space="preserve">added the ability to specify a plate scale to use for the manual WCS calibration. Any value entered in the box to the right of </w:t>
-      </w:r>
-      <w:proofErr w:type="gramStart"/>
-      <w:r>
-        <w:rPr>
-          <w:rFonts w:ascii="Arial" w:hAnsi="Arial"/>
-          <w:sz w:val="24"/>
-          <w:szCs w:val="24"/>
-        </w:rPr>
-        <w:t xml:space="preserve">the </w:t>
+        <w:t xml:space="preserve">added the ability to specify a plate scale to use for the manual WCS calibration. Any </w:t>
+      </w:r>
+      <w:r>
+        <w:rPr>
+          <w:rFonts w:ascii="Arial" w:hAnsi="Arial"/>
+          <w:sz w:val="24"/>
+          <w:szCs w:val="24"/>
+        </w:rPr>
+        <w:lastRenderedPageBreak/>
+        <w:t xml:space="preserve">value entered in the box to the right of the </w:t>
       </w:r>
       <w:proofErr w:type="spellStart"/>
       <w:r>
@@ -25829,7 +23105,6 @@
         <w:t>the</w:t>
       </w:r>
       <w:proofErr w:type="spellEnd"/>
-      <w:proofErr w:type="gramEnd"/>
       <w:r>
         <w:rPr>
           <w:rFonts w:ascii="Arial" w:hAnsi="Arial"/>
@@ -25986,25 +23261,7 @@
           <w:sz w:val="24"/>
           <w:szCs w:val="24"/>
         </w:rPr>
-        <w:t xml:space="preserve">this version adds manual WCS calibration. It is not yet very accurate likely due to the assumption that the RA Dec coordinate system covers a small enough area that the curvature of RA/Dec grid lines could be ignored --- this may not </w:t>
-      </w:r>
-      <w:proofErr w:type="gramStart"/>
-      <w:r>
-        <w:rPr>
-          <w:rFonts w:ascii="Arial" w:hAnsi="Arial"/>
-          <w:sz w:val="24"/>
-          <w:szCs w:val="24"/>
-        </w:rPr>
-        <w:t>a good assumption</w:t>
-      </w:r>
-      <w:proofErr w:type="gramEnd"/>
-      <w:r>
-        <w:rPr>
-          <w:rFonts w:ascii="Arial" w:hAnsi="Arial"/>
-          <w:sz w:val="24"/>
-          <w:szCs w:val="24"/>
-        </w:rPr>
-        <w:t>. Currently a target aperture may be placed 2 to 4 pixels from the correct location (per nova.astrometry.net WCS calibration).</w:t>
+        <w:t>this version adds manual WCS calibration. It is not yet very accurate likely due to the assumption that the RA Dec coordinate system covers a small enough area that the curvature of RA/Dec grid lines could be ignored --- this may not a good assumption. Currently a target aperture may be placed 2 to 4 pixels from the correct location (per nova.astrometry.net WCS calibration).</w:t>
       </w:r>
     </w:p>
     <w:p>
@@ -26110,34 +23367,7 @@
           <w:sz w:val="24"/>
           <w:szCs w:val="24"/>
         </w:rPr>
-        <w:t xml:space="preserve">analysis can now be run in reverse by setting the current-frame higher than the stop-at-frame. When such settings are used, running an analysis will process frames from current-frame down to stop-at-frame + 1. Then, if you set current-frame to 0 and run </w:t>
-      </w:r>
-      <w:r>
-        <w:rPr>
-          <w:rFonts w:ascii="Arial" w:hAnsi="Arial"/>
-          <w:sz w:val="24"/>
-          <w:szCs w:val="24"/>
-        </w:rPr>
-        <w:lastRenderedPageBreak/>
-        <w:t xml:space="preserve">the analysis, frames 0 up to and including the stop-at-frame will be processed. Both the plotting routines and the csv write routine will reorder the data based on frame number so the section of data that has frame numbers counting down will be restored to its normal ordering. This somewhat unusual capability </w:t>
-      </w:r>
-      <w:proofErr w:type="gramStart"/>
-      <w:r>
-        <w:rPr>
-          <w:rFonts w:ascii="Arial" w:hAnsi="Arial"/>
-          <w:sz w:val="24"/>
-          <w:szCs w:val="24"/>
-        </w:rPr>
-        <w:t>make</w:t>
-      </w:r>
-      <w:proofErr w:type="gramEnd"/>
-      <w:r>
-        <w:rPr>
-          <w:rFonts w:ascii="Arial" w:hAnsi="Arial"/>
-          <w:sz w:val="24"/>
-          <w:szCs w:val="24"/>
-        </w:rPr>
-        <w:t xml:space="preserve"> it easier to deal with an video recording that has but a single star (no companion that can used for tracking) that is occulted strongly enough that it is only visible (and so can self-track) before D and after R. In this case, the R side can be better handled by running the analysis in reverse.</w:t>
+        <w:t>analysis can now be run in reverse by setting the current-frame higher than the stop-at-frame. When such settings are used, running an analysis will process frames from current-frame down to stop-at-frame + 1. Then, if you set current-frame to 0 and run the analysis, frames 0 up to and including the stop-at-frame will be processed. Both the plotting routines and the csv write routine will reorder the data based on frame number so the section of data that has frame numbers counting down will be restored to its normal ordering. This somewhat unusual capability make it easier to deal with an video recording that has but a single star (no companion that can used for tracking) that is occulted strongly enough that it is only visible (and so can self-track) before D and after R. In this case, the R side can be better handled by running the analysis in reverse.</w:t>
       </w:r>
       <w:r>
         <w:rPr>
@@ -26545,25 +23775,7 @@
           <w:sz w:val="24"/>
           <w:szCs w:val="24"/>
         </w:rPr>
-        <w:t xml:space="preserve"> = None when an aperture is deleted.  This is a possible cause of referring to an aperture that has been deleted and thus causing a memory violation exception. Crossing our fingers on this one </w:t>
-      </w:r>
-      <w:proofErr w:type="gramStart"/>
-      <w:r>
-        <w:rPr>
-          <w:rFonts w:ascii="Arial" w:hAnsi="Arial"/>
-          <w:sz w:val="24"/>
-          <w:szCs w:val="24"/>
-        </w:rPr>
-        <w:t>that it</w:t>
-      </w:r>
-      <w:proofErr w:type="gramEnd"/>
-      <w:r>
-        <w:rPr>
-          <w:rFonts w:ascii="Arial" w:hAnsi="Arial"/>
-          <w:sz w:val="24"/>
-          <w:szCs w:val="24"/>
-        </w:rPr>
-        <w:t xml:space="preserve"> finally solves the win7 crash-sometimes-when-aperture-is-deleted problem.</w:t>
+        <w:t xml:space="preserve"> = None when an aperture is deleted.  This is a possible cause of referring to an aperture that has been deleted and thus causing a memory violation exception. Crossing our fingers on this one that it finally solves the win7 crash-sometimes-when-aperture-is-deleted problem.</w:t>
       </w:r>
       <w:r>
         <w:rPr>
@@ -26650,7 +23862,6 @@
         <w:t xml:space="preserve">(). </w:t>
       </w:r>
       <w:proofErr w:type="spellStart"/>
-      <w:proofErr w:type="gramStart"/>
       <w:r>
         <w:rPr>
           <w:rFonts w:ascii="Arial" w:hAnsi="Arial"/>
@@ -26660,7 +23871,6 @@
         <w:t>Their</w:t>
       </w:r>
       <w:proofErr w:type="spellEnd"/>
-      <w:proofErr w:type="gramEnd"/>
       <w:r>
         <w:rPr>
           <w:rFonts w:ascii="Arial" w:hAnsi="Arial"/>
@@ -26789,7 +23999,6 @@
           <w:sz w:val="24"/>
           <w:szCs w:val="24"/>
         </w:rPr>
-        <w:lastRenderedPageBreak/>
         <w:t>version 0.7.4</w:t>
       </w:r>
     </w:p>
@@ -26812,25 +24021,7 @@
           <w:sz w:val="24"/>
           <w:szCs w:val="24"/>
         </w:rPr>
-        <w:t xml:space="preserve">added code to ensure that when the yellow aperture mask is being used as the default mask that it is evaluated first whenever </w:t>
-      </w:r>
-      <w:proofErr w:type="gramStart"/>
-      <w:r>
-        <w:rPr>
-          <w:rFonts w:ascii="Arial" w:hAnsi="Arial"/>
-          <w:sz w:val="24"/>
-          <w:szCs w:val="24"/>
-        </w:rPr>
-        <w:t>a there</w:t>
-      </w:r>
-      <w:proofErr w:type="gramEnd"/>
-      <w:r>
-        <w:rPr>
-          <w:rFonts w:ascii="Arial" w:hAnsi="Arial"/>
-          <w:sz w:val="24"/>
-          <w:szCs w:val="24"/>
-        </w:rPr>
-        <w:t xml:space="preserve"> is a frame change.</w:t>
+        <w:t>added code to ensure that when the yellow aperture mask is being used as the default mask that it is evaluated first whenever a there is a frame change.</w:t>
       </w:r>
       <w:r>
         <w:rPr>
@@ -27008,25 +24199,7 @@
           <w:sz w:val="24"/>
           <w:szCs w:val="24"/>
         </w:rPr>
-        <w:t xml:space="preserve"> dumps of </w:t>
-      </w:r>
-      <w:proofErr w:type="gramStart"/>
-      <w:r>
-        <w:rPr>
-          <w:rFonts w:ascii="Arial" w:hAnsi="Arial"/>
-          <w:sz w:val="24"/>
-          <w:szCs w:val="24"/>
-        </w:rPr>
-        <w:t>lightcurve</w:t>
-      </w:r>
-      <w:proofErr w:type="gramEnd"/>
-      <w:r>
-        <w:rPr>
-          <w:rFonts w:ascii="Arial" w:hAnsi="Arial"/>
-          <w:sz w:val="24"/>
-          <w:szCs w:val="24"/>
-        </w:rPr>
-        <w:t xml:space="preserve"> plots.</w:t>
+        <w:t xml:space="preserve"> dumps of lightcurve plots.</w:t>
       </w:r>
       <w:r>
         <w:rPr>
@@ -27074,25 +24247,7 @@
           <w:sz w:val="24"/>
           <w:szCs w:val="24"/>
         </w:rPr>
-        <w:t xml:space="preserve">changed to requiring the use of a folder per observation. In that </w:t>
-      </w:r>
-      <w:proofErr w:type="gramStart"/>
-      <w:r>
-        <w:rPr>
-          <w:rFonts w:ascii="Arial" w:hAnsi="Arial"/>
-          <w:sz w:val="24"/>
-          <w:szCs w:val="24"/>
-        </w:rPr>
-        <w:t>folder</w:t>
-      </w:r>
-      <w:proofErr w:type="gramEnd"/>
-      <w:r>
-        <w:rPr>
-          <w:rFonts w:ascii="Arial" w:hAnsi="Arial"/>
-          <w:sz w:val="24"/>
-          <w:szCs w:val="24"/>
-        </w:rPr>
-        <w:t xml:space="preserve"> must be exactly one </w:t>
+        <w:t xml:space="preserve">changed to requiring the use of a folder per observation. In that folder must be exactly one </w:t>
       </w:r>
       <w:proofErr w:type="spellStart"/>
       <w:r>
@@ -27128,25 +24283,7 @@
           <w:sz w:val="24"/>
           <w:szCs w:val="24"/>
         </w:rPr>
-        <w:t xml:space="preserve"> dumps of </w:t>
-      </w:r>
-      <w:proofErr w:type="gramStart"/>
-      <w:r>
-        <w:rPr>
-          <w:rFonts w:ascii="Arial" w:hAnsi="Arial"/>
-          <w:sz w:val="24"/>
-          <w:szCs w:val="24"/>
-        </w:rPr>
-        <w:t>lightcurve</w:t>
-      </w:r>
-      <w:proofErr w:type="gramEnd"/>
-      <w:r>
-        <w:rPr>
-          <w:rFonts w:ascii="Arial" w:hAnsi="Arial"/>
-          <w:sz w:val="24"/>
-          <w:szCs w:val="24"/>
-        </w:rPr>
-        <w:t xml:space="preserve"> plots.</w:t>
+        <w:t xml:space="preserve"> dumps of lightcurve plots.</w:t>
       </w:r>
     </w:p>
     <w:p>
@@ -27168,25 +24305,7 @@
           <w:sz w:val="24"/>
           <w:szCs w:val="24"/>
         </w:rPr>
-        <w:t xml:space="preserve">finally found bug that was causing confusing thumbnail updates. </w:t>
-      </w:r>
-      <w:proofErr w:type="gramStart"/>
-      <w:r>
-        <w:rPr>
-          <w:rFonts w:ascii="Arial" w:hAnsi="Arial"/>
-          <w:sz w:val="24"/>
-          <w:szCs w:val="24"/>
-        </w:rPr>
-        <w:t>Should</w:t>
-      </w:r>
-      <w:proofErr w:type="gramEnd"/>
-      <w:r>
-        <w:rPr>
-          <w:rFonts w:ascii="Arial" w:hAnsi="Arial"/>
-          <w:sz w:val="24"/>
-          <w:szCs w:val="24"/>
-        </w:rPr>
-        <w:t xml:space="preserve"> be better now.</w:t>
+        <w:t>finally found bug that was causing confusing thumbnail updates. Should be better now.</w:t>
       </w:r>
       <w:r>
         <w:rPr>
@@ -27546,25 +24665,7 @@
           <w:sz w:val="24"/>
           <w:szCs w:val="24"/>
         </w:rPr>
-        <w:t xml:space="preserve">with the success of 'dynamic' aperture display, we have adopted a policy when creating an aperture of setting all its special properties (jogging and auto-display) OFF and NOT touching the properties of any already-in-place apertures. In the previous version, adding an aperture caused all special properties in existing apertures to be cleared (quietly --- this adds to confusion --- didn't I just set that?) and the new aperture came preset with jogging and auto-display ON. In this version, it is up to the user to set the special </w:t>
-      </w:r>
-      <w:proofErr w:type="gramStart"/>
-      <w:r>
-        <w:rPr>
-          <w:rFonts w:ascii="Arial" w:hAnsi="Arial"/>
-          <w:sz w:val="24"/>
-          <w:szCs w:val="24"/>
-        </w:rPr>
-        <w:t>properties</w:t>
-      </w:r>
-      <w:proofErr w:type="gramEnd"/>
-      <w:r>
-        <w:rPr>
-          <w:rFonts w:ascii="Arial" w:hAnsi="Arial"/>
-          <w:sz w:val="24"/>
-          <w:szCs w:val="24"/>
-        </w:rPr>
-        <w:t xml:space="preserve"> and they will never be quietly changed.</w:t>
+        <w:t>with the success of 'dynamic' aperture display, we have adopted a policy when creating an aperture of setting all its special properties (jogging and auto-display) OFF and NOT touching the properties of any already-in-place apertures. In the previous version, adding an aperture caused all special properties in existing apertures to be cleared (quietly --- this adds to confusion --- didn't I just set that?) and the new aperture came preset with jogging and auto-display ON. In this version, it is up to the user to set the special properties and they will never be quietly changed.</w:t>
       </w:r>
       <w:r>
         <w:rPr>
@@ -27858,25 +24959,7 @@
           <w:sz w:val="24"/>
           <w:szCs w:val="24"/>
         </w:rPr>
-        <w:t xml:space="preserve">Eliminated the 'green' mode for an aperture. Now each </w:t>
-      </w:r>
-      <w:proofErr w:type="gramStart"/>
-      <w:r>
-        <w:rPr>
-          <w:rFonts w:ascii="Arial" w:hAnsi="Arial"/>
-          <w:sz w:val="24"/>
-          <w:szCs w:val="24"/>
-        </w:rPr>
-        <w:t>aperture</w:t>
-      </w:r>
-      <w:proofErr w:type="gramEnd"/>
-      <w:r>
-        <w:rPr>
-          <w:rFonts w:ascii="Arial" w:hAnsi="Arial"/>
-          <w:sz w:val="24"/>
-          <w:szCs w:val="24"/>
-        </w:rPr>
-        <w:t xml:space="preserve"> can request that its stats be printed at each frame change.  There is only one thumbnail display however so only the last aperture in a group that gets printed will have its thumbnail displayed.</w:t>
+        <w:t>Eliminated the 'green' mode for an aperture. Now each aperture can request that its stats be printed at each frame change.  There is only one thumbnail display however so only the last aperture in a group that gets printed will have its thumbnail displayed.</w:t>
       </w:r>
     </w:p>
     <w:p>
@@ -28114,7 +25197,6 @@
           <w:sz w:val="24"/>
           <w:szCs w:val="24"/>
         </w:rPr>
-        <w:lastRenderedPageBreak/>
         <w:t>made it unnecessary to close the image range control for level changes to be reflected in subsequent frame changes</w:t>
       </w:r>
       <w:r>
@@ -28409,6 +25491,7 @@
           <w:sz w:val="24"/>
           <w:szCs w:val="24"/>
         </w:rPr>
+        <w:lastRenderedPageBreak/>
         <w:t>added fast navigate buttons to speed going forward and backward through images</w:t>
       </w:r>
     </w:p>
@@ -28577,25 +25660,7 @@
           <w:sz w:val="24"/>
           <w:szCs w:val="24"/>
         </w:rPr>
-        <w:t xml:space="preserve">added a legend to the composite </w:t>
-      </w:r>
-      <w:proofErr w:type="gramStart"/>
-      <w:r>
-        <w:rPr>
-          <w:rFonts w:ascii="Arial" w:hAnsi="Arial"/>
-          <w:sz w:val="24"/>
-          <w:szCs w:val="24"/>
-        </w:rPr>
-        <w:t>lightcurve</w:t>
-      </w:r>
-      <w:proofErr w:type="gramEnd"/>
-      <w:r>
-        <w:rPr>
-          <w:rFonts w:ascii="Arial" w:hAnsi="Arial"/>
-          <w:sz w:val="24"/>
-          <w:szCs w:val="24"/>
-        </w:rPr>
-        <w:t xml:space="preserve"> plot to identify the curves</w:t>
+        <w:t>added a legend to the composite lightcurve plot to identify the curves</w:t>
       </w:r>
       <w:r>
         <w:rPr>
@@ -28763,16 +25828,7 @@
           <w:sz w:val="24"/>
           <w:szCs w:val="24"/>
         </w:rPr>
-        <w:t xml:space="preserve">fixed double yellow tracking that was accidentally broken by a change introduced in </w:t>
-      </w:r>
-      <w:r>
-        <w:rPr>
-          <w:rFonts w:ascii="Arial" w:hAnsi="Arial"/>
-          <w:sz w:val="24"/>
-          <w:szCs w:val="24"/>
-        </w:rPr>
-        <w:lastRenderedPageBreak/>
-        <w:t>0.3.4</w:t>
+        <w:t>fixed double yellow tracking that was accidentally broken by a change introduced in 0.3.4</w:t>
       </w:r>
       <w:r>
         <w:rPr>
@@ -28890,43 +25946,7 @@
           <w:sz w:val="24"/>
           <w:szCs w:val="24"/>
         </w:rPr>
-        <w:t>added timestamp extraction from '</w:t>
-      </w:r>
-      <w:proofErr w:type="gramStart"/>
-      <w:r>
-        <w:rPr>
-          <w:rFonts w:ascii="Arial" w:hAnsi="Arial"/>
-          <w:sz w:val="24"/>
-          <w:szCs w:val="24"/>
-        </w:rPr>
-        <w:t>fits</w:t>
-      </w:r>
-      <w:proofErr w:type="gramEnd"/>
-      <w:r>
-        <w:rPr>
-          <w:rFonts w:ascii="Arial" w:hAnsi="Arial"/>
-          <w:sz w:val="24"/>
-          <w:szCs w:val="24"/>
-        </w:rPr>
-        <w:t xml:space="preserve"> files under the assumption that they came from a QHY-174M-GPS.  This completes PyMovie for users of </w:t>
-      </w:r>
-      <w:proofErr w:type="gramStart"/>
-      <w:r>
-        <w:rPr>
-          <w:rFonts w:ascii="Arial" w:hAnsi="Arial"/>
-          <w:sz w:val="24"/>
-          <w:szCs w:val="24"/>
-        </w:rPr>
-        <w:t>the QHY</w:t>
-      </w:r>
-      <w:proofErr w:type="gramEnd"/>
-      <w:r>
-        <w:rPr>
-          <w:rFonts w:ascii="Arial" w:hAnsi="Arial"/>
-          <w:sz w:val="24"/>
-          <w:szCs w:val="24"/>
-        </w:rPr>
-        <w:t>-174 that record in int16 fits files.</w:t>
+        <w:t>added timestamp extraction from 'fits files under the assumption that they came from a QHY-174M-GPS.  This completes PyMovie for users of the QHY-174 that record in int16 fits files.</w:t>
       </w:r>
       <w:r>
         <w:rPr>
@@ -29088,25 +26108,7 @@
           <w:sz w:val="24"/>
           <w:szCs w:val="24"/>
         </w:rPr>
-        <w:t xml:space="preserve">fixed tracking during wind </w:t>
-      </w:r>
-      <w:proofErr w:type="gramStart"/>
-      <w:r>
-        <w:rPr>
-          <w:rFonts w:ascii="Arial" w:hAnsi="Arial"/>
-          <w:sz w:val="24"/>
-          <w:szCs w:val="24"/>
-        </w:rPr>
-        <w:t>shake</w:t>
-      </w:r>
-      <w:proofErr w:type="gramEnd"/>
-      <w:r>
-        <w:rPr>
-          <w:rFonts w:ascii="Arial" w:hAnsi="Arial"/>
-          <w:sz w:val="24"/>
-          <w:szCs w:val="24"/>
-        </w:rPr>
-        <w:t xml:space="preserve"> (accidentally broken in 0.2.9)</w:t>
+        <w:t>fixed tracking during wind shake (accidentally broken in 0.2.9)</w:t>
       </w:r>
     </w:p>
     <w:p>
@@ -29248,6 +26250,7 @@
           <w:sz w:val="24"/>
           <w:szCs w:val="24"/>
         </w:rPr>
+        <w:lastRenderedPageBreak/>
         <w:t>added update of default mask when aperture size is changed to solve the mask/thumbnail shape mis-match exception from occurring</w:t>
       </w:r>
     </w:p>
@@ -29354,25 +26357,7 @@
           <w:sz w:val="24"/>
           <w:szCs w:val="24"/>
         </w:rPr>
-        <w:t xml:space="preserve"> files that could be opened. This may have diagnostic value in some </w:t>
-      </w:r>
-      <w:proofErr w:type="gramStart"/>
-      <w:r>
-        <w:rPr>
-          <w:rFonts w:ascii="Arial" w:hAnsi="Arial"/>
-          <w:sz w:val="24"/>
-          <w:szCs w:val="24"/>
-        </w:rPr>
-        <w:t>case</w:t>
-      </w:r>
-      <w:proofErr w:type="gramEnd"/>
-      <w:r>
-        <w:rPr>
-          <w:rFonts w:ascii="Arial" w:hAnsi="Arial"/>
-          <w:sz w:val="24"/>
-          <w:szCs w:val="24"/>
-        </w:rPr>
-        <w:t xml:space="preserve"> where an unusual codec was employed. PyMovie handles </w:t>
+        <w:t xml:space="preserve"> files that could be opened. This may have diagnostic value in some case where an unusual codec was employed. PyMovie handles </w:t>
       </w:r>
       <w:proofErr w:type="spellStart"/>
       <w:r>
@@ -29606,44 +26591,7 @@
           <w:sz w:val="24"/>
           <w:szCs w:val="24"/>
         </w:rPr>
-        <w:lastRenderedPageBreak/>
-        <w:t xml:space="preserve">changed the snap-to-blob function to require user to place cursor on/near star of interest. Previously, snap-to-blob snapped to the brightest star in the entire aperture UNLESS there was already a yellow aperture defined. This seemed overly complicated, hard to explain, and causes the behavior to be sometimes mysterious, particularly if one forgets </w:t>
-      </w:r>
-      <w:proofErr w:type="gramStart"/>
-      <w:r>
-        <w:rPr>
-          <w:rFonts w:ascii="Arial" w:hAnsi="Arial"/>
-          <w:sz w:val="24"/>
-          <w:szCs w:val="24"/>
-        </w:rPr>
-        <w:t>whether or not</w:t>
-      </w:r>
-      <w:proofErr w:type="gramEnd"/>
-      <w:r>
-        <w:rPr>
-          <w:rFonts w:ascii="Arial" w:hAnsi="Arial"/>
-          <w:sz w:val="24"/>
-          <w:szCs w:val="24"/>
-        </w:rPr>
-        <w:t xml:space="preserve"> there is a yellow aperture.  Requiring cursor placement within 6 pixels of the star-of-interest </w:t>
-      </w:r>
-      <w:proofErr w:type="gramStart"/>
-      <w:r>
-        <w:rPr>
-          <w:rFonts w:ascii="Arial" w:hAnsi="Arial"/>
-          <w:sz w:val="24"/>
-          <w:szCs w:val="24"/>
-        </w:rPr>
-        <w:t>at all times</w:t>
-      </w:r>
-      <w:proofErr w:type="gramEnd"/>
-      <w:r>
-        <w:rPr>
-          <w:rFonts w:ascii="Arial" w:hAnsi="Arial"/>
-          <w:sz w:val="24"/>
-          <w:szCs w:val="24"/>
-        </w:rPr>
-        <w:t xml:space="preserve"> is easier to get used to and allows a dim star that has bright neighbors to be easily singled out.</w:t>
+        <w:t>changed the snap-to-blob function to require user to place cursor on/near star of interest. Previously, snap-to-blob snapped to the brightest star in the entire aperture UNLESS there was already a yellow aperture defined. This seemed overly complicated, hard to explain, and causes the behavior to be sometimes mysterious, particularly if one forgets whether or not there is a yellow aperture.  Requiring cursor placement within 6 pixels of the star-of-interest at all times is easier to get used to and allows a dim star that has bright neighbors to be easily singled out.</w:t>
       </w:r>
     </w:p>
     <w:p>
@@ -29665,25 +26613,7 @@
           <w:sz w:val="24"/>
           <w:szCs w:val="24"/>
         </w:rPr>
-        <w:t xml:space="preserve">The aperture name dialog now pops up whenever an aperture is created. This </w:t>
-      </w:r>
-      <w:proofErr w:type="gramStart"/>
-      <w:r>
-        <w:rPr>
-          <w:rFonts w:ascii="Arial" w:hAnsi="Arial"/>
-          <w:sz w:val="24"/>
-          <w:szCs w:val="24"/>
-        </w:rPr>
-        <w:t>save</w:t>
-      </w:r>
-      <w:proofErr w:type="gramEnd"/>
-      <w:r>
-        <w:rPr>
-          <w:rFonts w:ascii="Arial" w:hAnsi="Arial"/>
-          <w:sz w:val="24"/>
-          <w:szCs w:val="24"/>
-        </w:rPr>
-        <w:t xml:space="preserve"> mouse clicks and encourages good practices.</w:t>
+        <w:t>The aperture name dialog now pops up whenever an aperture is created. This save mouse clicks and encourages good practices.</w:t>
       </w:r>
     </w:p>
     <w:p>
@@ -29925,6 +26855,7 @@
           <w:sz w:val="24"/>
           <w:szCs w:val="24"/>
         </w:rPr>
+        <w:lastRenderedPageBreak/>
         <w:t>Initial Beta release – no timestamp OCR – functional for lightcurve extraction</w:t>
       </w:r>
     </w:p>
@@ -55896,6 +52827,119 @@
     </w:lvl>
   </w:abstractNum>
   <w:abstractNum w:abstractNumId="247" w15:restartNumberingAfterBreak="0">
+    <w:nsid w:val="6432317C"/>
+    <w:multiLevelType w:val="hybridMultilevel"/>
+    <w:tmpl w:val="2A020D1A"/>
+    <w:lvl w:ilvl="0" w:tplc="04090001">
+      <w:start w:val="1"/>
+      <w:numFmt w:val="bullet"/>
+      <w:lvlText w:val=""/>
+      <w:lvlJc w:val="left"/>
+      <w:pPr>
+        <w:ind w:left="720" w:hanging="360"/>
+      </w:pPr>
+      <w:rPr>
+        <w:rFonts w:ascii="Symbol" w:hAnsi="Symbol" w:hint="default"/>
+      </w:rPr>
+    </w:lvl>
+    <w:lvl w:ilvl="1" w:tplc="04090003" w:tentative="1">
+      <w:start w:val="1"/>
+      <w:numFmt w:val="bullet"/>
+      <w:lvlText w:val="o"/>
+      <w:lvlJc w:val="left"/>
+      <w:pPr>
+        <w:ind w:left="1440" w:hanging="360"/>
+      </w:pPr>
+      <w:rPr>
+        <w:rFonts w:ascii="Courier New" w:hAnsi="Courier New" w:cs="Courier New" w:hint="default"/>
+      </w:rPr>
+    </w:lvl>
+    <w:lvl w:ilvl="2" w:tplc="04090005" w:tentative="1">
+      <w:start w:val="1"/>
+      <w:numFmt w:val="bullet"/>
+      <w:lvlText w:val=""/>
+      <w:lvlJc w:val="left"/>
+      <w:pPr>
+        <w:ind w:left="2160" w:hanging="360"/>
+      </w:pPr>
+      <w:rPr>
+        <w:rFonts w:ascii="Wingdings" w:hAnsi="Wingdings" w:hint="default"/>
+      </w:rPr>
+    </w:lvl>
+    <w:lvl w:ilvl="3" w:tplc="04090001" w:tentative="1">
+      <w:start w:val="1"/>
+      <w:numFmt w:val="bullet"/>
+      <w:lvlText w:val=""/>
+      <w:lvlJc w:val="left"/>
+      <w:pPr>
+        <w:ind w:left="2880" w:hanging="360"/>
+      </w:pPr>
+      <w:rPr>
+        <w:rFonts w:ascii="Symbol" w:hAnsi="Symbol" w:hint="default"/>
+      </w:rPr>
+    </w:lvl>
+    <w:lvl w:ilvl="4" w:tplc="04090003" w:tentative="1">
+      <w:start w:val="1"/>
+      <w:numFmt w:val="bullet"/>
+      <w:lvlText w:val="o"/>
+      <w:lvlJc w:val="left"/>
+      <w:pPr>
+        <w:ind w:left="3600" w:hanging="360"/>
+      </w:pPr>
+      <w:rPr>
+        <w:rFonts w:ascii="Courier New" w:hAnsi="Courier New" w:cs="Courier New" w:hint="default"/>
+      </w:rPr>
+    </w:lvl>
+    <w:lvl w:ilvl="5" w:tplc="04090005" w:tentative="1">
+      <w:start w:val="1"/>
+      <w:numFmt w:val="bullet"/>
+      <w:lvlText w:val=""/>
+      <w:lvlJc w:val="left"/>
+      <w:pPr>
+        <w:ind w:left="4320" w:hanging="360"/>
+      </w:pPr>
+      <w:rPr>
+        <w:rFonts w:ascii="Wingdings" w:hAnsi="Wingdings" w:hint="default"/>
+      </w:rPr>
+    </w:lvl>
+    <w:lvl w:ilvl="6" w:tplc="04090001" w:tentative="1">
+      <w:start w:val="1"/>
+      <w:numFmt w:val="bullet"/>
+      <w:lvlText w:val=""/>
+      <w:lvlJc w:val="left"/>
+      <w:pPr>
+        <w:ind w:left="5040" w:hanging="360"/>
+      </w:pPr>
+      <w:rPr>
+        <w:rFonts w:ascii="Symbol" w:hAnsi="Symbol" w:hint="default"/>
+      </w:rPr>
+    </w:lvl>
+    <w:lvl w:ilvl="7" w:tplc="04090003" w:tentative="1">
+      <w:start w:val="1"/>
+      <w:numFmt w:val="bullet"/>
+      <w:lvlText w:val="o"/>
+      <w:lvlJc w:val="left"/>
+      <w:pPr>
+        <w:ind w:left="5760" w:hanging="360"/>
+      </w:pPr>
+      <w:rPr>
+        <w:rFonts w:ascii="Courier New" w:hAnsi="Courier New" w:cs="Courier New" w:hint="default"/>
+      </w:rPr>
+    </w:lvl>
+    <w:lvl w:ilvl="8" w:tplc="04090005" w:tentative="1">
+      <w:start w:val="1"/>
+      <w:numFmt w:val="bullet"/>
+      <w:lvlText w:val=""/>
+      <w:lvlJc w:val="left"/>
+      <w:pPr>
+        <w:ind w:left="6480" w:hanging="360"/>
+      </w:pPr>
+      <w:rPr>
+        <w:rFonts w:ascii="Wingdings" w:hAnsi="Wingdings" w:hint="default"/>
+      </w:rPr>
+    </w:lvl>
+  </w:abstractNum>
+  <w:abstractNum w:abstractNumId="248" w15:restartNumberingAfterBreak="0">
     <w:nsid w:val="64BC5F4A"/>
     <w:multiLevelType w:val="multilevel"/>
     <w:tmpl w:val="DDBCF00A"/>
@@ -55999,7 +53043,7 @@
       </w:rPr>
     </w:lvl>
   </w:abstractNum>
-  <w:abstractNum w:abstractNumId="248" w15:restartNumberingAfterBreak="0">
+  <w:abstractNum w:abstractNumId="249" w15:restartNumberingAfterBreak="0">
     <w:nsid w:val="64EE3B9C"/>
     <w:multiLevelType w:val="hybridMultilevel"/>
     <w:tmpl w:val="C636B7DA"/>
@@ -56112,7 +53156,7 @@
       </w:rPr>
     </w:lvl>
   </w:abstractNum>
-  <w:abstractNum w:abstractNumId="249" w15:restartNumberingAfterBreak="0">
+  <w:abstractNum w:abstractNumId="250" w15:restartNumberingAfterBreak="0">
     <w:nsid w:val="65890579"/>
     <w:multiLevelType w:val="hybridMultilevel"/>
     <w:tmpl w:val="31003426"/>
@@ -56225,7 +53269,7 @@
       </w:rPr>
     </w:lvl>
   </w:abstractNum>
-  <w:abstractNum w:abstractNumId="250" w15:restartNumberingAfterBreak="0">
+  <w:abstractNum w:abstractNumId="251" w15:restartNumberingAfterBreak="0">
     <w:nsid w:val="65B938E4"/>
     <w:multiLevelType w:val="multilevel"/>
     <w:tmpl w:val="9042DD98"/>
@@ -56329,7 +53373,7 @@
       </w:rPr>
     </w:lvl>
   </w:abstractNum>
-  <w:abstractNum w:abstractNumId="251" w15:restartNumberingAfterBreak="0">
+  <w:abstractNum w:abstractNumId="252" w15:restartNumberingAfterBreak="0">
     <w:nsid w:val="65EA7C6A"/>
     <w:multiLevelType w:val="multilevel"/>
     <w:tmpl w:val="A17A62AC"/>
@@ -56433,7 +53477,7 @@
       </w:rPr>
     </w:lvl>
   </w:abstractNum>
-  <w:abstractNum w:abstractNumId="252" w15:restartNumberingAfterBreak="0">
+  <w:abstractNum w:abstractNumId="253" w15:restartNumberingAfterBreak="0">
     <w:nsid w:val="67AA3B80"/>
     <w:multiLevelType w:val="multilevel"/>
     <w:tmpl w:val="CFC4225C"/>
@@ -56537,7 +53581,7 @@
       </w:rPr>
     </w:lvl>
   </w:abstractNum>
-  <w:abstractNum w:abstractNumId="253" w15:restartNumberingAfterBreak="0">
+  <w:abstractNum w:abstractNumId="254" w15:restartNumberingAfterBreak="0">
     <w:nsid w:val="67B55223"/>
     <w:multiLevelType w:val="multilevel"/>
     <w:tmpl w:val="7F568BDE"/>
@@ -56641,7 +53685,7 @@
       </w:rPr>
     </w:lvl>
   </w:abstractNum>
-  <w:abstractNum w:abstractNumId="254" w15:restartNumberingAfterBreak="0">
+  <w:abstractNum w:abstractNumId="255" w15:restartNumberingAfterBreak="0">
     <w:nsid w:val="68177B1E"/>
     <w:multiLevelType w:val="multilevel"/>
     <w:tmpl w:val="1F987D0A"/>
@@ -56745,7 +53789,7 @@
       </w:rPr>
     </w:lvl>
   </w:abstractNum>
-  <w:abstractNum w:abstractNumId="255" w15:restartNumberingAfterBreak="0">
+  <w:abstractNum w:abstractNumId="256" w15:restartNumberingAfterBreak="0">
     <w:nsid w:val="688E677B"/>
     <w:multiLevelType w:val="multilevel"/>
     <w:tmpl w:val="557878BE"/>
@@ -56849,7 +53893,7 @@
       </w:rPr>
     </w:lvl>
   </w:abstractNum>
-  <w:abstractNum w:abstractNumId="256" w15:restartNumberingAfterBreak="0">
+  <w:abstractNum w:abstractNumId="257" w15:restartNumberingAfterBreak="0">
     <w:nsid w:val="68943DDD"/>
     <w:multiLevelType w:val="multilevel"/>
     <w:tmpl w:val="F53E0EF2"/>
@@ -56953,7 +53997,7 @@
       </w:rPr>
     </w:lvl>
   </w:abstractNum>
-  <w:abstractNum w:abstractNumId="257" w15:restartNumberingAfterBreak="0">
+  <w:abstractNum w:abstractNumId="258" w15:restartNumberingAfterBreak="0">
     <w:nsid w:val="68A147A6"/>
     <w:multiLevelType w:val="multilevel"/>
     <w:tmpl w:val="D520C4E0"/>
@@ -57057,7 +54101,7 @@
       </w:rPr>
     </w:lvl>
   </w:abstractNum>
-  <w:abstractNum w:abstractNumId="258" w15:restartNumberingAfterBreak="0">
+  <w:abstractNum w:abstractNumId="259" w15:restartNumberingAfterBreak="0">
     <w:nsid w:val="69564938"/>
     <w:multiLevelType w:val="multilevel"/>
     <w:tmpl w:val="354AD4CE"/>
@@ -57161,7 +54205,7 @@
       </w:rPr>
     </w:lvl>
   </w:abstractNum>
-  <w:abstractNum w:abstractNumId="259" w15:restartNumberingAfterBreak="0">
+  <w:abstractNum w:abstractNumId="260" w15:restartNumberingAfterBreak="0">
     <w:nsid w:val="69577451"/>
     <w:multiLevelType w:val="multilevel"/>
     <w:tmpl w:val="36A81AD8"/>
@@ -57265,7 +54309,7 @@
       </w:rPr>
     </w:lvl>
   </w:abstractNum>
-  <w:abstractNum w:abstractNumId="260" w15:restartNumberingAfterBreak="0">
+  <w:abstractNum w:abstractNumId="261" w15:restartNumberingAfterBreak="0">
     <w:nsid w:val="69CB5EC3"/>
     <w:multiLevelType w:val="multilevel"/>
     <w:tmpl w:val="34506B92"/>
@@ -57369,7 +54413,7 @@
       </w:rPr>
     </w:lvl>
   </w:abstractNum>
-  <w:abstractNum w:abstractNumId="261" w15:restartNumberingAfterBreak="0">
+  <w:abstractNum w:abstractNumId="262" w15:restartNumberingAfterBreak="0">
     <w:nsid w:val="69CB6D47"/>
     <w:multiLevelType w:val="multilevel"/>
     <w:tmpl w:val="20420492"/>
@@ -57473,7 +54517,7 @@
       </w:rPr>
     </w:lvl>
   </w:abstractNum>
-  <w:abstractNum w:abstractNumId="262" w15:restartNumberingAfterBreak="0">
+  <w:abstractNum w:abstractNumId="263" w15:restartNumberingAfterBreak="0">
     <w:nsid w:val="6A5478DD"/>
     <w:multiLevelType w:val="multilevel"/>
     <w:tmpl w:val="FC5E3366"/>
@@ -57577,7 +54621,7 @@
       </w:rPr>
     </w:lvl>
   </w:abstractNum>
-  <w:abstractNum w:abstractNumId="263" w15:restartNumberingAfterBreak="0">
+  <w:abstractNum w:abstractNumId="264" w15:restartNumberingAfterBreak="0">
     <w:nsid w:val="6A85305C"/>
     <w:multiLevelType w:val="multilevel"/>
     <w:tmpl w:val="0B10D2E8"/>
@@ -57681,7 +54725,7 @@
       </w:rPr>
     </w:lvl>
   </w:abstractNum>
-  <w:abstractNum w:abstractNumId="264" w15:restartNumberingAfterBreak="0">
+  <w:abstractNum w:abstractNumId="265" w15:restartNumberingAfterBreak="0">
     <w:nsid w:val="6B8B6ED5"/>
     <w:multiLevelType w:val="hybridMultilevel"/>
     <w:tmpl w:val="87121ED0"/>
@@ -57794,7 +54838,7 @@
       </w:rPr>
     </w:lvl>
   </w:abstractNum>
-  <w:abstractNum w:abstractNumId="265" w15:restartNumberingAfterBreak="0">
+  <w:abstractNum w:abstractNumId="266" w15:restartNumberingAfterBreak="0">
     <w:nsid w:val="6BB6795C"/>
     <w:multiLevelType w:val="hybridMultilevel"/>
     <w:tmpl w:val="043CD6DE"/>
@@ -57907,7 +54951,7 @@
       </w:rPr>
     </w:lvl>
   </w:abstractNum>
-  <w:abstractNum w:abstractNumId="266" w15:restartNumberingAfterBreak="0">
+  <w:abstractNum w:abstractNumId="267" w15:restartNumberingAfterBreak="0">
     <w:nsid w:val="6BEC1B26"/>
     <w:multiLevelType w:val="multilevel"/>
     <w:tmpl w:val="64D6D9E2"/>
@@ -58011,7 +55055,7 @@
       </w:rPr>
     </w:lvl>
   </w:abstractNum>
-  <w:abstractNum w:abstractNumId="267" w15:restartNumberingAfterBreak="0">
+  <w:abstractNum w:abstractNumId="268" w15:restartNumberingAfterBreak="0">
     <w:nsid w:val="6C181313"/>
     <w:multiLevelType w:val="multilevel"/>
     <w:tmpl w:val="F320DD92"/>
@@ -58115,7 +55159,7 @@
       </w:rPr>
     </w:lvl>
   </w:abstractNum>
-  <w:abstractNum w:abstractNumId="268" w15:restartNumberingAfterBreak="0">
+  <w:abstractNum w:abstractNumId="269" w15:restartNumberingAfterBreak="0">
     <w:nsid w:val="6CC91D80"/>
     <w:multiLevelType w:val="multilevel"/>
     <w:tmpl w:val="D5A85012"/>
@@ -58219,7 +55263,7 @@
       </w:rPr>
     </w:lvl>
   </w:abstractNum>
-  <w:abstractNum w:abstractNumId="269" w15:restartNumberingAfterBreak="0">
+  <w:abstractNum w:abstractNumId="270" w15:restartNumberingAfterBreak="0">
     <w:nsid w:val="6D2166A8"/>
     <w:multiLevelType w:val="multilevel"/>
     <w:tmpl w:val="FC62F962"/>
@@ -58323,7 +55367,7 @@
       </w:rPr>
     </w:lvl>
   </w:abstractNum>
-  <w:abstractNum w:abstractNumId="270" w15:restartNumberingAfterBreak="0">
+  <w:abstractNum w:abstractNumId="271" w15:restartNumberingAfterBreak="0">
     <w:nsid w:val="6F4F0A08"/>
     <w:multiLevelType w:val="multilevel"/>
     <w:tmpl w:val="12AA4104"/>
@@ -58427,7 +55471,7 @@
       </w:rPr>
     </w:lvl>
   </w:abstractNum>
-  <w:abstractNum w:abstractNumId="271" w15:restartNumberingAfterBreak="0">
+  <w:abstractNum w:abstractNumId="272" w15:restartNumberingAfterBreak="0">
     <w:nsid w:val="70622DA3"/>
     <w:multiLevelType w:val="hybridMultilevel"/>
     <w:tmpl w:val="F9CE1458"/>
@@ -58540,7 +55584,7 @@
       </w:rPr>
     </w:lvl>
   </w:abstractNum>
-  <w:abstractNum w:abstractNumId="272" w15:restartNumberingAfterBreak="0">
+  <w:abstractNum w:abstractNumId="273" w15:restartNumberingAfterBreak="0">
     <w:nsid w:val="70BC326A"/>
     <w:multiLevelType w:val="hybridMultilevel"/>
     <w:tmpl w:val="ACDC1B7E"/>
@@ -58653,7 +55697,7 @@
       </w:rPr>
     </w:lvl>
   </w:abstractNum>
-  <w:abstractNum w:abstractNumId="273" w15:restartNumberingAfterBreak="0">
+  <w:abstractNum w:abstractNumId="274" w15:restartNumberingAfterBreak="0">
     <w:nsid w:val="70C15CC7"/>
     <w:multiLevelType w:val="hybridMultilevel"/>
     <w:tmpl w:val="06A66A02"/>
@@ -58766,7 +55810,7 @@
       </w:rPr>
     </w:lvl>
   </w:abstractNum>
-  <w:abstractNum w:abstractNumId="274" w15:restartNumberingAfterBreak="0">
+  <w:abstractNum w:abstractNumId="275" w15:restartNumberingAfterBreak="0">
     <w:nsid w:val="71577332"/>
     <w:multiLevelType w:val="hybridMultilevel"/>
     <w:tmpl w:val="22D6AD5A"/>
@@ -58879,7 +55923,7 @@
       </w:rPr>
     </w:lvl>
   </w:abstractNum>
-  <w:abstractNum w:abstractNumId="275" w15:restartNumberingAfterBreak="0">
+  <w:abstractNum w:abstractNumId="276" w15:restartNumberingAfterBreak="0">
     <w:nsid w:val="740243A6"/>
     <w:multiLevelType w:val="multilevel"/>
     <w:tmpl w:val="1992581E"/>
@@ -58983,7 +56027,7 @@
       </w:rPr>
     </w:lvl>
   </w:abstractNum>
-  <w:abstractNum w:abstractNumId="276" w15:restartNumberingAfterBreak="0">
+  <w:abstractNum w:abstractNumId="277" w15:restartNumberingAfterBreak="0">
     <w:nsid w:val="743A2D0F"/>
     <w:multiLevelType w:val="multilevel"/>
     <w:tmpl w:val="94D059E6"/>
@@ -59087,7 +56131,7 @@
       </w:rPr>
     </w:lvl>
   </w:abstractNum>
-  <w:abstractNum w:abstractNumId="277" w15:restartNumberingAfterBreak="0">
+  <w:abstractNum w:abstractNumId="278" w15:restartNumberingAfterBreak="0">
     <w:nsid w:val="74D438DD"/>
     <w:multiLevelType w:val="multilevel"/>
     <w:tmpl w:val="8C949A3C"/>
@@ -59191,7 +56235,7 @@
       </w:rPr>
     </w:lvl>
   </w:abstractNum>
-  <w:abstractNum w:abstractNumId="278" w15:restartNumberingAfterBreak="0">
+  <w:abstractNum w:abstractNumId="279" w15:restartNumberingAfterBreak="0">
     <w:nsid w:val="75187AAD"/>
     <w:multiLevelType w:val="multilevel"/>
     <w:tmpl w:val="07103674"/>
@@ -59295,7 +56339,7 @@
       </w:rPr>
     </w:lvl>
   </w:abstractNum>
-  <w:abstractNum w:abstractNumId="279" w15:restartNumberingAfterBreak="0">
+  <w:abstractNum w:abstractNumId="280" w15:restartNumberingAfterBreak="0">
     <w:nsid w:val="7578411C"/>
     <w:multiLevelType w:val="multilevel"/>
     <w:tmpl w:val="22465444"/>
@@ -59399,7 +56443,7 @@
       </w:rPr>
     </w:lvl>
   </w:abstractNum>
-  <w:abstractNum w:abstractNumId="280" w15:restartNumberingAfterBreak="0">
+  <w:abstractNum w:abstractNumId="281" w15:restartNumberingAfterBreak="0">
     <w:nsid w:val="75D11F20"/>
     <w:multiLevelType w:val="multilevel"/>
     <w:tmpl w:val="90E65DF8"/>
@@ -59503,7 +56547,7 @@
       </w:rPr>
     </w:lvl>
   </w:abstractNum>
-  <w:abstractNum w:abstractNumId="281" w15:restartNumberingAfterBreak="0">
+  <w:abstractNum w:abstractNumId="282" w15:restartNumberingAfterBreak="0">
     <w:nsid w:val="75F464C4"/>
     <w:multiLevelType w:val="multilevel"/>
     <w:tmpl w:val="F3C2F814"/>
@@ -59607,7 +56651,7 @@
       </w:rPr>
     </w:lvl>
   </w:abstractNum>
-  <w:abstractNum w:abstractNumId="282" w15:restartNumberingAfterBreak="0">
+  <w:abstractNum w:abstractNumId="283" w15:restartNumberingAfterBreak="0">
     <w:nsid w:val="76031E57"/>
     <w:multiLevelType w:val="multilevel"/>
     <w:tmpl w:val="6C8A80E0"/>
@@ -59711,7 +56755,7 @@
       </w:rPr>
     </w:lvl>
   </w:abstractNum>
-  <w:abstractNum w:abstractNumId="283" w15:restartNumberingAfterBreak="0">
+  <w:abstractNum w:abstractNumId="284" w15:restartNumberingAfterBreak="0">
     <w:nsid w:val="772F0B4B"/>
     <w:multiLevelType w:val="multilevel"/>
     <w:tmpl w:val="C11CE184"/>
@@ -59815,7 +56859,7 @@
       </w:rPr>
     </w:lvl>
   </w:abstractNum>
-  <w:abstractNum w:abstractNumId="284" w15:restartNumberingAfterBreak="0">
+  <w:abstractNum w:abstractNumId="285" w15:restartNumberingAfterBreak="0">
     <w:nsid w:val="77C47574"/>
     <w:multiLevelType w:val="multilevel"/>
     <w:tmpl w:val="4B0676FA"/>
@@ -59919,7 +56963,7 @@
       </w:rPr>
     </w:lvl>
   </w:abstractNum>
-  <w:abstractNum w:abstractNumId="285" w15:restartNumberingAfterBreak="0">
+  <w:abstractNum w:abstractNumId="286" w15:restartNumberingAfterBreak="0">
     <w:nsid w:val="78120B1C"/>
     <w:multiLevelType w:val="multilevel"/>
     <w:tmpl w:val="B290BE82"/>
@@ -60023,7 +57067,7 @@
       </w:rPr>
     </w:lvl>
   </w:abstractNum>
-  <w:abstractNum w:abstractNumId="286" w15:restartNumberingAfterBreak="0">
+  <w:abstractNum w:abstractNumId="287" w15:restartNumberingAfterBreak="0">
     <w:nsid w:val="79200737"/>
     <w:multiLevelType w:val="multilevel"/>
     <w:tmpl w:val="109449F6"/>
@@ -60127,7 +57171,7 @@
       </w:rPr>
     </w:lvl>
   </w:abstractNum>
-  <w:abstractNum w:abstractNumId="287" w15:restartNumberingAfterBreak="0">
+  <w:abstractNum w:abstractNumId="288" w15:restartNumberingAfterBreak="0">
     <w:nsid w:val="79C00CB5"/>
     <w:multiLevelType w:val="multilevel"/>
     <w:tmpl w:val="61B6D872"/>
@@ -60231,7 +57275,7 @@
       </w:rPr>
     </w:lvl>
   </w:abstractNum>
-  <w:abstractNum w:abstractNumId="288" w15:restartNumberingAfterBreak="0">
+  <w:abstractNum w:abstractNumId="289" w15:restartNumberingAfterBreak="0">
     <w:nsid w:val="79E62F20"/>
     <w:multiLevelType w:val="multilevel"/>
     <w:tmpl w:val="51B030CA"/>
@@ -60335,7 +57379,7 @@
       </w:rPr>
     </w:lvl>
   </w:abstractNum>
-  <w:abstractNum w:abstractNumId="289" w15:restartNumberingAfterBreak="0">
+  <w:abstractNum w:abstractNumId="290" w15:restartNumberingAfterBreak="0">
     <w:nsid w:val="79FA2DA3"/>
     <w:multiLevelType w:val="multilevel"/>
     <w:tmpl w:val="09C8859E"/>
@@ -60439,7 +57483,7 @@
       </w:rPr>
     </w:lvl>
   </w:abstractNum>
-  <w:abstractNum w:abstractNumId="290" w15:restartNumberingAfterBreak="0">
+  <w:abstractNum w:abstractNumId="291" w15:restartNumberingAfterBreak="0">
     <w:nsid w:val="79FC06F0"/>
     <w:multiLevelType w:val="multilevel"/>
     <w:tmpl w:val="8A2E6DC8"/>
@@ -60543,7 +57587,7 @@
       </w:rPr>
     </w:lvl>
   </w:abstractNum>
-  <w:abstractNum w:abstractNumId="291" w15:restartNumberingAfterBreak="0">
+  <w:abstractNum w:abstractNumId="292" w15:restartNumberingAfterBreak="0">
     <w:nsid w:val="7A446288"/>
     <w:multiLevelType w:val="multilevel"/>
     <w:tmpl w:val="68FC246C"/>
@@ -60647,7 +57691,7 @@
       </w:rPr>
     </w:lvl>
   </w:abstractNum>
-  <w:abstractNum w:abstractNumId="292" w15:restartNumberingAfterBreak="0">
+  <w:abstractNum w:abstractNumId="293" w15:restartNumberingAfterBreak="0">
     <w:nsid w:val="7A607540"/>
     <w:multiLevelType w:val="multilevel"/>
     <w:tmpl w:val="B91CE026"/>
@@ -60751,7 +57795,7 @@
       </w:rPr>
     </w:lvl>
   </w:abstractNum>
-  <w:abstractNum w:abstractNumId="293" w15:restartNumberingAfterBreak="0">
+  <w:abstractNum w:abstractNumId="294" w15:restartNumberingAfterBreak="0">
     <w:nsid w:val="7A6249AD"/>
     <w:multiLevelType w:val="multilevel"/>
     <w:tmpl w:val="5D92FE30"/>
@@ -60855,7 +57899,7 @@
       </w:rPr>
     </w:lvl>
   </w:abstractNum>
-  <w:abstractNum w:abstractNumId="294" w15:restartNumberingAfterBreak="0">
+  <w:abstractNum w:abstractNumId="295" w15:restartNumberingAfterBreak="0">
     <w:nsid w:val="7B0363B7"/>
     <w:multiLevelType w:val="multilevel"/>
     <w:tmpl w:val="4EA0C57A"/>
@@ -60959,7 +58003,7 @@
       </w:rPr>
     </w:lvl>
   </w:abstractNum>
-  <w:abstractNum w:abstractNumId="295" w15:restartNumberingAfterBreak="0">
+  <w:abstractNum w:abstractNumId="296" w15:restartNumberingAfterBreak="0">
     <w:nsid w:val="7B3162A2"/>
     <w:multiLevelType w:val="multilevel"/>
     <w:tmpl w:val="75081B16"/>
@@ -61063,7 +58107,7 @@
       </w:rPr>
     </w:lvl>
   </w:abstractNum>
-  <w:abstractNum w:abstractNumId="296" w15:restartNumberingAfterBreak="0">
+  <w:abstractNum w:abstractNumId="297" w15:restartNumberingAfterBreak="0">
     <w:nsid w:val="7B5B3069"/>
     <w:multiLevelType w:val="multilevel"/>
     <w:tmpl w:val="F3EAF9F6"/>
@@ -61167,7 +58211,7 @@
       </w:rPr>
     </w:lvl>
   </w:abstractNum>
-  <w:abstractNum w:abstractNumId="297" w15:restartNumberingAfterBreak="0">
+  <w:abstractNum w:abstractNumId="298" w15:restartNumberingAfterBreak="0">
     <w:nsid w:val="7BB76FFE"/>
     <w:multiLevelType w:val="multilevel"/>
     <w:tmpl w:val="86C47C18"/>
@@ -61271,7 +58315,7 @@
       </w:rPr>
     </w:lvl>
   </w:abstractNum>
-  <w:abstractNum w:abstractNumId="298" w15:restartNumberingAfterBreak="0">
+  <w:abstractNum w:abstractNumId="299" w15:restartNumberingAfterBreak="0">
     <w:nsid w:val="7BEC649E"/>
     <w:multiLevelType w:val="multilevel"/>
     <w:tmpl w:val="76980588"/>
@@ -61375,7 +58419,7 @@
       </w:rPr>
     </w:lvl>
   </w:abstractNum>
-  <w:abstractNum w:abstractNumId="299" w15:restartNumberingAfterBreak="0">
+  <w:abstractNum w:abstractNumId="300" w15:restartNumberingAfterBreak="0">
     <w:nsid w:val="7C4536DA"/>
     <w:multiLevelType w:val="multilevel"/>
     <w:tmpl w:val="0388E978"/>
@@ -61479,7 +58523,7 @@
       </w:rPr>
     </w:lvl>
   </w:abstractNum>
-  <w:abstractNum w:abstractNumId="300" w15:restartNumberingAfterBreak="0">
+  <w:abstractNum w:abstractNumId="301" w15:restartNumberingAfterBreak="0">
     <w:nsid w:val="7C7308FE"/>
     <w:multiLevelType w:val="multilevel"/>
     <w:tmpl w:val="7870CA78"/>
@@ -61583,7 +58627,7 @@
       </w:rPr>
     </w:lvl>
   </w:abstractNum>
-  <w:abstractNum w:abstractNumId="301" w15:restartNumberingAfterBreak="0">
+  <w:abstractNum w:abstractNumId="302" w15:restartNumberingAfterBreak="0">
     <w:nsid w:val="7CDB261B"/>
     <w:multiLevelType w:val="hybridMultilevel"/>
     <w:tmpl w:val="1DAA8180"/>
@@ -61696,7 +58740,7 @@
       </w:rPr>
     </w:lvl>
   </w:abstractNum>
-  <w:abstractNum w:abstractNumId="302" w15:restartNumberingAfterBreak="0">
+  <w:abstractNum w:abstractNumId="303" w15:restartNumberingAfterBreak="0">
     <w:nsid w:val="7CF4746F"/>
     <w:multiLevelType w:val="multilevel"/>
     <w:tmpl w:val="2AFEE1D6"/>
@@ -61800,7 +58844,7 @@
       </w:rPr>
     </w:lvl>
   </w:abstractNum>
-  <w:abstractNum w:abstractNumId="303" w15:restartNumberingAfterBreak="0">
+  <w:abstractNum w:abstractNumId="304" w15:restartNumberingAfterBreak="0">
     <w:nsid w:val="7DCB3038"/>
     <w:multiLevelType w:val="multilevel"/>
     <w:tmpl w:val="2B00EAE2"/>
@@ -61904,7 +58948,7 @@
       </w:rPr>
     </w:lvl>
   </w:abstractNum>
-  <w:abstractNum w:abstractNumId="304" w15:restartNumberingAfterBreak="0">
+  <w:abstractNum w:abstractNumId="305" w15:restartNumberingAfterBreak="0">
     <w:nsid w:val="7DDF265C"/>
     <w:multiLevelType w:val="multilevel"/>
     <w:tmpl w:val="A752989C"/>
@@ -62008,7 +59052,7 @@
       </w:rPr>
     </w:lvl>
   </w:abstractNum>
-  <w:abstractNum w:abstractNumId="305" w15:restartNumberingAfterBreak="0">
+  <w:abstractNum w:abstractNumId="306" w15:restartNumberingAfterBreak="0">
     <w:nsid w:val="7DEA5032"/>
     <w:multiLevelType w:val="multilevel"/>
     <w:tmpl w:val="A80C7B2C"/>
@@ -62112,7 +59156,7 @@
       </w:rPr>
     </w:lvl>
   </w:abstractNum>
-  <w:abstractNum w:abstractNumId="306" w15:restartNumberingAfterBreak="0">
+  <w:abstractNum w:abstractNumId="307" w15:restartNumberingAfterBreak="0">
     <w:nsid w:val="7E502556"/>
     <w:multiLevelType w:val="multilevel"/>
     <w:tmpl w:val="FCCA8CA4"/>
@@ -62216,7 +59260,7 @@
       </w:rPr>
     </w:lvl>
   </w:abstractNum>
-  <w:abstractNum w:abstractNumId="307" w15:restartNumberingAfterBreak="0">
+  <w:abstractNum w:abstractNumId="308" w15:restartNumberingAfterBreak="0">
     <w:nsid w:val="7E99770F"/>
     <w:multiLevelType w:val="multilevel"/>
     <w:tmpl w:val="B43850F4"/>
@@ -62320,7 +59364,7 @@
       </w:rPr>
     </w:lvl>
   </w:abstractNum>
-  <w:abstractNum w:abstractNumId="308" w15:restartNumberingAfterBreak="0">
+  <w:abstractNum w:abstractNumId="309" w15:restartNumberingAfterBreak="0">
     <w:nsid w:val="7ED80AEE"/>
     <w:multiLevelType w:val="hybridMultilevel"/>
     <w:tmpl w:val="F5BA8BE6"/>
@@ -62433,7 +59477,7 @@
       </w:rPr>
     </w:lvl>
   </w:abstractNum>
-  <w:abstractNum w:abstractNumId="309" w15:restartNumberingAfterBreak="0">
+  <w:abstractNum w:abstractNumId="310" w15:restartNumberingAfterBreak="0">
     <w:nsid w:val="7EE97EB2"/>
     <w:multiLevelType w:val="multilevel"/>
     <w:tmpl w:val="8C646C92"/>
@@ -62537,7 +59581,7 @@
       </w:rPr>
     </w:lvl>
   </w:abstractNum>
-  <w:abstractNum w:abstractNumId="310" w15:restartNumberingAfterBreak="0">
+  <w:abstractNum w:abstractNumId="311" w15:restartNumberingAfterBreak="0">
     <w:nsid w:val="7F5D72F7"/>
     <w:multiLevelType w:val="multilevel"/>
     <w:tmpl w:val="7220CBC0"/>
@@ -62641,7 +59685,7 @@
       </w:rPr>
     </w:lvl>
   </w:abstractNum>
-  <w:abstractNum w:abstractNumId="311" w15:restartNumberingAfterBreak="0">
+  <w:abstractNum w:abstractNumId="312" w15:restartNumberingAfterBreak="0">
     <w:nsid w:val="7FC465E7"/>
     <w:multiLevelType w:val="hybridMultilevel"/>
     <w:tmpl w:val="168C7630"/>
@@ -62754,7 +59798,7 @@
       </w:rPr>
     </w:lvl>
   </w:abstractNum>
-  <w:abstractNum w:abstractNumId="312" w15:restartNumberingAfterBreak="0">
+  <w:abstractNum w:abstractNumId="313" w15:restartNumberingAfterBreak="0">
     <w:nsid w:val="7FF53E38"/>
     <w:multiLevelType w:val="multilevel"/>
     <w:tmpl w:val="39E2DF32"/>
@@ -62871,10 +59915,10 @@
     <w:abstractNumId w:val="189"/>
   </w:num>
   <w:num w:numId="5" w16cid:durableId="953366013">
-    <w:abstractNumId w:val="277"/>
+    <w:abstractNumId w:val="278"/>
   </w:num>
   <w:num w:numId="6" w16cid:durableId="2042895970">
-    <w:abstractNumId w:val="307"/>
+    <w:abstractNumId w:val="308"/>
   </w:num>
   <w:num w:numId="7" w16cid:durableId="2003269112">
     <w:abstractNumId w:val="25"/>
@@ -62886,7 +59930,7 @@
     <w:abstractNumId w:val="32"/>
   </w:num>
   <w:num w:numId="10" w16cid:durableId="633632557">
-    <w:abstractNumId w:val="259"/>
+    <w:abstractNumId w:val="260"/>
   </w:num>
   <w:num w:numId="11" w16cid:durableId="2129468317">
     <w:abstractNumId w:val="245"/>
@@ -62931,7 +59975,7 @@
     <w:abstractNumId w:val="29"/>
   </w:num>
   <w:num w:numId="25" w16cid:durableId="258370407">
-    <w:abstractNumId w:val="299"/>
+    <w:abstractNumId w:val="300"/>
   </w:num>
   <w:num w:numId="26" w16cid:durableId="2106490312">
     <w:abstractNumId w:val="98"/>
@@ -62997,7 +60041,7 @@
     <w:abstractNumId w:val="37"/>
   </w:num>
   <w:num w:numId="47" w16cid:durableId="1099329358">
-    <w:abstractNumId w:val="302"/>
+    <w:abstractNumId w:val="303"/>
   </w:num>
   <w:num w:numId="48" w16cid:durableId="1067068549">
     <w:abstractNumId w:val="112"/>
@@ -63006,13 +60050,13 @@
     <w:abstractNumId w:val="47"/>
   </w:num>
   <w:num w:numId="50" w16cid:durableId="272061420">
-    <w:abstractNumId w:val="288"/>
+    <w:abstractNumId w:val="289"/>
   </w:num>
   <w:num w:numId="51" w16cid:durableId="2079014450">
     <w:abstractNumId w:val="146"/>
   </w:num>
   <w:num w:numId="52" w16cid:durableId="548688019">
-    <w:abstractNumId w:val="293"/>
+    <w:abstractNumId w:val="294"/>
   </w:num>
   <w:num w:numId="53" w16cid:durableId="112481122">
     <w:abstractNumId w:val="244"/>
@@ -63021,10 +60065,10 @@
     <w:abstractNumId w:val="33"/>
   </w:num>
   <w:num w:numId="55" w16cid:durableId="1126117505">
-    <w:abstractNumId w:val="294"/>
+    <w:abstractNumId w:val="295"/>
   </w:num>
   <w:num w:numId="56" w16cid:durableId="1070080426">
-    <w:abstractNumId w:val="309"/>
+    <w:abstractNumId w:val="310"/>
   </w:num>
   <w:num w:numId="57" w16cid:durableId="560410941">
     <w:abstractNumId w:val="16"/>
@@ -63051,7 +60095,7 @@
     <w:abstractNumId w:val="108"/>
   </w:num>
   <w:num w:numId="65" w16cid:durableId="1486235993">
-    <w:abstractNumId w:val="292"/>
+    <w:abstractNumId w:val="293"/>
   </w:num>
   <w:num w:numId="66" w16cid:durableId="1900171662">
     <w:abstractNumId w:val="126"/>
@@ -63078,10 +60122,10 @@
     <w:abstractNumId w:val="65"/>
   </w:num>
   <w:num w:numId="74" w16cid:durableId="1881090807">
-    <w:abstractNumId w:val="256"/>
+    <w:abstractNumId w:val="257"/>
   </w:num>
   <w:num w:numId="75" w16cid:durableId="238252985">
-    <w:abstractNumId w:val="312"/>
+    <w:abstractNumId w:val="313"/>
   </w:num>
   <w:num w:numId="76" w16cid:durableId="210044969">
     <w:abstractNumId w:val="104"/>
@@ -63093,7 +60137,7 @@
     <w:abstractNumId w:val="230"/>
   </w:num>
   <w:num w:numId="79" w16cid:durableId="1946766821">
-    <w:abstractNumId w:val="305"/>
+    <w:abstractNumId w:val="306"/>
   </w:num>
   <w:num w:numId="80" w16cid:durableId="1728840283">
     <w:abstractNumId w:val="87"/>
@@ -63132,31 +60176,31 @@
     <w:abstractNumId w:val="242"/>
   </w:num>
   <w:num w:numId="92" w16cid:durableId="198279080">
-    <w:abstractNumId w:val="268"/>
+    <w:abstractNumId w:val="269"/>
   </w:num>
   <w:num w:numId="93" w16cid:durableId="19404180">
-    <w:abstractNumId w:val="283"/>
+    <w:abstractNumId w:val="284"/>
   </w:num>
   <w:num w:numId="94" w16cid:durableId="129789859">
     <w:abstractNumId w:val="156"/>
   </w:num>
   <w:num w:numId="95" w16cid:durableId="380908913">
-    <w:abstractNumId w:val="290"/>
+    <w:abstractNumId w:val="291"/>
   </w:num>
   <w:num w:numId="96" w16cid:durableId="968242288">
     <w:abstractNumId w:val="198"/>
   </w:num>
   <w:num w:numId="97" w16cid:durableId="1981499757">
-    <w:abstractNumId w:val="306"/>
+    <w:abstractNumId w:val="307"/>
   </w:num>
   <w:num w:numId="98" w16cid:durableId="2145150637">
-    <w:abstractNumId w:val="285"/>
+    <w:abstractNumId w:val="286"/>
   </w:num>
   <w:num w:numId="99" w16cid:durableId="1774130867">
     <w:abstractNumId w:val="41"/>
   </w:num>
   <w:num w:numId="100" w16cid:durableId="66731650">
-    <w:abstractNumId w:val="275"/>
+    <w:abstractNumId w:val="276"/>
   </w:num>
   <w:num w:numId="101" w16cid:durableId="1736315680">
     <w:abstractNumId w:val="83"/>
@@ -63207,13 +60251,13 @@
     <w:abstractNumId w:val="62"/>
   </w:num>
   <w:num w:numId="117" w16cid:durableId="1024525283">
-    <w:abstractNumId w:val="280"/>
+    <w:abstractNumId w:val="281"/>
   </w:num>
   <w:num w:numId="118" w16cid:durableId="1138498764">
     <w:abstractNumId w:val="128"/>
   </w:num>
   <w:num w:numId="119" w16cid:durableId="473566254">
-    <w:abstractNumId w:val="276"/>
+    <w:abstractNumId w:val="277"/>
   </w:num>
   <w:num w:numId="120" w16cid:durableId="622076326">
     <w:abstractNumId w:val="140"/>
@@ -63237,7 +60281,7 @@
     <w:abstractNumId w:val="167"/>
   </w:num>
   <w:num w:numId="127" w16cid:durableId="1182091461">
-    <w:abstractNumId w:val="295"/>
+    <w:abstractNumId w:val="296"/>
   </w:num>
   <w:num w:numId="128" w16cid:durableId="539241263">
     <w:abstractNumId w:val="222"/>
@@ -63249,7 +60293,7 @@
     <w:abstractNumId w:val="179"/>
   </w:num>
   <w:num w:numId="131" w16cid:durableId="314842350">
-    <w:abstractNumId w:val="260"/>
+    <w:abstractNumId w:val="261"/>
   </w:num>
   <w:num w:numId="132" w16cid:durableId="1205021379">
     <w:abstractNumId w:val="30"/>
@@ -63270,7 +60314,7 @@
     <w:abstractNumId w:val="22"/>
   </w:num>
   <w:num w:numId="138" w16cid:durableId="1372534671">
-    <w:abstractNumId w:val="282"/>
+    <w:abstractNumId w:val="283"/>
   </w:num>
   <w:num w:numId="139" w16cid:durableId="1618099979">
     <w:abstractNumId w:val="50"/>
@@ -63288,10 +60332,10 @@
     <w:abstractNumId w:val="133"/>
   </w:num>
   <w:num w:numId="144" w16cid:durableId="287512889">
-    <w:abstractNumId w:val="304"/>
+    <w:abstractNumId w:val="305"/>
   </w:num>
   <w:num w:numId="145" w16cid:durableId="476074306">
-    <w:abstractNumId w:val="247"/>
+    <w:abstractNumId w:val="248"/>
   </w:num>
   <w:num w:numId="146" w16cid:durableId="1916621689">
     <w:abstractNumId w:val="72"/>
@@ -63300,22 +60344,22 @@
     <w:abstractNumId w:val="55"/>
   </w:num>
   <w:num w:numId="148" w16cid:durableId="978653200">
-    <w:abstractNumId w:val="254"/>
+    <w:abstractNumId w:val="255"/>
   </w:num>
   <w:num w:numId="149" w16cid:durableId="2036542631">
-    <w:abstractNumId w:val="286"/>
+    <w:abstractNumId w:val="287"/>
   </w:num>
   <w:num w:numId="150" w16cid:durableId="131408957">
     <w:abstractNumId w:val="178"/>
   </w:num>
   <w:num w:numId="151" w16cid:durableId="1159223866">
-    <w:abstractNumId w:val="270"/>
+    <w:abstractNumId w:val="271"/>
   </w:num>
   <w:num w:numId="152" w16cid:durableId="340357069">
     <w:abstractNumId w:val="149"/>
   </w:num>
   <w:num w:numId="153" w16cid:durableId="1524130110">
-    <w:abstractNumId w:val="267"/>
+    <w:abstractNumId w:val="268"/>
   </w:num>
   <w:num w:numId="154" w16cid:durableId="1620641309">
     <w:abstractNumId w:val="181"/>
@@ -63330,7 +60374,7 @@
     <w:abstractNumId w:val="35"/>
   </w:num>
   <w:num w:numId="158" w16cid:durableId="375156316">
-    <w:abstractNumId w:val="253"/>
+    <w:abstractNumId w:val="254"/>
   </w:num>
   <w:num w:numId="159" w16cid:durableId="688062640">
     <w:abstractNumId w:val="4"/>
@@ -63360,7 +60404,7 @@
     <w:abstractNumId w:val="219"/>
   </w:num>
   <w:num w:numId="168" w16cid:durableId="556936219">
-    <w:abstractNumId w:val="262"/>
+    <w:abstractNumId w:val="263"/>
   </w:num>
   <w:num w:numId="169" w16cid:durableId="93020588">
     <w:abstractNumId w:val="194"/>
@@ -63399,13 +60443,13 @@
     <w:abstractNumId w:val="147"/>
   </w:num>
   <w:num w:numId="181" w16cid:durableId="1725987805">
-    <w:abstractNumId w:val="284"/>
+    <w:abstractNumId w:val="285"/>
   </w:num>
   <w:num w:numId="182" w16cid:durableId="638144946">
     <w:abstractNumId w:val="58"/>
   </w:num>
   <w:num w:numId="183" w16cid:durableId="1453937147">
-    <w:abstractNumId w:val="261"/>
+    <w:abstractNumId w:val="262"/>
   </w:num>
   <w:num w:numId="184" w16cid:durableId="1800803689">
     <w:abstractNumId w:val="163"/>
@@ -63450,7 +60494,7 @@
     <w:abstractNumId w:val="214"/>
   </w:num>
   <w:num w:numId="198" w16cid:durableId="844635598">
-    <w:abstractNumId w:val="278"/>
+    <w:abstractNumId w:val="279"/>
   </w:num>
   <w:num w:numId="199" w16cid:durableId="1707294401">
     <w:abstractNumId w:val="77"/>
@@ -63459,7 +60503,7 @@
     <w:abstractNumId w:val="166"/>
   </w:num>
   <w:num w:numId="201" w16cid:durableId="854542964">
-    <w:abstractNumId w:val="303"/>
+    <w:abstractNumId w:val="304"/>
   </w:num>
   <w:num w:numId="202" w16cid:durableId="782728461">
     <w:abstractNumId w:val="10"/>
@@ -63471,7 +60515,7 @@
     <w:abstractNumId w:val="119"/>
   </w:num>
   <w:num w:numId="205" w16cid:durableId="1409621032">
-    <w:abstractNumId w:val="250"/>
+    <w:abstractNumId w:val="251"/>
   </w:num>
   <w:num w:numId="206" w16cid:durableId="1859389650">
     <w:abstractNumId w:val="212"/>
@@ -63483,16 +60527,16 @@
     <w:abstractNumId w:val="227"/>
   </w:num>
   <w:num w:numId="209" w16cid:durableId="1023555767">
-    <w:abstractNumId w:val="298"/>
+    <w:abstractNumId w:val="299"/>
   </w:num>
   <w:num w:numId="210" w16cid:durableId="366411855">
     <w:abstractNumId w:val="38"/>
   </w:num>
   <w:num w:numId="211" w16cid:durableId="295524834">
-    <w:abstractNumId w:val="287"/>
+    <w:abstractNumId w:val="288"/>
   </w:num>
   <w:num w:numId="212" w16cid:durableId="1094279948">
-    <w:abstractNumId w:val="258"/>
+    <w:abstractNumId w:val="259"/>
   </w:num>
   <w:num w:numId="213" w16cid:durableId="1256937985">
     <w:abstractNumId w:val="5"/>
@@ -63510,7 +60554,7 @@
     <w:abstractNumId w:val="80"/>
   </w:num>
   <w:num w:numId="218" w16cid:durableId="1885866209">
-    <w:abstractNumId w:val="300"/>
+    <w:abstractNumId w:val="301"/>
   </w:num>
   <w:num w:numId="219" w16cid:durableId="572742395">
     <w:abstractNumId w:val="164"/>
@@ -63519,7 +60563,7 @@
     <w:abstractNumId w:val="34"/>
   </w:num>
   <w:num w:numId="221" w16cid:durableId="1041706171">
-    <w:abstractNumId w:val="252"/>
+    <w:abstractNumId w:val="253"/>
   </w:num>
   <w:num w:numId="222" w16cid:durableId="812064017">
     <w:abstractNumId w:val="111"/>
@@ -63540,16 +60584,16 @@
     <w:abstractNumId w:val="216"/>
   </w:num>
   <w:num w:numId="228" w16cid:durableId="848255508">
-    <w:abstractNumId w:val="289"/>
+    <w:abstractNumId w:val="290"/>
   </w:num>
   <w:num w:numId="229" w16cid:durableId="308752097">
-    <w:abstractNumId w:val="297"/>
+    <w:abstractNumId w:val="298"/>
   </w:num>
   <w:num w:numId="230" w16cid:durableId="252127911">
     <w:abstractNumId w:val="97"/>
   </w:num>
   <w:num w:numId="231" w16cid:durableId="321471285">
-    <w:abstractNumId w:val="310"/>
+    <w:abstractNumId w:val="311"/>
   </w:num>
   <w:num w:numId="232" w16cid:durableId="1435978229">
     <w:abstractNumId w:val="11"/>
@@ -63564,16 +60608,16 @@
     <w:abstractNumId w:val="114"/>
   </w:num>
   <w:num w:numId="236" w16cid:durableId="44648362">
-    <w:abstractNumId w:val="296"/>
+    <w:abstractNumId w:val="297"/>
   </w:num>
   <w:num w:numId="237" w16cid:durableId="1837113706">
-    <w:abstractNumId w:val="281"/>
+    <w:abstractNumId w:val="282"/>
   </w:num>
   <w:num w:numId="238" w16cid:durableId="124396972">
     <w:abstractNumId w:val="91"/>
   </w:num>
   <w:num w:numId="239" w16cid:durableId="946231956">
-    <w:abstractNumId w:val="257"/>
+    <w:abstractNumId w:val="258"/>
   </w:num>
   <w:num w:numId="240" w16cid:durableId="941380592">
     <w:abstractNumId w:val="79"/>
@@ -63585,7 +60629,7 @@
     <w:abstractNumId w:val="215"/>
   </w:num>
   <w:num w:numId="243" w16cid:durableId="1752316519">
-    <w:abstractNumId w:val="269"/>
+    <w:abstractNumId w:val="270"/>
   </w:num>
   <w:num w:numId="244" w16cid:durableId="102968370">
     <w:abstractNumId w:val="138"/>
@@ -63612,7 +60656,7 @@
     <w:abstractNumId w:val="88"/>
   </w:num>
   <w:num w:numId="252" w16cid:durableId="1476600541">
-    <w:abstractNumId w:val="291"/>
+    <w:abstractNumId w:val="292"/>
   </w:num>
   <w:num w:numId="253" w16cid:durableId="898056888">
     <w:abstractNumId w:val="101"/>
@@ -63630,7 +60674,7 @@
     <w:abstractNumId w:val="236"/>
   </w:num>
   <w:num w:numId="258" w16cid:durableId="2118480935">
-    <w:abstractNumId w:val="251"/>
+    <w:abstractNumId w:val="252"/>
   </w:num>
   <w:num w:numId="259" w16cid:durableId="306588087">
     <w:abstractNumId w:val="173"/>
@@ -63651,7 +60695,7 @@
     <w:abstractNumId w:val="66"/>
   </w:num>
   <w:num w:numId="265" w16cid:durableId="1669559665">
-    <w:abstractNumId w:val="263"/>
+    <w:abstractNumId w:val="264"/>
   </w:num>
   <w:num w:numId="266" w16cid:durableId="418871903">
     <w:abstractNumId w:val="158"/>
@@ -63675,16 +60719,16 @@
     <w:abstractNumId w:val="117"/>
   </w:num>
   <w:num w:numId="273" w16cid:durableId="689264011">
-    <w:abstractNumId w:val="266"/>
+    <w:abstractNumId w:val="267"/>
   </w:num>
   <w:num w:numId="274" w16cid:durableId="244538534">
-    <w:abstractNumId w:val="279"/>
+    <w:abstractNumId w:val="280"/>
   </w:num>
   <w:num w:numId="275" w16cid:durableId="1601838110">
     <w:abstractNumId w:val="60"/>
   </w:num>
   <w:num w:numId="276" w16cid:durableId="1261373147">
-    <w:abstractNumId w:val="255"/>
+    <w:abstractNumId w:val="256"/>
   </w:num>
   <w:num w:numId="277" w16cid:durableId="1912303800">
     <w:abstractNumId w:val="148"/>
@@ -63693,7 +60737,7 @@
     <w:abstractNumId w:val="2"/>
   </w:num>
   <w:num w:numId="279" w16cid:durableId="1643537086">
-    <w:abstractNumId w:val="265"/>
+    <w:abstractNumId w:val="266"/>
   </w:num>
   <w:num w:numId="280" w16cid:durableId="1394084756">
     <w:abstractNumId w:val="237"/>
@@ -63720,7 +60764,7 @@
     <w:abstractNumId w:val="136"/>
   </w:num>
   <w:num w:numId="288" w16cid:durableId="2019577353">
-    <w:abstractNumId w:val="271"/>
+    <w:abstractNumId w:val="272"/>
   </w:num>
   <w:num w:numId="289" w16cid:durableId="166598078">
     <w:abstractNumId w:val="180"/>
@@ -63741,31 +60785,31 @@
     <w:abstractNumId w:val="202"/>
   </w:num>
   <w:num w:numId="295" w16cid:durableId="2131362051">
-    <w:abstractNumId w:val="301"/>
+    <w:abstractNumId w:val="302"/>
   </w:num>
   <w:num w:numId="296" w16cid:durableId="1734618394">
-    <w:abstractNumId w:val="273"/>
+    <w:abstractNumId w:val="274"/>
   </w:num>
   <w:num w:numId="297" w16cid:durableId="87237218">
     <w:abstractNumId w:val="151"/>
   </w:num>
   <w:num w:numId="298" w16cid:durableId="1321009300">
-    <w:abstractNumId w:val="248"/>
+    <w:abstractNumId w:val="249"/>
   </w:num>
   <w:num w:numId="299" w16cid:durableId="1526095016">
-    <w:abstractNumId w:val="264"/>
+    <w:abstractNumId w:val="265"/>
   </w:num>
   <w:num w:numId="300" w16cid:durableId="1994989337">
     <w:abstractNumId w:val="120"/>
   </w:num>
   <w:num w:numId="301" w16cid:durableId="459618703">
-    <w:abstractNumId w:val="274"/>
+    <w:abstractNumId w:val="275"/>
   </w:num>
   <w:num w:numId="302" w16cid:durableId="1542325157">
-    <w:abstractNumId w:val="272"/>
+    <w:abstractNumId w:val="273"/>
   </w:num>
   <w:num w:numId="303" w16cid:durableId="2118787617">
-    <w:abstractNumId w:val="308"/>
+    <w:abstractNumId w:val="309"/>
   </w:num>
   <w:num w:numId="304" w16cid:durableId="1164541948">
     <w:abstractNumId w:val="116"/>
@@ -63774,10 +60818,10 @@
     <w:abstractNumId w:val="8"/>
   </w:num>
   <w:num w:numId="306" w16cid:durableId="1452281398">
-    <w:abstractNumId w:val="249"/>
+    <w:abstractNumId w:val="250"/>
   </w:num>
   <w:num w:numId="307" w16cid:durableId="1141926378">
-    <w:abstractNumId w:val="311"/>
+    <w:abstractNumId w:val="312"/>
   </w:num>
   <w:num w:numId="308" w16cid:durableId="1883400474">
     <w:abstractNumId w:val="195"/>
@@ -63796,6 +60840,9 @@
   </w:num>
   <w:num w:numId="313" w16cid:durableId="354237659">
     <w:abstractNumId w:val="246"/>
+  </w:num>
+  <w:num w:numId="314" w16cid:durableId="1877303735">
+    <w:abstractNumId w:val="247"/>
   </w:num>
   <w:numIdMacAtCleanup w:val="278"/>
 </w:numbering>
